--- a/视频/对照文本/22-文本.docx
+++ b/视频/对照文本/22-文本.docx
@@ -822,7 +822,7 @@
                 <w:color w:val="AAC4B6"/>
                 <w:sz w:val="21"/>
               </w:rPr>
-              <w:t>回来时他发现，</w:t>
+              <w:t>他回来时发现，</w:t>
             </w:r>
           </w:p>
         </w:tc>
@@ -929,6 +929,24 @@
               <w:spacing w:after="0"/>
               <w:jc w:val="center"/>
             </w:pPr>
+            <w:r>
+              <w:rPr>
+                <w:rFonts w:ascii="Calibri" w:hAnsi="Calibri" w:eastAsia="微软雅黑"/>
+                <w:b w:val="0"/>
+                <w:color w:val="AAC4B6"/>
+                <w:sz w:val="21"/>
+              </w:rPr>
+              <w:t>并且</w:t>
+            </w:r>
+            <w:r>
+              <w:rPr>
+                <w:rFonts w:ascii="Calibri" w:hAnsi="Calibri" w:eastAsia="微软雅黑"/>
+                <w:b w:val="0"/>
+                <w:color w:val="AAC4B6"/>
+                <w:sz w:val="21"/>
+              </w:rPr>
+              <w:t xml:space="preserve"> </w:t>
+            </w:r>
             <w:r>
               <w:rPr>
                 <w:rFonts w:ascii="Calibri" w:hAnsi="Calibri" w:eastAsia="微软雅黑"/>

--- a/视频/对照文本/22-文本.docx
+++ b/视频/对照文本/22-文本.docx
@@ -1176,7 +1176,7 @@
                 <w:color w:val="38BDF8"/>
                 <w:sz w:val="21"/>
               </w:rPr>
-              <w:t>外墙</w:t>
+              <w:t>正面墙</w:t>
             </w:r>
           </w:p>
         </w:tc>

--- a/视频/对照文本/22-文本.docx
+++ b/视频/对照文本/22-文本.docx
@@ -1300,7 +1300,7 @@
                 <w:color w:val="AAC4B6"/>
                 <w:sz w:val="21"/>
               </w:rPr>
-              <w:t>拉斐尔·维诺利</w:t>
+              <w:t>拉斐尔·维诺利（在设计中）</w:t>
             </w:r>
           </w:p>
         </w:tc>
@@ -1320,7 +1320,7 @@
                 <w:color w:val="AAC4B6"/>
                 <w:sz w:val="21"/>
               </w:rPr>
-              <w:t>把芬丘奇街20号的南立面设计成向内弯曲，</w:t>
+              <w:t>将芬丘奇街20号的南立面向内弯曲，</w:t>
             </w:r>
           </w:p>
         </w:tc>
@@ -1472,7 +1472,7 @@
                 <w:color w:val="AAC4B6"/>
                 <w:sz w:val="21"/>
               </w:rPr>
-              <w:t>扩大了高处的</w:t>
+              <w:t>扩大了上部</w:t>
             </w:r>
             <w:r>
               <w:rPr>
@@ -1555,7 +1555,7 @@
                 <w:color w:val="AAC4B6"/>
                 <w:sz w:val="21"/>
               </w:rPr>
-              <w:t>要付</w:t>
+              <w:t>支付着</w:t>
             </w:r>
             <w:r>
               <w:rPr>
@@ -1582,7 +1582,7 @@
                 <w:color w:val="AAC4B6"/>
                 <w:sz w:val="21"/>
               </w:rPr>
-              <w:t>。</w:t>
+              <w:t>（更高的租金）。</w:t>
             </w:r>
           </w:p>
         </w:tc>

--- a/视频/对照文本/22-文本.docx
+++ b/视频/对照文本/22-文本.docx
@@ -2480,7 +2480,7 @@
                 <w:color w:val="AAC4B6"/>
                 <w:sz w:val="21"/>
               </w:rPr>
-              <w:t>公开</w:t>
+              <w:t>作出了</w:t>
             </w:r>
             <w:r>
               <w:rPr>

--- a/视频/对照文本/22-文本.docx
+++ b/视频/对照文本/22-文本.docx
@@ -2742,7 +2742,7 @@
                 <w:color w:val="AAC4B6"/>
                 <w:sz w:val="21"/>
               </w:rPr>
-              <w:t>还</w:t>
+              <w:t>并且一道</w:t>
             </w:r>
             <w:r>
               <w:rPr>
@@ -2757,10 +2757,10 @@
               <w:rPr>
                 <w:rFonts w:ascii="Calibri" w:hAnsi="Calibri" w:eastAsia="微软雅黑"/>
                 <w:b/>
-                <w:color w:val="FBBF24"/>
+                <w:color w:val="5EEAD4"/>
                 <w:sz w:val="21"/>
               </w:rPr>
-              <w:t>架起了</w:t>
+              <w:t>临时的</w:t>
             </w:r>
             <w:r>
               <w:rPr>
@@ -2774,11 +2774,20 @@
             <w:r>
               <w:rPr>
                 <w:rFonts w:ascii="Calibri" w:hAnsi="Calibri" w:eastAsia="微软雅黑"/>
+                <w:b/>
+                <w:color w:val="FCA5A5"/>
+                <w:sz w:val="21"/>
+              </w:rPr>
+              <w:t>屏障</w:t>
+            </w:r>
+            <w:r>
+              <w:rPr>
+                <w:rFonts w:ascii="Calibri" w:hAnsi="Calibri" w:eastAsia="微软雅黑"/>
                 <w:b w:val="0"/>
                 <w:color w:val="AAC4B6"/>
                 <w:sz w:val="21"/>
               </w:rPr>
-              <w:t>一道</w:t>
+              <w:t xml:space="preserve"> </w:t>
             </w:r>
             <w:r>
               <w:rPr>
@@ -2787,16 +2796,7 @@
                 <w:color w:val="AAC4B6"/>
                 <w:sz w:val="21"/>
               </w:rPr>
-              <w:t xml:space="preserve"> </w:t>
-            </w:r>
-            <w:r>
-              <w:rPr>
-                <w:rFonts w:ascii="Calibri" w:hAnsi="Calibri" w:eastAsia="微软雅黑"/>
-                <w:b/>
-                <w:color w:val="5EEAD4"/>
-                <w:sz w:val="21"/>
-              </w:rPr>
-              <w:t>临时</w:t>
+              <w:t>被</w:t>
             </w:r>
             <w:r>
               <w:rPr>
@@ -2810,29 +2810,11 @@
             <w:r>
               <w:rPr>
                 <w:rFonts w:ascii="Calibri" w:hAnsi="Calibri" w:eastAsia="微软雅黑"/>
-                <w:b w:val="0"/>
-                <w:color w:val="AAC4B6"/>
+                <w:b/>
+                <w:color w:val="FBBF24"/>
                 <w:sz w:val="21"/>
               </w:rPr>
-              <w:t>性的</w:t>
-            </w:r>
-            <w:r>
-              <w:rPr>
-                <w:rFonts w:ascii="Calibri" w:hAnsi="Calibri" w:eastAsia="微软雅黑"/>
-                <w:b w:val="0"/>
-                <w:color w:val="AAC4B6"/>
-                <w:sz w:val="21"/>
-              </w:rPr>
-              <w:t xml:space="preserve"> </w:t>
-            </w:r>
-            <w:r>
-              <w:rPr>
-                <w:rFonts w:ascii="Calibri" w:hAnsi="Calibri" w:eastAsia="微软雅黑"/>
-                <w:b/>
-                <w:color w:val="FCA5A5"/>
-                <w:sz w:val="21"/>
-              </w:rPr>
-              <w:t>屏障</w:t>
+              <w:t>搭建了起来</w:t>
             </w:r>
             <w:r>
               <w:rPr>

--- a/视频/对照文本/22-文本.docx
+++ b/视频/对照文本/22-文本.docx
@@ -2968,7 +2968,7 @@
                 <w:color w:val="AAC4B6"/>
                 <w:sz w:val="21"/>
               </w:rPr>
-              <w:t>有两到三周、每天约两个小时照到街上，</w:t>
+              <w:t>会照射两到三周、每天约照射两小时，</w:t>
             </w:r>
           </w:p>
         </w:tc>
@@ -3032,7 +3032,7 @@
                 <w:color w:val="F472B6"/>
                 <w:sz w:val="26"/>
               </w:rPr>
-              <w:t>angle</w:t>
+              <w:t>angle of elevation</w:t>
             </w:r>
             <w:r>
               <w:rPr>
@@ -3041,7 +3041,7 @@
                 <w:color w:val="F0F7F2"/>
                 <w:sz w:val="26"/>
               </w:rPr>
-              <w:t xml:space="preserve"> of elevation.</w:t>
+              <w:t>.</w:t>
             </w:r>
           </w:p>
         </w:tc>
@@ -3063,7 +3063,7 @@
                 <w:color w:val="AAC4B6"/>
                 <w:sz w:val="21"/>
               </w:rPr>
-              <w:t>这是受这一时节太阳的</w:t>
+              <w:t>因为这是太阳的</w:t>
             </w:r>
             <w:r>
               <w:rPr>
@@ -3081,7 +3081,7 @@
                 <w:color w:val="F472B6"/>
                 <w:sz w:val="21"/>
               </w:rPr>
-              <w:t>角度</w:t>
+              <w:t>仰角</w:t>
             </w:r>
             <w:r>
               <w:rPr>
@@ -3090,16 +3090,7 @@
                 <w:color w:val="AAC4B6"/>
                 <w:sz w:val="21"/>
               </w:rPr>
-              <w:t xml:space="preserve"> </w:t>
-            </w:r>
-            <w:r>
-              <w:rPr>
-                <w:rFonts w:ascii="Calibri" w:hAnsi="Calibri" w:eastAsia="微软雅黑"/>
-                <w:b w:val="0"/>
-                <w:color w:val="AAC4B6"/>
-                <w:sz w:val="21"/>
-              </w:rPr>
-              <w:t>与高度影响。</w:t>
+              <w:t>。</w:t>
             </w:r>
           </w:p>
         </w:tc>
@@ -3116,7 +3107,7 @@
           <w:color w:val="AAC4B6"/>
           <w:sz w:val="20"/>
         </w:rPr>
-        <w:t>（angle of elevation：仰角，即太阳高度角）</w:t>
+        <w:t>（angle：角度）</w:t>
       </w:r>
     </w:p>
     <w:p>

--- a/视频/对照文本/22-文本.docx
+++ b/视频/对照文本/22-文本.docx
@@ -3293,7 +3293,7 @@
                 <w:color w:val="AAC4B6"/>
                 <w:sz w:val="21"/>
               </w:rPr>
-              <w:t>叫作烤焦机大楼，</w:t>
+              <w:t>戏称为“烤焦机大楼”，</w:t>
             </w:r>
           </w:p>
         </w:tc>
@@ -3357,7 +3357,7 @@
           <w:color w:val="AAC4B6"/>
           <w:sz w:val="20"/>
         </w:rPr>
-        <w:t>（dub A B：把 A 称为 B；</w:t>
+        <w:t>（dub：把……戏称为、给……起绰号；</w:t>
         <w:br/>
         <w:t>Walkie-Talkie：大楼的俗称，原意是对讲机；</w:t>
         <w:br/>

--- a/视频/对照文本/22-文本.docx
+++ b/视频/对照文本/22-文本.docx
@@ -4038,13 +4038,14 @@
         </w:tblBorders>
       </w:tblPr>
       <w:tblGrid>
-        <w:gridCol w:w="5270"/>
-        <w:gridCol w:w="5270"/>
+        <w:gridCol w:w="3513"/>
+        <w:gridCol w:w="3513"/>
+        <w:gridCol w:w="3513"/>
       </w:tblGrid>
       <w:tr>
         <w:tc>
           <w:tcPr>
-            <w:tcW w:type="dxa" w:w="5270"/>
+            <w:tcW w:type="dxa" w:w="3513"/>
           </w:tcPr>
           <w:p>
             <w:pPr>
@@ -4064,7 +4065,7 @@
         </w:tc>
         <w:tc>
           <w:tcPr>
-            <w:tcW w:type="dxa" w:w="5270"/>
+            <w:tcW w:type="dxa" w:w="3513"/>
           </w:tcPr>
           <w:p>
             <w:pPr>
@@ -4078,8 +4079,19 @@
                 <w:color w:val="F0F7F2"/>
                 <w:sz w:val="26"/>
               </w:rPr>
-              <w:t xml:space="preserve">his first </w:t>
-            </w:r>
+              <w:t>his first</w:t>
+            </w:r>
+          </w:p>
+        </w:tc>
+        <w:tc>
+          <w:tcPr>
+            <w:tcW w:type="dxa" w:w="3513"/>
+          </w:tcPr>
+          <w:p>
+            <w:pPr>
+              <w:spacing w:after="0"/>
+              <w:jc w:val="center"/>
+            </w:pPr>
             <w:r>
               <w:rPr>
                 <w:rFonts w:ascii="Calibri" w:hAnsi="Calibri" w:eastAsia="微软雅黑"/>
@@ -4122,7 +4134,7 @@
       <w:tr>
         <w:tc>
           <w:tcPr>
-            <w:tcW w:type="dxa" w:w="5270"/>
+            <w:tcW w:type="dxa" w:w="3513"/>
           </w:tcPr>
           <w:p>
             <w:pPr>
@@ -4142,7 +4154,7 @@
         </w:tc>
         <w:tc>
           <w:tcPr>
-            <w:tcW w:type="dxa" w:w="5270"/>
+            <w:tcW w:type="dxa" w:w="3513"/>
           </w:tcPr>
           <w:p>
             <w:pPr>
@@ -4156,7 +4168,27 @@
                 <w:color w:val="AAC4B6"/>
                 <w:sz w:val="21"/>
               </w:rPr>
-              <w:t>他第一次出现</w:t>
+              <w:t>他第一次</w:t>
+            </w:r>
+          </w:p>
+        </w:tc>
+        <w:tc>
+          <w:tcPr>
+            <w:tcW w:type="dxa" w:w="3513"/>
+          </w:tcPr>
+          <w:p>
+            <w:pPr>
+              <w:spacing w:after="0"/>
+              <w:jc w:val="center"/>
+            </w:pPr>
+            <w:r>
+              <w:rPr>
+                <w:rFonts w:ascii="Calibri" w:hAnsi="Calibri" w:eastAsia="微软雅黑"/>
+                <w:b w:val="0"/>
+                <w:color w:val="AAC4B6"/>
+                <w:sz w:val="21"/>
+              </w:rPr>
+              <w:t>出现</w:t>
             </w:r>
             <w:r>
               <w:rPr>

--- a/视频/对照文本/22-文本.docx
+++ b/视频/对照文本/22-文本.docx
@@ -4332,13 +4332,31 @@
                 <w:color w:val="F0F7F2"/>
                 <w:sz w:val="26"/>
               </w:rPr>
-              <w:t xml:space="preserve"> glare from his curved, </w:t>
+              <w:t xml:space="preserve"> </w:t>
             </w:r>
             <w:r>
               <w:rPr>
                 <w:rFonts w:ascii="Calibri" w:hAnsi="Calibri" w:eastAsia="微软雅黑"/>
                 <w:b/>
                 <w:color w:val="C4B5FD"/>
+                <w:sz w:val="26"/>
+              </w:rPr>
+              <w:t>glare</w:t>
+            </w:r>
+            <w:r>
+              <w:rPr>
+                <w:rFonts w:ascii="Calibri" w:hAnsi="Calibri" w:eastAsia="微软雅黑"/>
+                <w:b w:val="0"/>
+                <w:color w:val="F0F7F2"/>
+                <w:sz w:val="26"/>
+              </w:rPr>
+              <w:t xml:space="preserve"> from his curved, </w:t>
+            </w:r>
+            <w:r>
+              <w:rPr>
+                <w:rFonts w:ascii="Calibri" w:hAnsi="Calibri" w:eastAsia="微软雅黑"/>
+                <w:b/>
+                <w:color w:val="FB923C"/>
                 <w:sz w:val="26"/>
               </w:rPr>
               <w:t>reflective</w:t>
@@ -4392,7 +4410,70 @@
                 <w:color w:val="AAC4B6"/>
                 <w:sz w:val="21"/>
               </w:rPr>
-              <w:t>他设计的拉斯维加斯维达拉酒店外墙弯曲、</w:t>
+              <w:t>他那座位于拉斯维加斯、弯曲</w:t>
+            </w:r>
+            <w:r>
+              <w:rPr>
+                <w:rFonts w:ascii="Calibri" w:hAnsi="Calibri" w:eastAsia="微软雅黑"/>
+                <w:b w:val="0"/>
+                <w:color w:val="AAC4B6"/>
+                <w:sz w:val="21"/>
+              </w:rPr>
+              <w:t xml:space="preserve"> </w:t>
+            </w:r>
+            <w:r>
+              <w:rPr>
+                <w:rFonts w:ascii="Calibri" w:hAnsi="Calibri" w:eastAsia="微软雅黑"/>
+                <w:b/>
+                <w:color w:val="FB923C"/>
+                <w:sz w:val="21"/>
+              </w:rPr>
+              <w:t>反光</w:t>
+            </w:r>
+            <w:r>
+              <w:rPr>
+                <w:rFonts w:ascii="Calibri" w:hAnsi="Calibri" w:eastAsia="微软雅黑"/>
+                <w:b w:val="0"/>
+                <w:color w:val="AAC4B6"/>
+                <w:sz w:val="21"/>
+              </w:rPr>
+              <w:t xml:space="preserve"> </w:t>
+            </w:r>
+            <w:r>
+              <w:rPr>
+                <w:rFonts w:ascii="Calibri" w:hAnsi="Calibri" w:eastAsia="微软雅黑"/>
+                <w:b w:val="0"/>
+                <w:color w:val="AAC4B6"/>
+                <w:sz w:val="21"/>
+              </w:rPr>
+              <w:t>的维达拉酒店反射出</w:t>
+            </w:r>
+            <w:r>
+              <w:rPr>
+                <w:rFonts w:ascii="Calibri" w:hAnsi="Calibri" w:eastAsia="微软雅黑"/>
+                <w:b w:val="0"/>
+                <w:color w:val="AAC4B6"/>
+                <w:sz w:val="21"/>
+              </w:rPr>
+              <w:t xml:space="preserve"> </w:t>
+            </w:r>
+            <w:r>
+              <w:rPr>
+                <w:rFonts w:ascii="Calibri" w:hAnsi="Calibri" w:eastAsia="微软雅黑"/>
+                <w:b/>
+                <w:color w:val="BEF264"/>
+                <w:sz w:val="21"/>
+              </w:rPr>
+              <w:t>臭名昭著的</w:t>
+            </w:r>
+            <w:r>
+              <w:rPr>
+                <w:rFonts w:ascii="Calibri" w:hAnsi="Calibri" w:eastAsia="微软雅黑"/>
+                <w:b w:val="0"/>
+                <w:color w:val="AAC4B6"/>
+                <w:sz w:val="21"/>
+              </w:rPr>
+              <w:t xml:space="preserve"> </w:t>
             </w:r>
             <w:r>
               <w:rPr>
@@ -4401,7 +4482,7 @@
                 <w:color w:val="C4B5FD"/>
                 <w:sz w:val="21"/>
               </w:rPr>
-              <w:t>反光</w:t>
+              <w:t>强光</w:t>
             </w:r>
             <w:r>
               <w:rPr>
@@ -4410,43 +4491,7 @@
                 <w:color w:val="AAC4B6"/>
                 <w:sz w:val="21"/>
               </w:rPr>
-              <w:t>，那</w:t>
-            </w:r>
-            <w:r>
-              <w:rPr>
-                <w:rFonts w:ascii="Calibri" w:hAnsi="Calibri" w:eastAsia="微软雅黑"/>
-                <w:b w:val="0"/>
-                <w:color w:val="AAC4B6"/>
-                <w:sz w:val="21"/>
-              </w:rPr>
-              <w:t xml:space="preserve"> </w:t>
-            </w:r>
-            <w:r>
-              <w:rPr>
-                <w:rFonts w:ascii="Calibri" w:hAnsi="Calibri" w:eastAsia="微软雅黑"/>
-                <w:b/>
-                <w:color w:val="BEF264"/>
-                <w:sz w:val="21"/>
-              </w:rPr>
-              <w:t>臭名昭著的</w:t>
-            </w:r>
-            <w:r>
-              <w:rPr>
-                <w:rFonts w:ascii="Calibri" w:hAnsi="Calibri" w:eastAsia="微软雅黑"/>
-                <w:b w:val="0"/>
-                <w:color w:val="AAC4B6"/>
-                <w:sz w:val="21"/>
-              </w:rPr>
-              <w:t xml:space="preserve"> </w:t>
-            </w:r>
-            <w:r>
-              <w:rPr>
-                <w:rFonts w:ascii="Calibri" w:hAnsi="Calibri" w:eastAsia="微软雅黑"/>
-                <w:b w:val="0"/>
-                <w:color w:val="AAC4B6"/>
-                <w:sz w:val="21"/>
-              </w:rPr>
-              <w:t>强光</w:t>
+              <w:t>，</w:t>
             </w:r>
           </w:p>
         </w:tc>
@@ -4507,7 +4552,7 @@
               <w:rPr>
                 <w:rFonts w:ascii="Calibri" w:hAnsi="Calibri" w:eastAsia="微软雅黑"/>
                 <w:b/>
-                <w:color w:val="FB923C"/>
+                <w:color w:val="5EEAD4"/>
                 <w:sz w:val="26"/>
               </w:rPr>
               <w:t>scalp</w:t>
@@ -4556,7 +4601,7 @@
               <w:rPr>
                 <w:rFonts w:ascii="Calibri" w:hAnsi="Calibri" w:eastAsia="微软雅黑"/>
                 <w:b/>
-                <w:color w:val="FB923C"/>
+                <w:color w:val="5EEAD4"/>
                 <w:sz w:val="21"/>
               </w:rPr>
               <w:t>头皮</w:t>
@@ -4642,7 +4687,7 @@
               <w:rPr>
                 <w:rFonts w:ascii="Calibri" w:hAnsi="Calibri" w:eastAsia="微软雅黑"/>
                 <w:b/>
-                <w:color w:val="5EEAD4"/>
+                <w:color w:val="FCA5A5"/>
                 <w:sz w:val="26"/>
               </w:rPr>
               <w:t>fixture</w:t>
@@ -4711,7 +4756,7 @@
               <w:rPr>
                 <w:rFonts w:ascii="Calibri" w:hAnsi="Calibri" w:eastAsia="微软雅黑"/>
                 <w:b/>
-                <w:color w:val="5EEAD4"/>
+                <w:color w:val="FCA5A5"/>
                 <w:sz w:val="21"/>
               </w:rPr>
               <w:t>固定装置</w:t>
@@ -4786,7 +4831,7 @@
               <w:rPr>
                 <w:rFonts w:ascii="Calibri" w:hAnsi="Calibri" w:eastAsia="微软雅黑"/>
                 <w:b/>
-                <w:color w:val="FCA5A5"/>
+                <w:color w:val="FBBF24"/>
                 <w:sz w:val="26"/>
               </w:rPr>
               <w:t>horizontal</w:t>
@@ -4804,7 +4849,7 @@
               <w:rPr>
                 <w:rFonts w:ascii="Calibri" w:hAnsi="Calibri" w:eastAsia="微软雅黑"/>
                 <w:b/>
-                <w:color w:val="FBBF24"/>
+                <w:color w:val="38BDF8"/>
                 <w:sz w:val="26"/>
               </w:rPr>
               <w:t>aluminium</w:t>
@@ -4822,7 +4867,7 @@
               <w:rPr>
                 <w:rFonts w:ascii="Calibri" w:hAnsi="Calibri" w:eastAsia="微软雅黑"/>
                 <w:b/>
-                <w:color w:val="38BDF8"/>
+                <w:color w:val="F472B6"/>
                 <w:sz w:val="26"/>
               </w:rPr>
               <w:t>fins</w:t>
@@ -4851,7 +4896,7 @@
               <w:rPr>
                 <w:rFonts w:ascii="Calibri" w:hAnsi="Calibri" w:eastAsia="微软雅黑"/>
                 <w:b/>
-                <w:color w:val="F472B6"/>
+                <w:color w:val="BEF264"/>
                 <w:sz w:val="26"/>
               </w:rPr>
               <w:t>diffuse</w:t>
@@ -4869,7 +4914,7 @@
               <w:rPr>
                 <w:rFonts w:ascii="Calibri" w:hAnsi="Calibri" w:eastAsia="微软雅黑"/>
                 <w:b/>
-                <w:color w:val="BEF264"/>
+                <w:color w:val="C4B5FD"/>
                 <w:sz w:val="26"/>
               </w:rPr>
               <w:t>brightness</w:t>
@@ -4938,7 +4983,7 @@
               <w:rPr>
                 <w:rFonts w:ascii="Calibri" w:hAnsi="Calibri" w:eastAsia="微软雅黑"/>
                 <w:b/>
-                <w:color w:val="FCA5A5"/>
+                <w:color w:val="FBBF24"/>
                 <w:sz w:val="21"/>
               </w:rPr>
               <w:t>水平的</w:t>
@@ -4956,7 +5001,7 @@
               <w:rPr>
                 <w:rFonts w:ascii="Calibri" w:hAnsi="Calibri" w:eastAsia="微软雅黑"/>
                 <w:b/>
-                <w:color w:val="FBBF24"/>
+                <w:color w:val="38BDF8"/>
                 <w:sz w:val="21"/>
               </w:rPr>
               <w:t>铝制</w:t>
@@ -4992,7 +5037,7 @@
               <w:rPr>
                 <w:rFonts w:ascii="Calibri" w:hAnsi="Calibri" w:eastAsia="微软雅黑"/>
                 <w:b/>
-                <w:color w:val="38BDF8"/>
+                <w:color w:val="F472B6"/>
                 <w:sz w:val="21"/>
               </w:rPr>
               <w:t>鳍片</w:t>
@@ -5039,7 +5084,7 @@
               <w:rPr>
                 <w:rFonts w:ascii="Calibri" w:hAnsi="Calibri" w:eastAsia="微软雅黑"/>
                 <w:b/>
-                <w:color w:val="F472B6"/>
+                <w:color w:val="BEF264"/>
                 <w:sz w:val="21"/>
               </w:rPr>
               <w:t>散射</w:t>
@@ -5075,7 +5120,7 @@
               <w:rPr>
                 <w:rFonts w:ascii="Calibri" w:hAnsi="Calibri" w:eastAsia="微软雅黑"/>
                 <w:b/>
-                <w:color w:val="BEF264"/>
+                <w:color w:val="C4B5FD"/>
                 <w:sz w:val="21"/>
               </w:rPr>
               <w:t>亮度</w:t>
@@ -5217,7 +5262,7 @@
               <w:rPr>
                 <w:rFonts w:ascii="Calibri" w:hAnsi="Calibri" w:eastAsia="微软雅黑"/>
                 <w:b/>
-                <w:color w:val="C4B5FD"/>
+                <w:color w:val="FB923C"/>
                 <w:sz w:val="26"/>
               </w:rPr>
               <w:t>notorious</w:t>
@@ -5306,7 +5351,7 @@
               <w:rPr>
                 <w:rFonts w:ascii="Calibri" w:hAnsi="Calibri" w:eastAsia="微软雅黑"/>
                 <w:b/>
-                <w:color w:val="C4B5FD"/>
+                <w:color w:val="FB923C"/>
                 <w:sz w:val="21"/>
               </w:rPr>
               <w:t>声名狼藉的</w:t>
@@ -5388,7 +5433,7 @@
               <w:rPr>
                 <w:rFonts w:ascii="Calibri" w:hAnsi="Calibri" w:eastAsia="微软雅黑"/>
                 <w:b/>
-                <w:color w:val="FB923C"/>
+                <w:color w:val="5EEAD4"/>
                 <w:sz w:val="26"/>
               </w:rPr>
               <w:t>trophy</w:t>
@@ -5437,7 +5482,7 @@
               <w:rPr>
                 <w:rFonts w:ascii="Calibri" w:hAnsi="Calibri" w:eastAsia="微软雅黑"/>
                 <w:b/>
-                <w:color w:val="FB923C"/>
+                <w:color w:val="5EEAD4"/>
                 <w:sz w:val="21"/>
               </w:rPr>
               <w:t>奖杯</w:t>
@@ -5525,7 +5570,7 @@
               <w:rPr>
                 <w:rFonts w:ascii="Calibri" w:hAnsi="Calibri" w:eastAsia="微软雅黑"/>
                 <w:b/>
-                <w:color w:val="5EEAD4"/>
+                <w:color w:val="FCA5A5"/>
                 <w:sz w:val="26"/>
               </w:rPr>
               <w:t>ballot</w:t>
@@ -5554,7 +5599,7 @@
               <w:rPr>
                 <w:rFonts w:ascii="Calibri" w:hAnsi="Calibri" w:eastAsia="微软雅黑"/>
                 <w:b/>
-                <w:color w:val="FCA5A5"/>
+                <w:color w:val="FBBF24"/>
                 <w:sz w:val="26"/>
               </w:rPr>
               <w:t>unanimous</w:t>
@@ -5603,7 +5648,7 @@
               <w:rPr>
                 <w:rFonts w:ascii="Calibri" w:hAnsi="Calibri" w:eastAsia="微软雅黑"/>
                 <w:b/>
-                <w:color w:val="5EEAD4"/>
+                <w:color w:val="FCA5A5"/>
                 <w:sz w:val="21"/>
               </w:rPr>
               <w:t>投票</w:t>
@@ -5641,7 +5686,7 @@
               <w:rPr>
                 <w:rFonts w:ascii="Calibri" w:hAnsi="Calibri" w:eastAsia="微软雅黑"/>
                 <w:b/>
-                <w:color w:val="FCA5A5"/>
+                <w:color w:val="FBBF24"/>
                 <w:sz w:val="21"/>
               </w:rPr>
               <w:t>全体一致</w:t>

--- a/视频/对照文本/22-文本.docx
+++ b/视频/对照文本/22-文本.docx
@@ -5336,7 +5336,7 @@
                 <w:color w:val="AAC4B6"/>
                 <w:sz w:val="21"/>
               </w:rPr>
-              <w:t>把这座</w:t>
+              <w:t>将“烂疮杯”颁给了这座</w:t>
             </w:r>
             <w:r>
               <w:rPr>
@@ -5354,7 +5354,7 @@
                 <w:color w:val="FB923C"/>
                 <w:sz w:val="21"/>
               </w:rPr>
-              <w:t>声名狼藉的</w:t>
+              <w:t>声名狼藉的/臭名远扬的</w:t>
             </w:r>
             <w:r>
               <w:rPr>
@@ -5372,7 +5372,7 @@
                 <w:color w:val="AAC4B6"/>
                 <w:sz w:val="21"/>
               </w:rPr>
-              <w:t>大楼评为烂疮杯得主，</w:t>
+              <w:t>大楼，</w:t>
             </w:r>
           </w:p>
         </w:tc>
@@ -5467,7 +5467,7 @@
                 <w:color w:val="AAC4B6"/>
                 <w:sz w:val="21"/>
               </w:rPr>
-              <w:t>这一</w:t>
+              <w:t>这是一个专门颁给英国最糟糕新建筑的</w:t>
             </w:r>
             <w:r>
               <w:rPr>
@@ -5494,16 +5494,7 @@
                 <w:color w:val="AAC4B6"/>
                 <w:sz w:val="21"/>
               </w:rPr>
-              <w:t xml:space="preserve"> </w:t>
-            </w:r>
-            <w:r>
-              <w:rPr>
-                <w:rFonts w:ascii="Calibri" w:hAnsi="Calibri" w:eastAsia="微软雅黑"/>
-                <w:b w:val="0"/>
-                <w:color w:val="AAC4B6"/>
-                <w:sz w:val="21"/>
-              </w:rPr>
-              <w:t>颁给英国最糟糕的新建筑。</w:t>
+              <w:t>。</w:t>
             </w:r>
           </w:p>
         </w:tc>

--- a/视频/对照文本/22-文本.docx
+++ b/视频/对照文本/22-文本.docx
@@ -5658,24 +5658,6 @@
             <w:r>
               <w:rPr>
                 <w:rFonts w:ascii="Calibri" w:hAnsi="Calibri" w:eastAsia="微软雅黑"/>
-                <w:b w:val="0"/>
-                <w:color w:val="AAC4B6"/>
-                <w:sz w:val="21"/>
-              </w:rPr>
-              <w:t>结果</w:t>
-            </w:r>
-            <w:r>
-              <w:rPr>
-                <w:rFonts w:ascii="Calibri" w:hAnsi="Calibri" w:eastAsia="微软雅黑"/>
-                <w:b w:val="0"/>
-                <w:color w:val="AAC4B6"/>
-                <w:sz w:val="21"/>
-              </w:rPr>
-              <w:t xml:space="preserve"> </w:t>
-            </w:r>
-            <w:r>
-              <w:rPr>
-                <w:rFonts w:ascii="Calibri" w:hAnsi="Calibri" w:eastAsia="微软雅黑"/>
                 <w:b/>
                 <w:color w:val="FBBF24"/>
                 <w:sz w:val="21"/>
@@ -5708,29 +5690,21 @@
         </w:rPr>
         <w:t>（结局：2013年9月，</w:t>
         <w:br/>
-        <w:t>在建大楼的弯曲玻璃外墙，</w:t>
-        <w:br/>
-        <w:t>把阳光汇聚成光束，</w:t>
+        <w:t>大楼弯曲的玻璃外墙聚光，</w:t>
         <w:br/>
         <w:t>烤坏了对面的一辆捷豹车；</w:t>
         <w:br/>
         <w:t>开发商道歉、赔付修理费，</w:t>
         <w:br/>
-        <w:t>暂停路边停车位，</w:t>
+        <w:t>暂停路边停车位，架起临时屏障。</w:t>
         <w:br/>
-        <w:t>架起临时遮挡。</w:t>
+        <w:t>2014年2月，宣布加装水平铝制鳍片，</w:t>
         <w:br/>
-        <w:t>2014年2月，</w:t>
+        <w:t>据报道花费数百万英镑；</w:t>
         <w:br/>
-        <w:t>宣布加装水平铝制鳍片，</w:t>
+        <w:t>2015年9月，大楼获得烂疮杯，</w:t>
         <w:br/>
-        <w:t>据报道花费数百万英镑。</w:t>
-        <w:br/>
-        <w:t>2015年9月，</w:t>
-        <w:br/>
-        <w:t>大楼被评为英国最糟糕的新建筑，</w:t>
-        <w:br/>
-        <w:t>获得烂疮杯。）</w:t>
+        <w:t>被评为英国最糟糕的新建筑。）</w:t>
       </w:r>
     </w:p>
     <w:p>

--- a/视频/对照文本/22-文本.docx
+++ b/视频/对照文本/22-文本.docx
@@ -141,7 +141,16 @@
                 <w:color w:val="F0F7F2"/>
                 <w:sz w:val="26"/>
               </w:rPr>
-              <w:t xml:space="preserve"> under construction</w:t>
+              <w:t xml:space="preserve"> </w:t>
+            </w:r>
+            <w:r>
+              <w:rPr>
+                <w:rFonts w:ascii="Calibri" w:hAnsi="Calibri" w:eastAsia="微软雅黑"/>
+                <w:b/>
+                <w:color w:val="38BDF8"/>
+                <w:sz w:val="26"/>
+              </w:rPr>
+              <w:t>under construction</w:t>
             </w:r>
           </w:p>
         </w:tc>
@@ -223,7 +232,25 @@
                 <w:color w:val="AAC4B6"/>
                 <w:sz w:val="21"/>
               </w:rPr>
-              <w:t>说伦敦一座在建的</w:t>
+              <w:t>说伦敦一座</w:t>
+            </w:r>
+            <w:r>
+              <w:rPr>
+                <w:rFonts w:ascii="Calibri" w:hAnsi="Calibri" w:eastAsia="微软雅黑"/>
+                <w:b w:val="0"/>
+                <w:color w:val="AAC4B6"/>
+                <w:sz w:val="21"/>
+              </w:rPr>
+              <w:t xml:space="preserve"> </w:t>
+            </w:r>
+            <w:r>
+              <w:rPr>
+                <w:rFonts w:ascii="Calibri" w:hAnsi="Calibri" w:eastAsia="微软雅黑"/>
+                <w:b/>
+                <w:color w:val="38BDF8"/>
+                <w:sz w:val="21"/>
+              </w:rPr>
+              <w:t>正在建设中的</w:t>
             </w:r>
             <w:r>
               <w:rPr>
@@ -352,7 +379,7 @@
               <w:rPr>
                 <w:rFonts w:ascii="Calibri" w:hAnsi="Calibri" w:eastAsia="微软雅黑"/>
                 <w:b/>
-                <w:color w:val="38BDF8"/>
+                <w:color w:val="F472B6"/>
                 <w:sz w:val="26"/>
               </w:rPr>
               <w:t>saloon</w:t>
@@ -381,7 +408,7 @@
               <w:rPr>
                 <w:rFonts w:ascii="Calibri" w:hAnsi="Calibri" w:eastAsia="微软雅黑"/>
                 <w:b/>
-                <w:color w:val="F472B6"/>
+                <w:color w:val="BEF264"/>
                 <w:sz w:val="26"/>
               </w:rPr>
               <w:t>pavement</w:t>
@@ -419,7 +446,7 @@
               <w:rPr>
                 <w:rFonts w:ascii="Calibri" w:hAnsi="Calibri" w:eastAsia="微软雅黑"/>
                 <w:b/>
-                <w:color w:val="BEF264"/>
+                <w:color w:val="C4B5FD"/>
                 <w:sz w:val="26"/>
               </w:rPr>
               <w:t>frontage</w:t>
@@ -488,7 +515,7 @@
               <w:rPr>
                 <w:rFonts w:ascii="Calibri" w:hAnsi="Calibri" w:eastAsia="微软雅黑"/>
                 <w:b/>
-                <w:color w:val="38BDF8"/>
+                <w:color w:val="F472B6"/>
                 <w:sz w:val="21"/>
               </w:rPr>
               <w:t>轿车</w:t>
@@ -544,7 +571,7 @@
               <w:rPr>
                 <w:rFonts w:ascii="Calibri" w:hAnsi="Calibri" w:eastAsia="微软雅黑"/>
                 <w:b/>
-                <w:color w:val="F472B6"/>
+                <w:color w:val="BEF264"/>
                 <w:sz w:val="21"/>
               </w:rPr>
               <w:t>人行道</w:t>
@@ -600,7 +627,7 @@
               <w:rPr>
                 <w:rFonts w:ascii="Calibri" w:hAnsi="Calibri" w:eastAsia="微软雅黑"/>
                 <w:b/>
-                <w:color w:val="BEF264"/>
+                <w:color w:val="C4B5FD"/>
                 <w:sz w:val="21"/>
               </w:rPr>
               <w:t>正面</w:t>
@@ -703,7 +730,7 @@
               <w:rPr>
                 <w:rFonts w:ascii="Calibri" w:hAnsi="Calibri" w:eastAsia="微软雅黑"/>
                 <w:b/>
-                <w:color w:val="C4B5FD"/>
+                <w:color w:val="FB923C"/>
                 <w:sz w:val="26"/>
               </w:rPr>
               <w:t>warped</w:t>
@@ -741,7 +768,7 @@
               <w:rPr>
                 <w:rFonts w:ascii="Calibri" w:hAnsi="Calibri" w:eastAsia="微软雅黑"/>
                 <w:b/>
-                <w:color w:val="FB923C"/>
+                <w:color w:val="5EEAD4"/>
                 <w:sz w:val="26"/>
               </w:rPr>
               <w:t>deformed</w:t>
@@ -770,7 +797,7 @@
               <w:rPr>
                 <w:rFonts w:ascii="Calibri" w:hAnsi="Calibri" w:eastAsia="微软雅黑"/>
                 <w:b/>
-                <w:color w:val="5EEAD4"/>
+                <w:color w:val="FCA5A5"/>
                 <w:sz w:val="26"/>
               </w:rPr>
               <w:t>badge</w:t>
@@ -788,7 +815,7 @@
               <w:rPr>
                 <w:rFonts w:ascii="Calibri" w:hAnsi="Calibri" w:eastAsia="微软雅黑"/>
                 <w:b/>
-                <w:color w:val="FCA5A5"/>
+                <w:color w:val="FBBF24"/>
                 <w:sz w:val="26"/>
               </w:rPr>
               <w:t>distorted</w:t>
@@ -857,7 +884,7 @@
               <w:rPr>
                 <w:rFonts w:ascii="Calibri" w:hAnsi="Calibri" w:eastAsia="微软雅黑"/>
                 <w:b/>
-                <w:color w:val="C4B5FD"/>
+                <w:color w:val="FB923C"/>
                 <w:sz w:val="21"/>
               </w:rPr>
               <w:t>翘曲</w:t>
@@ -904,7 +931,7 @@
               <w:rPr>
                 <w:rFonts w:ascii="Calibri" w:hAnsi="Calibri" w:eastAsia="微软雅黑"/>
                 <w:b/>
-                <w:color w:val="FB923C"/>
+                <w:color w:val="5EEAD4"/>
                 <w:sz w:val="21"/>
               </w:rPr>
               <w:t>变形</w:t>
@@ -951,7 +978,7 @@
               <w:rPr>
                 <w:rFonts w:ascii="Calibri" w:hAnsi="Calibri" w:eastAsia="微软雅黑"/>
                 <w:b/>
-                <w:color w:val="5EEAD4"/>
+                <w:color w:val="FCA5A5"/>
                 <w:sz w:val="21"/>
               </w:rPr>
               <w:t>车标</w:t>
@@ -987,7 +1014,7 @@
               <w:rPr>
                 <w:rFonts w:ascii="Calibri" w:hAnsi="Calibri" w:eastAsia="微软雅黑"/>
                 <w:b/>
-                <w:color w:val="FCA5A5"/>
+                <w:color w:val="FBBF24"/>
                 <w:sz w:val="21"/>
               </w:rPr>
               <w:t>扭曲了</w:t>
@@ -1068,7 +1095,7 @@
               <w:rPr>
                 <w:rFonts w:ascii="Calibri" w:hAnsi="Calibri" w:eastAsia="微软雅黑"/>
                 <w:b/>
-                <w:color w:val="FBBF24"/>
+                <w:color w:val="38BDF8"/>
                 <w:sz w:val="26"/>
               </w:rPr>
               <w:t>glazed</w:t>
@@ -1086,7 +1113,7 @@
               <w:rPr>
                 <w:rFonts w:ascii="Calibri" w:hAnsi="Calibri" w:eastAsia="微软雅黑"/>
                 <w:b/>
-                <w:color w:val="38BDF8"/>
+                <w:color w:val="F472B6"/>
                 <w:sz w:val="26"/>
               </w:rPr>
               <w:t>facade</w:t>
@@ -1155,7 +1182,7 @@
               <w:rPr>
                 <w:rFonts w:ascii="Calibri" w:hAnsi="Calibri" w:eastAsia="微软雅黑"/>
                 <w:b/>
-                <w:color w:val="FBBF24"/>
+                <w:color w:val="38BDF8"/>
                 <w:sz w:val="21"/>
               </w:rPr>
               <w:t>镶玻璃的</w:t>
@@ -1173,7 +1200,7 @@
               <w:rPr>
                 <w:rFonts w:ascii="Calibri" w:hAnsi="Calibri" w:eastAsia="微软雅黑"/>
                 <w:b/>
-                <w:color w:val="38BDF8"/>
+                <w:color w:val="F472B6"/>
                 <w:sz w:val="21"/>
               </w:rPr>
               <w:t>正面墙</w:t>
@@ -1382,7 +1409,7 @@
               <w:rPr>
                 <w:rFonts w:ascii="Calibri" w:hAnsi="Calibri" w:eastAsia="微软雅黑"/>
                 <w:b/>
-                <w:color w:val="F472B6"/>
+                <w:color w:val="BEF264"/>
                 <w:sz w:val="26"/>
               </w:rPr>
               <w:t>storeys</w:t>
@@ -1420,7 +1447,7 @@
               <w:rPr>
                 <w:rFonts w:ascii="Calibri" w:hAnsi="Calibri" w:eastAsia="微软雅黑"/>
                 <w:b/>
-                <w:color w:val="BEF264"/>
+                <w:color w:val="C4B5FD"/>
                 <w:sz w:val="26"/>
               </w:rPr>
               <w:t>tenants</w:t>
@@ -1438,7 +1465,7 @@
               <w:rPr>
                 <w:rFonts w:ascii="Calibri" w:hAnsi="Calibri" w:eastAsia="微软雅黑"/>
                 <w:b/>
-                <w:color w:val="C4B5FD"/>
+                <w:color w:val="FB923C"/>
                 <w:sz w:val="26"/>
               </w:rPr>
               <w:t>premium</w:t>
@@ -1487,7 +1514,7 @@
               <w:rPr>
                 <w:rFonts w:ascii="Calibri" w:hAnsi="Calibri" w:eastAsia="微软雅黑"/>
                 <w:b/>
-                <w:color w:val="F472B6"/>
+                <w:color w:val="BEF264"/>
                 <w:sz w:val="21"/>
               </w:rPr>
               <w:t>楼层</w:t>
@@ -1534,7 +1561,7 @@
               <w:rPr>
                 <w:rFonts w:ascii="Calibri" w:hAnsi="Calibri" w:eastAsia="微软雅黑"/>
                 <w:b/>
-                <w:color w:val="BEF264"/>
+                <w:color w:val="C4B5FD"/>
                 <w:sz w:val="21"/>
               </w:rPr>
               <w:t>租户</w:t>
@@ -1570,7 +1597,7 @@
               <w:rPr>
                 <w:rFonts w:ascii="Calibri" w:hAnsi="Calibri" w:eastAsia="微软雅黑"/>
                 <w:b/>
-                <w:color w:val="C4B5FD"/>
+                <w:color w:val="FB923C"/>
                 <w:sz w:val="21"/>
               </w:rPr>
               <w:t>溢价</w:t>
@@ -1651,7 +1678,7 @@
               <w:rPr>
                 <w:rFonts w:ascii="Calibri" w:hAnsi="Calibri" w:eastAsia="微软雅黑"/>
                 <w:b/>
-                <w:color w:val="FB923C"/>
+                <w:color w:val="5EEAD4"/>
                 <w:sz w:val="26"/>
               </w:rPr>
               <w:t>geometry</w:t>
@@ -1680,7 +1707,7 @@
               <w:rPr>
                 <w:rFonts w:ascii="Calibri" w:hAnsi="Calibri" w:eastAsia="微软雅黑"/>
                 <w:b/>
-                <w:color w:val="5EEAD4"/>
+                <w:color w:val="FCA5A5"/>
                 <w:sz w:val="26"/>
               </w:rPr>
               <w:t>magnifying</w:t>
@@ -1729,7 +1756,7 @@
               <w:rPr>
                 <w:rFonts w:ascii="Calibri" w:hAnsi="Calibri" w:eastAsia="微软雅黑"/>
                 <w:b/>
-                <w:color w:val="FB923C"/>
+                <w:color w:val="5EEAD4"/>
                 <w:sz w:val="21"/>
               </w:rPr>
               <w:t>几何形状</w:t>
@@ -1767,7 +1794,7 @@
               <w:rPr>
                 <w:rFonts w:ascii="Calibri" w:hAnsi="Calibri" w:eastAsia="微软雅黑"/>
                 <w:b/>
-                <w:color w:val="5EEAD4"/>
+                <w:color w:val="FCA5A5"/>
                 <w:sz w:val="21"/>
               </w:rPr>
               <w:t>放大</w:t>
@@ -1850,7 +1877,7 @@
               <w:rPr>
                 <w:rFonts w:ascii="Calibri" w:hAnsi="Calibri" w:eastAsia="微软雅黑"/>
                 <w:b/>
-                <w:color w:val="FCA5A5"/>
+                <w:color w:val="FBBF24"/>
                 <w:sz w:val="26"/>
               </w:rPr>
               <w:t>sunlight</w:t>
@@ -1868,7 +1895,7 @@
               <w:rPr>
                 <w:rFonts w:ascii="Calibri" w:hAnsi="Calibri" w:eastAsia="微软雅黑"/>
                 <w:b/>
-                <w:color w:val="FBBF24"/>
+                <w:color w:val="38BDF8"/>
                 <w:sz w:val="26"/>
               </w:rPr>
               <w:t>beam</w:t>
@@ -1928,7 +1955,7 @@
               <w:rPr>
                 <w:rFonts w:ascii="Calibri" w:hAnsi="Calibri" w:eastAsia="微软雅黑"/>
                 <w:b/>
-                <w:color w:val="FCA5A5"/>
+                <w:color w:val="FBBF24"/>
                 <w:sz w:val="21"/>
               </w:rPr>
               <w:t>阳光</w:t>
@@ -1964,7 +1991,7 @@
               <w:rPr>
                 <w:rFonts w:ascii="Calibri" w:hAnsi="Calibri" w:eastAsia="微软雅黑"/>
                 <w:b/>
-                <w:color w:val="FBBF24"/>
+                <w:color w:val="38BDF8"/>
                 <w:sz w:val="21"/>
               </w:rPr>
               <w:t>光束</w:t>
@@ -2144,7 +2171,7 @@
               <w:rPr>
                 <w:rFonts w:ascii="Calibri" w:hAnsi="Calibri" w:eastAsia="微软雅黑"/>
                 <w:b/>
-                <w:color w:val="38BDF8"/>
+                <w:color w:val="F472B6"/>
                 <w:sz w:val="26"/>
               </w:rPr>
               <w:t>reporter</w:t>
@@ -2173,7 +2200,7 @@
               <w:rPr>
                 <w:rFonts w:ascii="Calibri" w:hAnsi="Calibri" w:eastAsia="微软雅黑"/>
                 <w:b/>
-                <w:color w:val="F472B6"/>
+                <w:color w:val="BEF264"/>
                 <w:sz w:val="26"/>
               </w:rPr>
               <w:t>pan</w:t>
@@ -2222,7 +2249,7 @@
               <w:rPr>
                 <w:rFonts w:ascii="Calibri" w:hAnsi="Calibri" w:eastAsia="微软雅黑"/>
                 <w:b/>
-                <w:color w:val="38BDF8"/>
+                <w:color w:val="F472B6"/>
                 <w:sz w:val="21"/>
               </w:rPr>
               <w:t>记者</w:t>
@@ -2278,7 +2305,7 @@
               <w:rPr>
                 <w:rFonts w:ascii="Calibri" w:hAnsi="Calibri" w:eastAsia="微软雅黑"/>
                 <w:b/>
-                <w:color w:val="F472B6"/>
+                <w:color w:val="BEF264"/>
                 <w:sz w:val="21"/>
               </w:rPr>
               <w:t>平底锅</w:t>
@@ -2368,7 +2395,7 @@
               <w:rPr>
                 <w:rFonts w:ascii="Calibri" w:hAnsi="Calibri" w:eastAsia="微软雅黑"/>
                 <w:b/>
-                <w:color w:val="BEF264"/>
+                <w:color w:val="C4B5FD"/>
                 <w:sz w:val="26"/>
               </w:rPr>
               <w:t>developers</w:t>
@@ -2397,7 +2424,7 @@
               <w:rPr>
                 <w:rFonts w:ascii="Calibri" w:hAnsi="Calibri" w:eastAsia="微软雅黑"/>
                 <w:b/>
-                <w:color w:val="C4B5FD"/>
+                <w:color w:val="FB923C"/>
                 <w:sz w:val="26"/>
               </w:rPr>
               <w:t>apology</w:t>
@@ -2426,7 +2453,7 @@
               <w:rPr>
                 <w:rFonts w:ascii="Calibri" w:hAnsi="Calibri" w:eastAsia="微软雅黑"/>
                 <w:b/>
-                <w:color w:val="FB923C"/>
+                <w:color w:val="5EEAD4"/>
                 <w:sz w:val="26"/>
               </w:rPr>
               <w:t>reimbursed</w:t>
@@ -2457,7 +2484,7 @@
               <w:rPr>
                 <w:rFonts w:ascii="Calibri" w:hAnsi="Calibri" w:eastAsia="微软雅黑"/>
                 <w:b/>
-                <w:color w:val="BEF264"/>
+                <w:color w:val="C4B5FD"/>
                 <w:sz w:val="21"/>
               </w:rPr>
               <w:t>开发商</w:t>
@@ -2495,7 +2522,7 @@
               <w:rPr>
                 <w:rFonts w:ascii="Calibri" w:hAnsi="Calibri" w:eastAsia="微软雅黑"/>
                 <w:b/>
-                <w:color w:val="C4B5FD"/>
+                <w:color w:val="FB923C"/>
                 <w:sz w:val="21"/>
               </w:rPr>
               <w:t>道歉</w:t>
@@ -2542,7 +2569,7 @@
               <w:rPr>
                 <w:rFonts w:ascii="Calibri" w:hAnsi="Calibri" w:eastAsia="微软雅黑"/>
                 <w:b/>
-                <w:color w:val="FB923C"/>
+                <w:color w:val="5EEAD4"/>
                 <w:sz w:val="21"/>
               </w:rPr>
               <w:t>赔付了</w:t>
@@ -2652,7 +2679,7 @@
               <w:rPr>
                 <w:rFonts w:ascii="Calibri" w:hAnsi="Calibri" w:eastAsia="微软雅黑"/>
                 <w:b/>
-                <w:color w:val="5EEAD4"/>
+                <w:color w:val="FCA5A5"/>
                 <w:sz w:val="26"/>
               </w:rPr>
               <w:t>provisional</w:t>
@@ -2670,7 +2697,7 @@
               <w:rPr>
                 <w:rFonts w:ascii="Calibri" w:hAnsi="Calibri" w:eastAsia="微软雅黑"/>
                 <w:b/>
-                <w:color w:val="FCA5A5"/>
+                <w:color w:val="FBBF24"/>
                 <w:sz w:val="26"/>
               </w:rPr>
               <w:t>barrier</w:t>
@@ -2688,7 +2715,7 @@
               <w:rPr>
                 <w:rFonts w:ascii="Calibri" w:hAnsi="Calibri" w:eastAsia="微软雅黑"/>
                 <w:b/>
-                <w:color w:val="FBBF24"/>
+                <w:color w:val="38BDF8"/>
                 <w:sz w:val="26"/>
               </w:rPr>
               <w:t>erected</w:t>
@@ -2757,7 +2784,7 @@
               <w:rPr>
                 <w:rFonts w:ascii="Calibri" w:hAnsi="Calibri" w:eastAsia="微软雅黑"/>
                 <w:b/>
-                <w:color w:val="5EEAD4"/>
+                <w:color w:val="FCA5A5"/>
                 <w:sz w:val="21"/>
               </w:rPr>
               <w:t>临时的</w:t>
@@ -2775,7 +2802,7 @@
               <w:rPr>
                 <w:rFonts w:ascii="Calibri" w:hAnsi="Calibri" w:eastAsia="微软雅黑"/>
                 <w:b/>
-                <w:color w:val="FCA5A5"/>
+                <w:color w:val="FBBF24"/>
                 <w:sz w:val="21"/>
               </w:rPr>
               <w:t>屏障</w:t>
@@ -2811,7 +2838,7 @@
               <w:rPr>
                 <w:rFonts w:ascii="Calibri" w:hAnsi="Calibri" w:eastAsia="微软雅黑"/>
                 <w:b/>
-                <w:color w:val="FBBF24"/>
+                <w:color w:val="38BDF8"/>
                 <w:sz w:val="21"/>
               </w:rPr>
               <w:t>搭建了起来</w:t>
@@ -2896,7 +2923,7 @@
               <w:rPr>
                 <w:rFonts w:ascii="Calibri" w:hAnsi="Calibri" w:eastAsia="微软雅黑"/>
                 <w:b/>
-                <w:color w:val="38BDF8"/>
+                <w:color w:val="F472B6"/>
                 <w:sz w:val="26"/>
               </w:rPr>
               <w:t>annually</w:t>
@@ -2947,7 +2974,7 @@
               <w:rPr>
                 <w:rFonts w:ascii="Calibri" w:hAnsi="Calibri" w:eastAsia="微软雅黑"/>
                 <w:b/>
-                <w:color w:val="38BDF8"/>
+                <w:color w:val="F472B6"/>
                 <w:sz w:val="21"/>
               </w:rPr>
               <w:t>每年</w:t>
@@ -3029,7 +3056,7 @@
               <w:rPr>
                 <w:rFonts w:ascii="Calibri" w:hAnsi="Calibri" w:eastAsia="微软雅黑"/>
                 <w:b/>
-                <w:color w:val="F472B6"/>
+                <w:color w:val="BEF264"/>
                 <w:sz w:val="26"/>
               </w:rPr>
               <w:t>angle of elevation</w:t>
@@ -3078,7 +3105,7 @@
               <w:rPr>
                 <w:rFonts w:ascii="Calibri" w:hAnsi="Calibri" w:eastAsia="微软雅黑"/>
                 <w:b/>
-                <w:color w:val="F472B6"/>
+                <w:color w:val="BEF264"/>
                 <w:sz w:val="21"/>
               </w:rPr>
               <w:t>仰角</w:t>
@@ -3219,7 +3246,7 @@
               <w:rPr>
                 <w:rFonts w:ascii="Calibri" w:hAnsi="Calibri" w:eastAsia="微软雅黑"/>
                 <w:b/>
-                <w:color w:val="BEF264"/>
+                <w:color w:val="C4B5FD"/>
                 <w:sz w:val="26"/>
               </w:rPr>
               <w:t>taunt</w:t>
@@ -3328,7 +3355,7 @@
               <w:rPr>
                 <w:rFonts w:ascii="Calibri" w:hAnsi="Calibri" w:eastAsia="微软雅黑"/>
                 <w:b/>
-                <w:color w:val="BEF264"/>
+                <w:color w:val="C4B5FD"/>
                 <w:sz w:val="21"/>
               </w:rPr>
               <w:t>嘲讽</w:t>
@@ -3415,7 +3442,7 @@
               <w:rPr>
                 <w:rFonts w:ascii="Calibri" w:hAnsi="Calibri" w:eastAsia="微软雅黑"/>
                 <w:b/>
-                <w:color w:val="C4B5FD"/>
+                <w:color w:val="FB923C"/>
                 <w:sz w:val="26"/>
               </w:rPr>
               <w:t>architect</w:t>
@@ -3444,7 +3471,7 @@
               <w:rPr>
                 <w:rFonts w:ascii="Calibri" w:hAnsi="Calibri" w:eastAsia="微软雅黑"/>
                 <w:b/>
-                <w:color w:val="FB923C"/>
+                <w:color w:val="5EEAD4"/>
                 <w:sz w:val="26"/>
               </w:rPr>
               <w:t>candid</w:t>
@@ -3513,7 +3540,7 @@
               <w:rPr>
                 <w:rFonts w:ascii="Calibri" w:hAnsi="Calibri" w:eastAsia="微软雅黑"/>
                 <w:b/>
-                <w:color w:val="C4B5FD"/>
+                <w:color w:val="FB923C"/>
                 <w:sz w:val="21"/>
               </w:rPr>
               <w:t>建筑师</w:t>
@@ -3551,7 +3578,7 @@
               <w:rPr>
                 <w:rFonts w:ascii="Calibri" w:hAnsi="Calibri" w:eastAsia="微软雅黑"/>
                 <w:b/>
-                <w:color w:val="FB923C"/>
+                <w:color w:val="5EEAD4"/>
                 <w:sz w:val="21"/>
               </w:rPr>
               <w:t>坦率</w:t>
@@ -3650,7 +3677,7 @@
               <w:rPr>
                 <w:rFonts w:ascii="Calibri" w:hAnsi="Calibri" w:eastAsia="微软雅黑"/>
                 <w:b/>
-                <w:color w:val="5EEAD4"/>
+                <w:color w:val="FCA5A5"/>
                 <w:sz w:val="26"/>
               </w:rPr>
               <w:t>anticipated</w:t>
@@ -3688,7 +3715,7 @@
               <w:rPr>
                 <w:rFonts w:ascii="Calibri" w:hAnsi="Calibri" w:eastAsia="微软雅黑"/>
                 <w:b/>
-                <w:color w:val="FCA5A5"/>
+                <w:color w:val="FBBF24"/>
                 <w:sz w:val="26"/>
               </w:rPr>
               <w:t>intensity</w:t>
@@ -3737,7 +3764,7 @@
               <w:rPr>
                 <w:rFonts w:ascii="Calibri" w:hAnsi="Calibri" w:eastAsia="微软雅黑"/>
                 <w:b/>
-                <w:color w:val="5EEAD4"/>
+                <w:color w:val="FCA5A5"/>
                 <w:sz w:val="21"/>
               </w:rPr>
               <w:t>预料到了</w:t>
@@ -3793,7 +3820,7 @@
               <w:rPr>
                 <w:rFonts w:ascii="Calibri" w:hAnsi="Calibri" w:eastAsia="微软雅黑"/>
                 <w:b/>
-                <w:color w:val="FCA5A5"/>
+                <w:color w:val="FBBF24"/>
                 <w:sz w:val="21"/>
               </w:rPr>
               <w:t>强度</w:t>
@@ -3905,7 +3932,7 @@
               <w:rPr>
                 <w:rFonts w:ascii="Calibri" w:hAnsi="Calibri" w:eastAsia="微软雅黑"/>
                 <w:b/>
-                <w:color w:val="FBBF24"/>
+                <w:color w:val="38BDF8"/>
                 <w:sz w:val="26"/>
               </w:rPr>
               <w:t>cost-cutting</w:t>
@@ -3974,7 +4001,7 @@
               <w:rPr>
                 <w:rFonts w:ascii="Calibri" w:hAnsi="Calibri" w:eastAsia="微软雅黑"/>
                 <w:b/>
-                <w:color w:val="FBBF24"/>
+                <w:color w:val="38BDF8"/>
                 <w:sz w:val="21"/>
               </w:rPr>
               <w:t>削减成本</w:t>
@@ -4096,7 +4123,7 @@
               <w:rPr>
                 <w:rFonts w:ascii="Calibri" w:hAnsi="Calibri" w:eastAsia="微软雅黑"/>
                 <w:b/>
-                <w:color w:val="38BDF8"/>
+                <w:color w:val="F472B6"/>
                 <w:sz w:val="26"/>
               </w:rPr>
               <w:t>architectural</w:t>
@@ -4114,7 +4141,7 @@
               <w:rPr>
                 <w:rFonts w:ascii="Calibri" w:hAnsi="Calibri" w:eastAsia="微软雅黑"/>
                 <w:b/>
-                <w:color w:val="F472B6"/>
+                <w:color w:val="BEF264"/>
                 <w:sz w:val="26"/>
               </w:rPr>
               <w:t>miscalculation</w:t>
@@ -4203,7 +4230,7 @@
               <w:rPr>
                 <w:rFonts w:ascii="Calibri" w:hAnsi="Calibri" w:eastAsia="微软雅黑"/>
                 <w:b/>
-                <w:color w:val="38BDF8"/>
+                <w:color w:val="F472B6"/>
                 <w:sz w:val="21"/>
               </w:rPr>
               <w:t>建筑上的</w:t>
@@ -4221,7 +4248,7 @@
               <w:rPr>
                 <w:rFonts w:ascii="Calibri" w:hAnsi="Calibri" w:eastAsia="微软雅黑"/>
                 <w:b/>
-                <w:color w:val="F472B6"/>
+                <w:color w:val="BEF264"/>
                 <w:sz w:val="21"/>
               </w:rPr>
               <w:t>失算</w:t>
@@ -4320,7 +4347,7 @@
               <w:rPr>
                 <w:rFonts w:ascii="Calibri" w:hAnsi="Calibri" w:eastAsia="微软雅黑"/>
                 <w:b/>
-                <w:color w:val="BEF264"/>
+                <w:color w:val="C4B5FD"/>
                 <w:sz w:val="26"/>
               </w:rPr>
               <w:t>infamous</w:t>
@@ -4338,7 +4365,7 @@
               <w:rPr>
                 <w:rFonts w:ascii="Calibri" w:hAnsi="Calibri" w:eastAsia="微软雅黑"/>
                 <w:b/>
-                <w:color w:val="C4B5FD"/>
+                <w:color w:val="FB923C"/>
                 <w:sz w:val="26"/>
               </w:rPr>
               <w:t>glare</w:t>
@@ -4356,7 +4383,7 @@
               <w:rPr>
                 <w:rFonts w:ascii="Calibri" w:hAnsi="Calibri" w:eastAsia="微软雅黑"/>
                 <w:b/>
-                <w:color w:val="FB923C"/>
+                <w:color w:val="5EEAD4"/>
                 <w:sz w:val="26"/>
               </w:rPr>
               <w:t>reflective</w:t>
@@ -4425,7 +4452,7 @@
               <w:rPr>
                 <w:rFonts w:ascii="Calibri" w:hAnsi="Calibri" w:eastAsia="微软雅黑"/>
                 <w:b/>
-                <w:color w:val="FB923C"/>
+                <w:color w:val="5EEAD4"/>
                 <w:sz w:val="21"/>
               </w:rPr>
               <w:t>反光</w:t>
@@ -4461,7 +4488,7 @@
               <w:rPr>
                 <w:rFonts w:ascii="Calibri" w:hAnsi="Calibri" w:eastAsia="微软雅黑"/>
                 <w:b/>
-                <w:color w:val="BEF264"/>
+                <w:color w:val="C4B5FD"/>
                 <w:sz w:val="21"/>
               </w:rPr>
               <w:t>臭名昭著的</w:t>
@@ -4479,7 +4506,7 @@
               <w:rPr>
                 <w:rFonts w:ascii="Calibri" w:hAnsi="Calibri" w:eastAsia="微软雅黑"/>
                 <w:b/>
-                <w:color w:val="C4B5FD"/>
+                <w:color w:val="FB923C"/>
                 <w:sz w:val="21"/>
               </w:rPr>
               <w:t>强光</w:t>
@@ -4552,7 +4579,7 @@
               <w:rPr>
                 <w:rFonts w:ascii="Calibri" w:hAnsi="Calibri" w:eastAsia="微软雅黑"/>
                 <w:b/>
-                <w:color w:val="5EEAD4"/>
+                <w:color w:val="FCA5A5"/>
                 <w:sz w:val="26"/>
               </w:rPr>
               <w:t>scalp</w:t>
@@ -4601,7 +4628,7 @@
               <w:rPr>
                 <w:rFonts w:ascii="Calibri" w:hAnsi="Calibri" w:eastAsia="微软雅黑"/>
                 <w:b/>
-                <w:color w:val="5EEAD4"/>
+                <w:color w:val="FCA5A5"/>
                 <w:sz w:val="21"/>
               </w:rPr>
               <w:t>头皮</w:t>
@@ -4687,7 +4714,7 @@
               <w:rPr>
                 <w:rFonts w:ascii="Calibri" w:hAnsi="Calibri" w:eastAsia="微软雅黑"/>
                 <w:b/>
-                <w:color w:val="FCA5A5"/>
+                <w:color w:val="FBBF24"/>
                 <w:sz w:val="26"/>
               </w:rPr>
               <w:t>fixture</w:t>
@@ -4756,7 +4783,7 @@
               <w:rPr>
                 <w:rFonts w:ascii="Calibri" w:hAnsi="Calibri" w:eastAsia="微软雅黑"/>
                 <w:b/>
-                <w:color w:val="FCA5A5"/>
+                <w:color w:val="FBBF24"/>
                 <w:sz w:val="21"/>
               </w:rPr>
               <w:t>固定装置</w:t>
@@ -4831,7 +4858,7 @@
               <w:rPr>
                 <w:rFonts w:ascii="Calibri" w:hAnsi="Calibri" w:eastAsia="微软雅黑"/>
                 <w:b/>
-                <w:color w:val="FBBF24"/>
+                <w:color w:val="38BDF8"/>
                 <w:sz w:val="26"/>
               </w:rPr>
               <w:t>horizontal</w:t>
@@ -4849,7 +4876,7 @@
               <w:rPr>
                 <w:rFonts w:ascii="Calibri" w:hAnsi="Calibri" w:eastAsia="微软雅黑"/>
                 <w:b/>
-                <w:color w:val="38BDF8"/>
+                <w:color w:val="F472B6"/>
                 <w:sz w:val="26"/>
               </w:rPr>
               <w:t>aluminium</w:t>
@@ -4867,7 +4894,7 @@
               <w:rPr>
                 <w:rFonts w:ascii="Calibri" w:hAnsi="Calibri" w:eastAsia="微软雅黑"/>
                 <w:b/>
-                <w:color w:val="F472B6"/>
+                <w:color w:val="BEF264"/>
                 <w:sz w:val="26"/>
               </w:rPr>
               <w:t>fins</w:t>
@@ -4896,7 +4923,7 @@
               <w:rPr>
                 <w:rFonts w:ascii="Calibri" w:hAnsi="Calibri" w:eastAsia="微软雅黑"/>
                 <w:b/>
-                <w:color w:val="BEF264"/>
+                <w:color w:val="C4B5FD"/>
                 <w:sz w:val="26"/>
               </w:rPr>
               <w:t>diffuse</w:t>
@@ -4914,7 +4941,7 @@
               <w:rPr>
                 <w:rFonts w:ascii="Calibri" w:hAnsi="Calibri" w:eastAsia="微软雅黑"/>
                 <w:b/>
-                <w:color w:val="C4B5FD"/>
+                <w:color w:val="FB923C"/>
                 <w:sz w:val="26"/>
               </w:rPr>
               <w:t>brightness</w:t>
@@ -4983,7 +5010,7 @@
               <w:rPr>
                 <w:rFonts w:ascii="Calibri" w:hAnsi="Calibri" w:eastAsia="微软雅黑"/>
                 <w:b/>
-                <w:color w:val="FBBF24"/>
+                <w:color w:val="38BDF8"/>
                 <w:sz w:val="21"/>
               </w:rPr>
               <w:t>水平的</w:t>
@@ -5001,7 +5028,7 @@
               <w:rPr>
                 <w:rFonts w:ascii="Calibri" w:hAnsi="Calibri" w:eastAsia="微软雅黑"/>
                 <w:b/>
-                <w:color w:val="38BDF8"/>
+                <w:color w:val="F472B6"/>
                 <w:sz w:val="21"/>
               </w:rPr>
               <w:t>铝制</w:t>
@@ -5037,7 +5064,7 @@
               <w:rPr>
                 <w:rFonts w:ascii="Calibri" w:hAnsi="Calibri" w:eastAsia="微软雅黑"/>
                 <w:b/>
-                <w:color w:val="F472B6"/>
+                <w:color w:val="BEF264"/>
                 <w:sz w:val="21"/>
               </w:rPr>
               <w:t>鳍片</w:t>
@@ -5084,7 +5111,7 @@
               <w:rPr>
                 <w:rFonts w:ascii="Calibri" w:hAnsi="Calibri" w:eastAsia="微软雅黑"/>
                 <w:b/>
-                <w:color w:val="BEF264"/>
+                <w:color w:val="C4B5FD"/>
                 <w:sz w:val="21"/>
               </w:rPr>
               <w:t>散射</w:t>
@@ -5120,7 +5147,7 @@
               <w:rPr>
                 <w:rFonts w:ascii="Calibri" w:hAnsi="Calibri" w:eastAsia="微软雅黑"/>
                 <w:b/>
-                <w:color w:val="C4B5FD"/>
+                <w:color w:val="FB923C"/>
                 <w:sz w:val="21"/>
               </w:rPr>
               <w:t>亮度</w:t>
@@ -5262,7 +5289,7 @@
               <w:rPr>
                 <w:rFonts w:ascii="Calibri" w:hAnsi="Calibri" w:eastAsia="微软雅黑"/>
                 <w:b/>
-                <w:color w:val="FB923C"/>
+                <w:color w:val="5EEAD4"/>
                 <w:sz w:val="26"/>
               </w:rPr>
               <w:t>notorious</w:t>
@@ -5351,7 +5378,7 @@
               <w:rPr>
                 <w:rFonts w:ascii="Calibri" w:hAnsi="Calibri" w:eastAsia="微软雅黑"/>
                 <w:b/>
-                <w:color w:val="FB923C"/>
+                <w:color w:val="5EEAD4"/>
                 <w:sz w:val="21"/>
               </w:rPr>
               <w:t>声名狼藉的/臭名远扬的</w:t>
@@ -5433,7 +5460,7 @@
               <w:rPr>
                 <w:rFonts w:ascii="Calibri" w:hAnsi="Calibri" w:eastAsia="微软雅黑"/>
                 <w:b/>
-                <w:color w:val="5EEAD4"/>
+                <w:color w:val="FCA5A5"/>
                 <w:sz w:val="26"/>
               </w:rPr>
               <w:t>trophy</w:t>
@@ -5482,7 +5509,7 @@
               <w:rPr>
                 <w:rFonts w:ascii="Calibri" w:hAnsi="Calibri" w:eastAsia="微软雅黑"/>
                 <w:b/>
-                <w:color w:val="5EEAD4"/>
+                <w:color w:val="FCA5A5"/>
                 <w:sz w:val="21"/>
               </w:rPr>
               <w:t>奖杯</w:t>
@@ -5561,7 +5588,7 @@
               <w:rPr>
                 <w:rFonts w:ascii="Calibri" w:hAnsi="Calibri" w:eastAsia="微软雅黑"/>
                 <w:b/>
-                <w:color w:val="FCA5A5"/>
+                <w:color w:val="FBBF24"/>
                 <w:sz w:val="26"/>
               </w:rPr>
               <w:t>ballot</w:t>
@@ -5590,7 +5617,7 @@
               <w:rPr>
                 <w:rFonts w:ascii="Calibri" w:hAnsi="Calibri" w:eastAsia="微软雅黑"/>
                 <w:b/>
-                <w:color w:val="FBBF24"/>
+                <w:color w:val="38BDF8"/>
                 <w:sz w:val="26"/>
               </w:rPr>
               <w:t>unanimous</w:t>
@@ -5639,7 +5666,7 @@
               <w:rPr>
                 <w:rFonts w:ascii="Calibri" w:hAnsi="Calibri" w:eastAsia="微软雅黑"/>
                 <w:b/>
-                <w:color w:val="FCA5A5"/>
+                <w:color w:val="FBBF24"/>
                 <w:sz w:val="21"/>
               </w:rPr>
               <w:t>投票</w:t>
@@ -5659,7 +5686,7 @@
               <w:rPr>
                 <w:rFonts w:ascii="Calibri" w:hAnsi="Calibri" w:eastAsia="微软雅黑"/>
                 <w:b/>
-                <w:color w:val="FBBF24"/>
+                <w:color w:val="38BDF8"/>
                 <w:sz w:val="21"/>
               </w:rPr>
               <w:t>全体一致</w:t>

--- a/视频/对照文本/22-文本.docx
+++ b/视频/对照文本/22-文本.docx
@@ -1399,17 +1399,26 @@
             <w:r>
               <w:rPr>
                 <w:rFonts w:ascii="Calibri" w:hAnsi="Calibri" w:eastAsia="微软雅黑"/>
+                <w:b/>
+                <w:color w:val="BEF264"/>
+                <w:sz w:val="26"/>
+              </w:rPr>
+              <w:t>enlarging</w:t>
+            </w:r>
+            <w:r>
+              <w:rPr>
+                <w:rFonts w:ascii="Calibri" w:hAnsi="Calibri" w:eastAsia="微软雅黑"/>
                 <w:b w:val="0"/>
                 <w:color w:val="F0F7F2"/>
                 <w:sz w:val="26"/>
               </w:rPr>
-              <w:t xml:space="preserve">enlarging the upper </w:t>
+              <w:t xml:space="preserve"> the upper </w:t>
             </w:r>
             <w:r>
               <w:rPr>
                 <w:rFonts w:ascii="Calibri" w:hAnsi="Calibri" w:eastAsia="微软雅黑"/>
                 <w:b/>
-                <w:color w:val="BEF264"/>
+                <w:color w:val="C4B5FD"/>
                 <w:sz w:val="26"/>
               </w:rPr>
               <w:t>storeys</w:t>
@@ -1447,7 +1456,7 @@
               <w:rPr>
                 <w:rFonts w:ascii="Calibri" w:hAnsi="Calibri" w:eastAsia="微软雅黑"/>
                 <w:b/>
-                <w:color w:val="C4B5FD"/>
+                <w:color w:val="FB923C"/>
                 <w:sz w:val="26"/>
               </w:rPr>
               <w:t>tenants</w:t>
@@ -1465,7 +1474,7 @@
               <w:rPr>
                 <w:rFonts w:ascii="Calibri" w:hAnsi="Calibri" w:eastAsia="微软雅黑"/>
                 <w:b/>
-                <w:color w:val="FB923C"/>
+                <w:color w:val="5EEAD4"/>
                 <w:sz w:val="26"/>
               </w:rPr>
               <w:t>premium</w:t>
@@ -1495,11 +1504,20 @@
             <w:r>
               <w:rPr>
                 <w:rFonts w:ascii="Calibri" w:hAnsi="Calibri" w:eastAsia="微软雅黑"/>
+                <w:b/>
+                <w:color w:val="BEF264"/>
+                <w:sz w:val="21"/>
+              </w:rPr>
+              <w:t>扩大了</w:t>
+            </w:r>
+            <w:r>
+              <w:rPr>
+                <w:rFonts w:ascii="Calibri" w:hAnsi="Calibri" w:eastAsia="微软雅黑"/>
                 <w:b w:val="0"/>
                 <w:color w:val="AAC4B6"/>
                 <w:sz w:val="21"/>
               </w:rPr>
-              <w:t>扩大了上部</w:t>
+              <w:t xml:space="preserve"> </w:t>
             </w:r>
             <w:r>
               <w:rPr>
@@ -1508,13 +1526,22 @@
                 <w:color w:val="AAC4B6"/>
                 <w:sz w:val="21"/>
               </w:rPr>
+              <w:t>上部</w:t>
+            </w:r>
+            <w:r>
+              <w:rPr>
+                <w:rFonts w:ascii="Calibri" w:hAnsi="Calibri" w:eastAsia="微软雅黑"/>
+                <w:b w:val="0"/>
+                <w:color w:val="AAC4B6"/>
+                <w:sz w:val="21"/>
+              </w:rPr>
               <w:t xml:space="preserve"> </w:t>
             </w:r>
             <w:r>
               <w:rPr>
                 <w:rFonts w:ascii="Calibri" w:hAnsi="Calibri" w:eastAsia="微软雅黑"/>
                 <w:b/>
-                <w:color w:val="BEF264"/>
+                <w:color w:val="C4B5FD"/>
                 <w:sz w:val="21"/>
               </w:rPr>
               <w:t>楼层</w:t>
@@ -1561,7 +1588,7 @@
               <w:rPr>
                 <w:rFonts w:ascii="Calibri" w:hAnsi="Calibri" w:eastAsia="微软雅黑"/>
                 <w:b/>
-                <w:color w:val="C4B5FD"/>
+                <w:color w:val="FB923C"/>
                 <w:sz w:val="21"/>
               </w:rPr>
               <w:t>租户</w:t>
@@ -1597,7 +1624,7 @@
               <w:rPr>
                 <w:rFonts w:ascii="Calibri" w:hAnsi="Calibri" w:eastAsia="微软雅黑"/>
                 <w:b/>
-                <w:color w:val="FB923C"/>
+                <w:color w:val="5EEAD4"/>
                 <w:sz w:val="21"/>
               </w:rPr>
               <w:t>溢价</w:t>
@@ -1678,7 +1705,7 @@
               <w:rPr>
                 <w:rFonts w:ascii="Calibri" w:hAnsi="Calibri" w:eastAsia="微软雅黑"/>
                 <w:b/>
-                <w:color w:val="5EEAD4"/>
+                <w:color w:val="FCA5A5"/>
                 <w:sz w:val="26"/>
               </w:rPr>
               <w:t>geometry</w:t>
@@ -1707,7 +1734,7 @@
               <w:rPr>
                 <w:rFonts w:ascii="Calibri" w:hAnsi="Calibri" w:eastAsia="微软雅黑"/>
                 <w:b/>
-                <w:color w:val="FCA5A5"/>
+                <w:color w:val="FBBF24"/>
                 <w:sz w:val="26"/>
               </w:rPr>
               <w:t>magnifying</w:t>
@@ -1756,7 +1783,7 @@
               <w:rPr>
                 <w:rFonts w:ascii="Calibri" w:hAnsi="Calibri" w:eastAsia="微软雅黑"/>
                 <w:b/>
-                <w:color w:val="5EEAD4"/>
+                <w:color w:val="FCA5A5"/>
                 <w:sz w:val="21"/>
               </w:rPr>
               <w:t>几何形状</w:t>
@@ -1794,7 +1821,7 @@
               <w:rPr>
                 <w:rFonts w:ascii="Calibri" w:hAnsi="Calibri" w:eastAsia="微软雅黑"/>
                 <w:b/>
-                <w:color w:val="FCA5A5"/>
+                <w:color w:val="FBBF24"/>
                 <w:sz w:val="21"/>
               </w:rPr>
               <w:t>放大</w:t>
@@ -1877,7 +1904,7 @@
               <w:rPr>
                 <w:rFonts w:ascii="Calibri" w:hAnsi="Calibri" w:eastAsia="微软雅黑"/>
                 <w:b/>
-                <w:color w:val="FBBF24"/>
+                <w:color w:val="38BDF8"/>
                 <w:sz w:val="26"/>
               </w:rPr>
               <w:t>sunlight</w:t>
@@ -1895,7 +1922,7 @@
               <w:rPr>
                 <w:rFonts w:ascii="Calibri" w:hAnsi="Calibri" w:eastAsia="微软雅黑"/>
                 <w:b/>
-                <w:color w:val="38BDF8"/>
+                <w:color w:val="F472B6"/>
                 <w:sz w:val="26"/>
               </w:rPr>
               <w:t>beam</w:t>
@@ -1955,7 +1982,7 @@
               <w:rPr>
                 <w:rFonts w:ascii="Calibri" w:hAnsi="Calibri" w:eastAsia="微软雅黑"/>
                 <w:b/>
-                <w:color w:val="FBBF24"/>
+                <w:color w:val="38BDF8"/>
                 <w:sz w:val="21"/>
               </w:rPr>
               <w:t>阳光</w:t>
@@ -1991,7 +2018,7 @@
               <w:rPr>
                 <w:rFonts w:ascii="Calibri" w:hAnsi="Calibri" w:eastAsia="微软雅黑"/>
                 <w:b/>
-                <w:color w:val="38BDF8"/>
+                <w:color w:val="F472B6"/>
                 <w:sz w:val="21"/>
               </w:rPr>
               <w:t>光束</w:t>
@@ -2171,7 +2198,7 @@
               <w:rPr>
                 <w:rFonts w:ascii="Calibri" w:hAnsi="Calibri" w:eastAsia="微软雅黑"/>
                 <w:b/>
-                <w:color w:val="F472B6"/>
+                <w:color w:val="BEF264"/>
                 <w:sz w:val="26"/>
               </w:rPr>
               <w:t>reporter</w:t>
@@ -2200,7 +2227,7 @@
               <w:rPr>
                 <w:rFonts w:ascii="Calibri" w:hAnsi="Calibri" w:eastAsia="微软雅黑"/>
                 <w:b/>
-                <w:color w:val="BEF264"/>
+                <w:color w:val="C4B5FD"/>
                 <w:sz w:val="26"/>
               </w:rPr>
               <w:t>pan</w:t>
@@ -2212,7 +2239,25 @@
                 <w:color w:val="F0F7F2"/>
                 <w:sz w:val="26"/>
               </w:rPr>
-              <w:t xml:space="preserve"> using the reflection.</w:t>
+              <w:t xml:space="preserve"> using the </w:t>
+            </w:r>
+            <w:r>
+              <w:rPr>
+                <w:rFonts w:ascii="Calibri" w:hAnsi="Calibri" w:eastAsia="微软雅黑"/>
+                <w:b/>
+                <w:color w:val="FB923C"/>
+                <w:sz w:val="26"/>
+              </w:rPr>
+              <w:t>reflection</w:t>
+            </w:r>
+            <w:r>
+              <w:rPr>
+                <w:rFonts w:ascii="Calibri" w:hAnsi="Calibri" w:eastAsia="微软雅黑"/>
+                <w:b w:val="0"/>
+                <w:color w:val="F0F7F2"/>
+                <w:sz w:val="26"/>
+              </w:rPr>
+              <w:t>.</w:t>
             </w:r>
           </w:p>
         </w:tc>
@@ -2249,7 +2294,7 @@
               <w:rPr>
                 <w:rFonts w:ascii="Calibri" w:hAnsi="Calibri" w:eastAsia="微软雅黑"/>
                 <w:b/>
-                <w:color w:val="F472B6"/>
+                <w:color w:val="BEF264"/>
                 <w:sz w:val="21"/>
               </w:rPr>
               <w:t>记者</w:t>
@@ -2305,7 +2350,7 @@
               <w:rPr>
                 <w:rFonts w:ascii="Calibri" w:hAnsi="Calibri" w:eastAsia="微软雅黑"/>
                 <w:b/>
-                <w:color w:val="BEF264"/>
+                <w:color w:val="C4B5FD"/>
                 <w:sz w:val="21"/>
               </w:rPr>
               <w:t>平底锅</w:t>
@@ -2326,7 +2371,43 @@
                 <w:color w:val="AAC4B6"/>
                 <w:sz w:val="21"/>
               </w:rPr>
-              <w:t>里利用反射光煎熟了一个鸡蛋。</w:t>
+              <w:t>里利用</w:t>
+            </w:r>
+            <w:r>
+              <w:rPr>
+                <w:rFonts w:ascii="Calibri" w:hAnsi="Calibri" w:eastAsia="微软雅黑"/>
+                <w:b w:val="0"/>
+                <w:color w:val="AAC4B6"/>
+                <w:sz w:val="21"/>
+              </w:rPr>
+              <w:t xml:space="preserve"> </w:t>
+            </w:r>
+            <w:r>
+              <w:rPr>
+                <w:rFonts w:ascii="Calibri" w:hAnsi="Calibri" w:eastAsia="微软雅黑"/>
+                <w:b/>
+                <w:color w:val="FB923C"/>
+                <w:sz w:val="21"/>
+              </w:rPr>
+              <w:t>反射光</w:t>
+            </w:r>
+            <w:r>
+              <w:rPr>
+                <w:rFonts w:ascii="Calibri" w:hAnsi="Calibri" w:eastAsia="微软雅黑"/>
+                <w:b w:val="0"/>
+                <w:color w:val="AAC4B6"/>
+                <w:sz w:val="21"/>
+              </w:rPr>
+              <w:t xml:space="preserve"> </w:t>
+            </w:r>
+            <w:r>
+              <w:rPr>
+                <w:rFonts w:ascii="Calibri" w:hAnsi="Calibri" w:eastAsia="微软雅黑"/>
+                <w:b w:val="0"/>
+                <w:color w:val="AAC4B6"/>
+                <w:sz w:val="21"/>
+              </w:rPr>
+              <w:t>煎熟了一个鸡蛋。</w:t>
             </w:r>
           </w:p>
         </w:tc>
@@ -2395,7 +2476,7 @@
               <w:rPr>
                 <w:rFonts w:ascii="Calibri" w:hAnsi="Calibri" w:eastAsia="微软雅黑"/>
                 <w:b/>
-                <w:color w:val="C4B5FD"/>
+                <w:color w:val="5EEAD4"/>
                 <w:sz w:val="26"/>
               </w:rPr>
               <w:t>developers</w:t>
@@ -2424,7 +2505,7 @@
               <w:rPr>
                 <w:rFonts w:ascii="Calibri" w:hAnsi="Calibri" w:eastAsia="微软雅黑"/>
                 <w:b/>
-                <w:color w:val="FB923C"/>
+                <w:color w:val="FCA5A5"/>
                 <w:sz w:val="26"/>
               </w:rPr>
               <w:t>apology</w:t>
@@ -2453,7 +2534,7 @@
               <w:rPr>
                 <w:rFonts w:ascii="Calibri" w:hAnsi="Calibri" w:eastAsia="微软雅黑"/>
                 <w:b/>
-                <w:color w:val="5EEAD4"/>
+                <w:color w:val="FBBF24"/>
                 <w:sz w:val="26"/>
               </w:rPr>
               <w:t>reimbursed</w:t>
@@ -2484,7 +2565,7 @@
               <w:rPr>
                 <w:rFonts w:ascii="Calibri" w:hAnsi="Calibri" w:eastAsia="微软雅黑"/>
                 <w:b/>
-                <w:color w:val="C4B5FD"/>
+                <w:color w:val="5EEAD4"/>
                 <w:sz w:val="21"/>
               </w:rPr>
               <w:t>开发商</w:t>
@@ -2522,7 +2603,7 @@
               <w:rPr>
                 <w:rFonts w:ascii="Calibri" w:hAnsi="Calibri" w:eastAsia="微软雅黑"/>
                 <w:b/>
-                <w:color w:val="FB923C"/>
+                <w:color w:val="FCA5A5"/>
                 <w:sz w:val="21"/>
               </w:rPr>
               <w:t>道歉</w:t>
@@ -2569,7 +2650,7 @@
               <w:rPr>
                 <w:rFonts w:ascii="Calibri" w:hAnsi="Calibri" w:eastAsia="微软雅黑"/>
                 <w:b/>
-                <w:color w:val="5EEAD4"/>
+                <w:color w:val="FBBF24"/>
                 <w:sz w:val="21"/>
               </w:rPr>
               <w:t>赔付了</w:t>
@@ -2679,7 +2760,7 @@
               <w:rPr>
                 <w:rFonts w:ascii="Calibri" w:hAnsi="Calibri" w:eastAsia="微软雅黑"/>
                 <w:b/>
-                <w:color w:val="FCA5A5"/>
+                <w:color w:val="38BDF8"/>
                 <w:sz w:val="26"/>
               </w:rPr>
               <w:t>provisional</w:t>
@@ -2697,7 +2778,7 @@
               <w:rPr>
                 <w:rFonts w:ascii="Calibri" w:hAnsi="Calibri" w:eastAsia="微软雅黑"/>
                 <w:b/>
-                <w:color w:val="FBBF24"/>
+                <w:color w:val="F472B6"/>
                 <w:sz w:val="26"/>
               </w:rPr>
               <w:t>barrier</w:t>
@@ -2715,7 +2796,7 @@
               <w:rPr>
                 <w:rFonts w:ascii="Calibri" w:hAnsi="Calibri" w:eastAsia="微软雅黑"/>
                 <w:b/>
-                <w:color w:val="38BDF8"/>
+                <w:color w:val="BEF264"/>
                 <w:sz w:val="26"/>
               </w:rPr>
               <w:t>erected</w:t>
@@ -2784,7 +2865,7 @@
               <w:rPr>
                 <w:rFonts w:ascii="Calibri" w:hAnsi="Calibri" w:eastAsia="微软雅黑"/>
                 <w:b/>
-                <w:color w:val="FCA5A5"/>
+                <w:color w:val="38BDF8"/>
                 <w:sz w:val="21"/>
               </w:rPr>
               <w:t>临时的</w:t>
@@ -2802,7 +2883,7 @@
               <w:rPr>
                 <w:rFonts w:ascii="Calibri" w:hAnsi="Calibri" w:eastAsia="微软雅黑"/>
                 <w:b/>
-                <w:color w:val="FBBF24"/>
+                <w:color w:val="F472B6"/>
                 <w:sz w:val="21"/>
               </w:rPr>
               <w:t>屏障</w:t>
@@ -2838,7 +2919,7 @@
               <w:rPr>
                 <w:rFonts w:ascii="Calibri" w:hAnsi="Calibri" w:eastAsia="微软雅黑"/>
                 <w:b/>
-                <w:color w:val="38BDF8"/>
+                <w:color w:val="BEF264"/>
                 <w:sz w:val="21"/>
               </w:rPr>
               <w:t>搭建了起来</w:t>
@@ -2923,7 +3004,7 @@
               <w:rPr>
                 <w:rFonts w:ascii="Calibri" w:hAnsi="Calibri" w:eastAsia="微软雅黑"/>
                 <w:b/>
-                <w:color w:val="F472B6"/>
+                <w:color w:val="C4B5FD"/>
                 <w:sz w:val="26"/>
               </w:rPr>
               <w:t>annually</w:t>
@@ -2974,7 +3055,7 @@
               <w:rPr>
                 <w:rFonts w:ascii="Calibri" w:hAnsi="Calibri" w:eastAsia="微软雅黑"/>
                 <w:b/>
-                <w:color w:val="F472B6"/>
+                <w:color w:val="C4B5FD"/>
                 <w:sz w:val="21"/>
               </w:rPr>
               <w:t>每年</w:t>
@@ -3056,7 +3137,7 @@
               <w:rPr>
                 <w:rFonts w:ascii="Calibri" w:hAnsi="Calibri" w:eastAsia="微软雅黑"/>
                 <w:b/>
-                <w:color w:val="BEF264"/>
+                <w:color w:val="FB923C"/>
                 <w:sz w:val="26"/>
               </w:rPr>
               <w:t>angle of elevation</w:t>
@@ -3105,7 +3186,7 @@
               <w:rPr>
                 <w:rFonts w:ascii="Calibri" w:hAnsi="Calibri" w:eastAsia="微软雅黑"/>
                 <w:b/>
-                <w:color w:val="BEF264"/>
+                <w:color w:val="FB923C"/>
                 <w:sz w:val="21"/>
               </w:rPr>
               <w:t>仰角</w:t>
@@ -3246,7 +3327,7 @@
               <w:rPr>
                 <w:rFonts w:ascii="Calibri" w:hAnsi="Calibri" w:eastAsia="微软雅黑"/>
                 <w:b/>
-                <w:color w:val="C4B5FD"/>
+                <w:color w:val="5EEAD4"/>
                 <w:sz w:val="26"/>
               </w:rPr>
               <w:t>taunt</w:t>
@@ -3355,7 +3436,7 @@
               <w:rPr>
                 <w:rFonts w:ascii="Calibri" w:hAnsi="Calibri" w:eastAsia="微软雅黑"/>
                 <w:b/>
-                <w:color w:val="C4B5FD"/>
+                <w:color w:val="5EEAD4"/>
                 <w:sz w:val="21"/>
               </w:rPr>
               <w:t>嘲讽</w:t>
@@ -3442,7 +3523,7 @@
               <w:rPr>
                 <w:rFonts w:ascii="Calibri" w:hAnsi="Calibri" w:eastAsia="微软雅黑"/>
                 <w:b/>
-                <w:color w:val="FB923C"/>
+                <w:color w:val="FCA5A5"/>
                 <w:sz w:val="26"/>
               </w:rPr>
               <w:t>architect</w:t>
@@ -3471,7 +3552,7 @@
               <w:rPr>
                 <w:rFonts w:ascii="Calibri" w:hAnsi="Calibri" w:eastAsia="微软雅黑"/>
                 <w:b/>
-                <w:color w:val="5EEAD4"/>
+                <w:color w:val="FBBF24"/>
                 <w:sz w:val="26"/>
               </w:rPr>
               <w:t>candid</w:t>
@@ -3540,7 +3621,7 @@
               <w:rPr>
                 <w:rFonts w:ascii="Calibri" w:hAnsi="Calibri" w:eastAsia="微软雅黑"/>
                 <w:b/>
-                <w:color w:val="FB923C"/>
+                <w:color w:val="FCA5A5"/>
                 <w:sz w:val="21"/>
               </w:rPr>
               <w:t>建筑师</w:t>
@@ -3578,7 +3659,7 @@
               <w:rPr>
                 <w:rFonts w:ascii="Calibri" w:hAnsi="Calibri" w:eastAsia="微软雅黑"/>
                 <w:b/>
-                <w:color w:val="5EEAD4"/>
+                <w:color w:val="FBBF24"/>
                 <w:sz w:val="21"/>
               </w:rPr>
               <w:t>坦率</w:t>
@@ -3677,7 +3758,7 @@
               <w:rPr>
                 <w:rFonts w:ascii="Calibri" w:hAnsi="Calibri" w:eastAsia="微软雅黑"/>
                 <w:b/>
-                <w:color w:val="FCA5A5"/>
+                <w:color w:val="38BDF8"/>
                 <w:sz w:val="26"/>
               </w:rPr>
               <w:t>anticipated</w:t>
@@ -3715,7 +3796,7 @@
               <w:rPr>
                 <w:rFonts w:ascii="Calibri" w:hAnsi="Calibri" w:eastAsia="微软雅黑"/>
                 <w:b/>
-                <w:color w:val="FBBF24"/>
+                <w:color w:val="F472B6"/>
                 <w:sz w:val="26"/>
               </w:rPr>
               <w:t>intensity</w:t>
@@ -3764,7 +3845,7 @@
               <w:rPr>
                 <w:rFonts w:ascii="Calibri" w:hAnsi="Calibri" w:eastAsia="微软雅黑"/>
                 <w:b/>
-                <w:color w:val="FCA5A5"/>
+                <w:color w:val="38BDF8"/>
                 <w:sz w:val="21"/>
               </w:rPr>
               <w:t>预料到了</w:t>
@@ -3820,7 +3901,7 @@
               <w:rPr>
                 <w:rFonts w:ascii="Calibri" w:hAnsi="Calibri" w:eastAsia="微软雅黑"/>
                 <w:b/>
-                <w:color w:val="FBBF24"/>
+                <w:color w:val="F472B6"/>
                 <w:sz w:val="21"/>
               </w:rPr>
               <w:t>强度</w:t>
@@ -3932,7 +4013,7 @@
               <w:rPr>
                 <w:rFonts w:ascii="Calibri" w:hAnsi="Calibri" w:eastAsia="微软雅黑"/>
                 <w:b/>
-                <w:color w:val="38BDF8"/>
+                <w:color w:val="BEF264"/>
                 <w:sz w:val="26"/>
               </w:rPr>
               <w:t>cost-cutting</w:t>
@@ -4001,7 +4082,7 @@
               <w:rPr>
                 <w:rFonts w:ascii="Calibri" w:hAnsi="Calibri" w:eastAsia="微软雅黑"/>
                 <w:b/>
-                <w:color w:val="38BDF8"/>
+                <w:color w:val="BEF264"/>
                 <w:sz w:val="21"/>
               </w:rPr>
               <w:t>削减成本</w:t>
@@ -4123,7 +4204,7 @@
               <w:rPr>
                 <w:rFonts w:ascii="Calibri" w:hAnsi="Calibri" w:eastAsia="微软雅黑"/>
                 <w:b/>
-                <w:color w:val="F472B6"/>
+                <w:color w:val="C4B5FD"/>
                 <w:sz w:val="26"/>
               </w:rPr>
               <w:t>architectural</w:t>
@@ -4141,7 +4222,7 @@
               <w:rPr>
                 <w:rFonts w:ascii="Calibri" w:hAnsi="Calibri" w:eastAsia="微软雅黑"/>
                 <w:b/>
-                <w:color w:val="BEF264"/>
+                <w:color w:val="FB923C"/>
                 <w:sz w:val="26"/>
               </w:rPr>
               <w:t>miscalculation</w:t>
@@ -4230,7 +4311,7 @@
               <w:rPr>
                 <w:rFonts w:ascii="Calibri" w:hAnsi="Calibri" w:eastAsia="微软雅黑"/>
                 <w:b/>
-                <w:color w:val="F472B6"/>
+                <w:color w:val="C4B5FD"/>
                 <w:sz w:val="21"/>
               </w:rPr>
               <w:t>建筑上的</w:t>
@@ -4248,7 +4329,7 @@
               <w:rPr>
                 <w:rFonts w:ascii="Calibri" w:hAnsi="Calibri" w:eastAsia="微软雅黑"/>
                 <w:b/>
-                <w:color w:val="BEF264"/>
+                <w:color w:val="FB923C"/>
                 <w:sz w:val="21"/>
               </w:rPr>
               <w:t>失算</w:t>
@@ -4347,7 +4428,7 @@
               <w:rPr>
                 <w:rFonts w:ascii="Calibri" w:hAnsi="Calibri" w:eastAsia="微软雅黑"/>
                 <w:b/>
-                <w:color w:val="C4B5FD"/>
+                <w:color w:val="5EEAD4"/>
                 <w:sz w:val="26"/>
               </w:rPr>
               <w:t>infamous</w:t>
@@ -4365,7 +4446,7 @@
               <w:rPr>
                 <w:rFonts w:ascii="Calibri" w:hAnsi="Calibri" w:eastAsia="微软雅黑"/>
                 <w:b/>
-                <w:color w:val="FB923C"/>
+                <w:color w:val="FCA5A5"/>
                 <w:sz w:val="26"/>
               </w:rPr>
               <w:t>glare</w:t>
@@ -4383,7 +4464,7 @@
               <w:rPr>
                 <w:rFonts w:ascii="Calibri" w:hAnsi="Calibri" w:eastAsia="微软雅黑"/>
                 <w:b/>
-                <w:color w:val="5EEAD4"/>
+                <w:color w:val="FBBF24"/>
                 <w:sz w:val="26"/>
               </w:rPr>
               <w:t>reflective</w:t>
@@ -4452,7 +4533,7 @@
               <w:rPr>
                 <w:rFonts w:ascii="Calibri" w:hAnsi="Calibri" w:eastAsia="微软雅黑"/>
                 <w:b/>
-                <w:color w:val="5EEAD4"/>
+                <w:color w:val="FBBF24"/>
                 <w:sz w:val="21"/>
               </w:rPr>
               <w:t>反光</w:t>
@@ -4488,7 +4569,7 @@
               <w:rPr>
                 <w:rFonts w:ascii="Calibri" w:hAnsi="Calibri" w:eastAsia="微软雅黑"/>
                 <w:b/>
-                <w:color w:val="C4B5FD"/>
+                <w:color w:val="5EEAD4"/>
                 <w:sz w:val="21"/>
               </w:rPr>
               <w:t>臭名昭著的</w:t>
@@ -4506,7 +4587,7 @@
               <w:rPr>
                 <w:rFonts w:ascii="Calibri" w:hAnsi="Calibri" w:eastAsia="微软雅黑"/>
                 <w:b/>
-                <w:color w:val="FB923C"/>
+                <w:color w:val="FCA5A5"/>
                 <w:sz w:val="21"/>
               </w:rPr>
               <w:t>强光</w:t>
@@ -4579,7 +4660,7 @@
               <w:rPr>
                 <w:rFonts w:ascii="Calibri" w:hAnsi="Calibri" w:eastAsia="微软雅黑"/>
                 <w:b/>
-                <w:color w:val="FCA5A5"/>
+                <w:color w:val="38BDF8"/>
                 <w:sz w:val="26"/>
               </w:rPr>
               <w:t>scalp</w:t>
@@ -4628,7 +4709,7 @@
               <w:rPr>
                 <w:rFonts w:ascii="Calibri" w:hAnsi="Calibri" w:eastAsia="微软雅黑"/>
                 <w:b/>
-                <w:color w:val="FCA5A5"/>
+                <w:color w:val="38BDF8"/>
                 <w:sz w:val="21"/>
               </w:rPr>
               <w:t>头皮</w:t>
@@ -4714,7 +4795,7 @@
               <w:rPr>
                 <w:rFonts w:ascii="Calibri" w:hAnsi="Calibri" w:eastAsia="微软雅黑"/>
                 <w:b/>
-                <w:color w:val="FBBF24"/>
+                <w:color w:val="F472B6"/>
                 <w:sz w:val="26"/>
               </w:rPr>
               <w:t>fixture</w:t>
@@ -4783,7 +4864,7 @@
               <w:rPr>
                 <w:rFonts w:ascii="Calibri" w:hAnsi="Calibri" w:eastAsia="微软雅黑"/>
                 <w:b/>
-                <w:color w:val="FBBF24"/>
+                <w:color w:val="F472B6"/>
                 <w:sz w:val="21"/>
               </w:rPr>
               <w:t>固定装置</w:t>
@@ -4858,7 +4939,7 @@
               <w:rPr>
                 <w:rFonts w:ascii="Calibri" w:hAnsi="Calibri" w:eastAsia="微软雅黑"/>
                 <w:b/>
-                <w:color w:val="38BDF8"/>
+                <w:color w:val="BEF264"/>
                 <w:sz w:val="26"/>
               </w:rPr>
               <w:t>horizontal</w:t>
@@ -4876,7 +4957,7 @@
               <w:rPr>
                 <w:rFonts w:ascii="Calibri" w:hAnsi="Calibri" w:eastAsia="微软雅黑"/>
                 <w:b/>
-                <w:color w:val="F472B6"/>
+                <w:color w:val="C4B5FD"/>
                 <w:sz w:val="26"/>
               </w:rPr>
               <w:t>aluminium</w:t>
@@ -4894,7 +4975,7 @@
               <w:rPr>
                 <w:rFonts w:ascii="Calibri" w:hAnsi="Calibri" w:eastAsia="微软雅黑"/>
                 <w:b/>
-                <w:color w:val="BEF264"/>
+                <w:color w:val="FB923C"/>
                 <w:sz w:val="26"/>
               </w:rPr>
               <w:t>fins</w:t>
@@ -4923,7 +5004,7 @@
               <w:rPr>
                 <w:rFonts w:ascii="Calibri" w:hAnsi="Calibri" w:eastAsia="微软雅黑"/>
                 <w:b/>
-                <w:color w:val="C4B5FD"/>
+                <w:color w:val="5EEAD4"/>
                 <w:sz w:val="26"/>
               </w:rPr>
               <w:t>diffuse</w:t>
@@ -4941,7 +5022,7 @@
               <w:rPr>
                 <w:rFonts w:ascii="Calibri" w:hAnsi="Calibri" w:eastAsia="微软雅黑"/>
                 <w:b/>
-                <w:color w:val="FB923C"/>
+                <w:color w:val="FCA5A5"/>
                 <w:sz w:val="26"/>
               </w:rPr>
               <w:t>brightness</w:t>
@@ -5010,7 +5091,7 @@
               <w:rPr>
                 <w:rFonts w:ascii="Calibri" w:hAnsi="Calibri" w:eastAsia="微软雅黑"/>
                 <w:b/>
-                <w:color w:val="38BDF8"/>
+                <w:color w:val="BEF264"/>
                 <w:sz w:val="21"/>
               </w:rPr>
               <w:t>水平的</w:t>
@@ -5028,7 +5109,7 @@
               <w:rPr>
                 <w:rFonts w:ascii="Calibri" w:hAnsi="Calibri" w:eastAsia="微软雅黑"/>
                 <w:b/>
-                <w:color w:val="F472B6"/>
+                <w:color w:val="C4B5FD"/>
                 <w:sz w:val="21"/>
               </w:rPr>
               <w:t>铝制</w:t>
@@ -5064,7 +5145,7 @@
               <w:rPr>
                 <w:rFonts w:ascii="Calibri" w:hAnsi="Calibri" w:eastAsia="微软雅黑"/>
                 <w:b/>
-                <w:color w:val="BEF264"/>
+                <w:color w:val="FB923C"/>
                 <w:sz w:val="21"/>
               </w:rPr>
               <w:t>鳍片</w:t>
@@ -5111,7 +5192,7 @@
               <w:rPr>
                 <w:rFonts w:ascii="Calibri" w:hAnsi="Calibri" w:eastAsia="微软雅黑"/>
                 <w:b/>
-                <w:color w:val="C4B5FD"/>
+                <w:color w:val="5EEAD4"/>
                 <w:sz w:val="21"/>
               </w:rPr>
               <w:t>散射</w:t>
@@ -5147,7 +5228,7 @@
               <w:rPr>
                 <w:rFonts w:ascii="Calibri" w:hAnsi="Calibri" w:eastAsia="微软雅黑"/>
                 <w:b/>
-                <w:color w:val="FB923C"/>
+                <w:color w:val="FCA5A5"/>
                 <w:sz w:val="21"/>
               </w:rPr>
               <w:t>亮度</w:t>
@@ -5289,7 +5370,7 @@
               <w:rPr>
                 <w:rFonts w:ascii="Calibri" w:hAnsi="Calibri" w:eastAsia="微软雅黑"/>
                 <w:b/>
-                <w:color w:val="5EEAD4"/>
+                <w:color w:val="FBBF24"/>
                 <w:sz w:val="26"/>
               </w:rPr>
               <w:t>notorious</w:t>
@@ -5378,7 +5459,7 @@
               <w:rPr>
                 <w:rFonts w:ascii="Calibri" w:hAnsi="Calibri" w:eastAsia="微软雅黑"/>
                 <w:b/>
-                <w:color w:val="5EEAD4"/>
+                <w:color w:val="FBBF24"/>
                 <w:sz w:val="21"/>
               </w:rPr>
               <w:t>声名狼藉的/臭名远扬的</w:t>
@@ -5460,7 +5541,7 @@
               <w:rPr>
                 <w:rFonts w:ascii="Calibri" w:hAnsi="Calibri" w:eastAsia="微软雅黑"/>
                 <w:b/>
-                <w:color w:val="FCA5A5"/>
+                <w:color w:val="38BDF8"/>
                 <w:sz w:val="26"/>
               </w:rPr>
               <w:t>trophy</w:t>
@@ -5509,7 +5590,7 @@
               <w:rPr>
                 <w:rFonts w:ascii="Calibri" w:hAnsi="Calibri" w:eastAsia="微软雅黑"/>
                 <w:b/>
-                <w:color w:val="FCA5A5"/>
+                <w:color w:val="38BDF8"/>
                 <w:sz w:val="21"/>
               </w:rPr>
               <w:t>奖杯</w:t>
@@ -5588,7 +5669,7 @@
               <w:rPr>
                 <w:rFonts w:ascii="Calibri" w:hAnsi="Calibri" w:eastAsia="微软雅黑"/>
                 <w:b/>
-                <w:color w:val="FBBF24"/>
+                <w:color w:val="F472B6"/>
                 <w:sz w:val="26"/>
               </w:rPr>
               <w:t>ballot</w:t>
@@ -5617,7 +5698,7 @@
               <w:rPr>
                 <w:rFonts w:ascii="Calibri" w:hAnsi="Calibri" w:eastAsia="微软雅黑"/>
                 <w:b/>
-                <w:color w:val="38BDF8"/>
+                <w:color w:val="BEF264"/>
                 <w:sz w:val="26"/>
               </w:rPr>
               <w:t>unanimous</w:t>
@@ -5666,7 +5747,7 @@
               <w:rPr>
                 <w:rFonts w:ascii="Calibri" w:hAnsi="Calibri" w:eastAsia="微软雅黑"/>
                 <w:b/>
-                <w:color w:val="FBBF24"/>
+                <w:color w:val="F472B6"/>
                 <w:sz w:val="21"/>
               </w:rPr>
               <w:t>投票</w:t>
@@ -5686,7 +5767,7 @@
               <w:rPr>
                 <w:rFonts w:ascii="Calibri" w:hAnsi="Calibri" w:eastAsia="微软雅黑"/>
                 <w:b/>
-                <w:color w:val="38BDF8"/>
+                <w:color w:val="BEF264"/>
                 <w:sz w:val="21"/>
               </w:rPr>
               <w:t>全体一致</w:t>

--- a/视频/对照文本/22-文本.docx
+++ b/视频/对照文本/22-文本.docx
@@ -2734,7 +2734,16 @@
                 <w:color w:val="F0F7F2"/>
                 <w:sz w:val="26"/>
               </w:rPr>
-              <w:t>Parking bays were suspended</w:t>
+              <w:t xml:space="preserve">Parking bays were </w:t>
+            </w:r>
+            <w:r>
+              <w:rPr>
+                <w:rFonts w:ascii="Calibri" w:hAnsi="Calibri" w:eastAsia="微软雅黑"/>
+                <w:b/>
+                <w:color w:val="38BDF8"/>
+                <w:sz w:val="26"/>
+              </w:rPr>
+              <w:t>suspended</w:t>
             </w:r>
           </w:p>
         </w:tc>
@@ -2760,7 +2769,7 @@
               <w:rPr>
                 <w:rFonts w:ascii="Calibri" w:hAnsi="Calibri" w:eastAsia="微软雅黑"/>
                 <w:b/>
-                <w:color w:val="38BDF8"/>
+                <w:color w:val="F472B6"/>
                 <w:sz w:val="26"/>
               </w:rPr>
               <w:t>provisional</w:t>
@@ -2778,7 +2787,7 @@
               <w:rPr>
                 <w:rFonts w:ascii="Calibri" w:hAnsi="Calibri" w:eastAsia="微软雅黑"/>
                 <w:b/>
-                <w:color w:val="F472B6"/>
+                <w:color w:val="BEF264"/>
                 <w:sz w:val="26"/>
               </w:rPr>
               <w:t>barrier</w:t>
@@ -2796,7 +2805,7 @@
               <w:rPr>
                 <w:rFonts w:ascii="Calibri" w:hAnsi="Calibri" w:eastAsia="微软雅黑"/>
                 <w:b/>
-                <w:color w:val="BEF264"/>
+                <w:color w:val="C4B5FD"/>
                 <w:sz w:val="26"/>
               </w:rPr>
               <w:t>erected</w:t>
@@ -2830,7 +2839,34 @@
                 <w:color w:val="AAC4B6"/>
                 <w:sz w:val="21"/>
               </w:rPr>
-              <w:t>路边停车位暂停使用，</w:t>
+              <w:t>路边停车位</w:t>
+            </w:r>
+            <w:r>
+              <w:rPr>
+                <w:rFonts w:ascii="Calibri" w:hAnsi="Calibri" w:eastAsia="微软雅黑"/>
+                <w:b w:val="0"/>
+                <w:color w:val="AAC4B6"/>
+                <w:sz w:val="21"/>
+              </w:rPr>
+              <w:t xml:space="preserve"> </w:t>
+            </w:r>
+            <w:r>
+              <w:rPr>
+                <w:rFonts w:ascii="Calibri" w:hAnsi="Calibri" w:eastAsia="微软雅黑"/>
+                <w:b/>
+                <w:color w:val="38BDF8"/>
+                <w:sz w:val="21"/>
+              </w:rPr>
+              <w:t>暂停使用</w:t>
+            </w:r>
+            <w:r>
+              <w:rPr>
+                <w:rFonts w:ascii="Calibri" w:hAnsi="Calibri" w:eastAsia="微软雅黑"/>
+                <w:b w:val="0"/>
+                <w:color w:val="AAC4B6"/>
+                <w:sz w:val="21"/>
+              </w:rPr>
+              <w:t>，</w:t>
             </w:r>
           </w:p>
         </w:tc>
@@ -2865,7 +2901,7 @@
               <w:rPr>
                 <w:rFonts w:ascii="Calibri" w:hAnsi="Calibri" w:eastAsia="微软雅黑"/>
                 <w:b/>
-                <w:color w:val="38BDF8"/>
+                <w:color w:val="F472B6"/>
                 <w:sz w:val="21"/>
               </w:rPr>
               <w:t>临时的</w:t>
@@ -2883,7 +2919,7 @@
               <w:rPr>
                 <w:rFonts w:ascii="Calibri" w:hAnsi="Calibri" w:eastAsia="微软雅黑"/>
                 <w:b/>
-                <w:color w:val="F472B6"/>
+                <w:color w:val="BEF264"/>
                 <w:sz w:val="21"/>
               </w:rPr>
               <w:t>屏障</w:t>
@@ -2919,7 +2955,7 @@
               <w:rPr>
                 <w:rFonts w:ascii="Calibri" w:hAnsi="Calibri" w:eastAsia="微软雅黑"/>
                 <w:b/>
-                <w:color w:val="BEF264"/>
+                <w:color w:val="C4B5FD"/>
                 <w:sz w:val="21"/>
               </w:rPr>
               <w:t>搭建了起来</w:t>
@@ -3004,7 +3040,7 @@
               <w:rPr>
                 <w:rFonts w:ascii="Calibri" w:hAnsi="Calibri" w:eastAsia="微软雅黑"/>
                 <w:b/>
-                <w:color w:val="C4B5FD"/>
+                <w:color w:val="FB923C"/>
                 <w:sz w:val="26"/>
               </w:rPr>
               <w:t>annually</w:t>
@@ -3055,7 +3091,7 @@
               <w:rPr>
                 <w:rFonts w:ascii="Calibri" w:hAnsi="Calibri" w:eastAsia="微软雅黑"/>
                 <w:b/>
-                <w:color w:val="C4B5FD"/>
+                <w:color w:val="FB923C"/>
                 <w:sz w:val="21"/>
               </w:rPr>
               <w:t>每年</w:t>
@@ -3137,7 +3173,7 @@
               <w:rPr>
                 <w:rFonts w:ascii="Calibri" w:hAnsi="Calibri" w:eastAsia="微软雅黑"/>
                 <w:b/>
-                <w:color w:val="FB923C"/>
+                <w:color w:val="5EEAD4"/>
                 <w:sz w:val="26"/>
               </w:rPr>
               <w:t>angle of elevation</w:t>
@@ -3186,7 +3222,7 @@
               <w:rPr>
                 <w:rFonts w:ascii="Calibri" w:hAnsi="Calibri" w:eastAsia="微软雅黑"/>
                 <w:b/>
-                <w:color w:val="FB923C"/>
+                <w:color w:val="5EEAD4"/>
                 <w:sz w:val="21"/>
               </w:rPr>
               <w:t>仰角</w:t>
@@ -3327,7 +3363,7 @@
               <w:rPr>
                 <w:rFonts w:ascii="Calibri" w:hAnsi="Calibri" w:eastAsia="微软雅黑"/>
                 <w:b/>
-                <w:color w:val="5EEAD4"/>
+                <w:color w:val="FCA5A5"/>
                 <w:sz w:val="26"/>
               </w:rPr>
               <w:t>taunt</w:t>
@@ -3436,7 +3472,7 @@
               <w:rPr>
                 <w:rFonts w:ascii="Calibri" w:hAnsi="Calibri" w:eastAsia="微软雅黑"/>
                 <w:b/>
-                <w:color w:val="5EEAD4"/>
+                <w:color w:val="FCA5A5"/>
                 <w:sz w:val="21"/>
               </w:rPr>
               <w:t>嘲讽</w:t>
@@ -3523,7 +3559,7 @@
               <w:rPr>
                 <w:rFonts w:ascii="Calibri" w:hAnsi="Calibri" w:eastAsia="微软雅黑"/>
                 <w:b/>
-                <w:color w:val="FCA5A5"/>
+                <w:color w:val="FBBF24"/>
                 <w:sz w:val="26"/>
               </w:rPr>
               <w:t>architect</w:t>
@@ -3552,7 +3588,7 @@
               <w:rPr>
                 <w:rFonts w:ascii="Calibri" w:hAnsi="Calibri" w:eastAsia="微软雅黑"/>
                 <w:b/>
-                <w:color w:val="FBBF24"/>
+                <w:color w:val="38BDF8"/>
                 <w:sz w:val="26"/>
               </w:rPr>
               <w:t>candid</w:t>
@@ -3621,7 +3657,7 @@
               <w:rPr>
                 <w:rFonts w:ascii="Calibri" w:hAnsi="Calibri" w:eastAsia="微软雅黑"/>
                 <w:b/>
-                <w:color w:val="FCA5A5"/>
+                <w:color w:val="FBBF24"/>
                 <w:sz w:val="21"/>
               </w:rPr>
               <w:t>建筑师</w:t>
@@ -3659,7 +3695,7 @@
               <w:rPr>
                 <w:rFonts w:ascii="Calibri" w:hAnsi="Calibri" w:eastAsia="微软雅黑"/>
                 <w:b/>
-                <w:color w:val="FBBF24"/>
+                <w:color w:val="38BDF8"/>
                 <w:sz w:val="21"/>
               </w:rPr>
               <w:t>坦率</w:t>
@@ -3758,7 +3794,7 @@
               <w:rPr>
                 <w:rFonts w:ascii="Calibri" w:hAnsi="Calibri" w:eastAsia="微软雅黑"/>
                 <w:b/>
-                <w:color w:val="38BDF8"/>
+                <w:color w:val="F472B6"/>
                 <w:sz w:val="26"/>
               </w:rPr>
               <w:t>anticipated</w:t>
@@ -3796,7 +3832,7 @@
               <w:rPr>
                 <w:rFonts w:ascii="Calibri" w:hAnsi="Calibri" w:eastAsia="微软雅黑"/>
                 <w:b/>
-                <w:color w:val="F472B6"/>
+                <w:color w:val="BEF264"/>
                 <w:sz w:val="26"/>
               </w:rPr>
               <w:t>intensity</w:t>
@@ -3845,7 +3881,7 @@
               <w:rPr>
                 <w:rFonts w:ascii="Calibri" w:hAnsi="Calibri" w:eastAsia="微软雅黑"/>
                 <w:b/>
-                <w:color w:val="38BDF8"/>
+                <w:color w:val="F472B6"/>
                 <w:sz w:val="21"/>
               </w:rPr>
               <w:t>预料到了</w:t>
@@ -3901,7 +3937,7 @@
               <w:rPr>
                 <w:rFonts w:ascii="Calibri" w:hAnsi="Calibri" w:eastAsia="微软雅黑"/>
                 <w:b/>
-                <w:color w:val="F472B6"/>
+                <w:color w:val="BEF264"/>
                 <w:sz w:val="21"/>
               </w:rPr>
               <w:t>强度</w:t>
@@ -4013,7 +4049,7 @@
               <w:rPr>
                 <w:rFonts w:ascii="Calibri" w:hAnsi="Calibri" w:eastAsia="微软雅黑"/>
                 <w:b/>
-                <w:color w:val="BEF264"/>
+                <w:color w:val="C4B5FD"/>
                 <w:sz w:val="26"/>
               </w:rPr>
               <w:t>cost-cutting</w:t>
@@ -4082,7 +4118,7 @@
               <w:rPr>
                 <w:rFonts w:ascii="Calibri" w:hAnsi="Calibri" w:eastAsia="微软雅黑"/>
                 <w:b/>
-                <w:color w:val="BEF264"/>
+                <w:color w:val="C4B5FD"/>
                 <w:sz w:val="21"/>
               </w:rPr>
               <w:t>削减成本</w:t>
@@ -4204,7 +4240,7 @@
               <w:rPr>
                 <w:rFonts w:ascii="Calibri" w:hAnsi="Calibri" w:eastAsia="微软雅黑"/>
                 <w:b/>
-                <w:color w:val="C4B5FD"/>
+                <w:color w:val="FB923C"/>
                 <w:sz w:val="26"/>
               </w:rPr>
               <w:t>architectural</w:t>
@@ -4222,7 +4258,7 @@
               <w:rPr>
                 <w:rFonts w:ascii="Calibri" w:hAnsi="Calibri" w:eastAsia="微软雅黑"/>
                 <w:b/>
-                <w:color w:val="FB923C"/>
+                <w:color w:val="5EEAD4"/>
                 <w:sz w:val="26"/>
               </w:rPr>
               <w:t>miscalculation</w:t>
@@ -4311,7 +4347,7 @@
               <w:rPr>
                 <w:rFonts w:ascii="Calibri" w:hAnsi="Calibri" w:eastAsia="微软雅黑"/>
                 <w:b/>
-                <w:color w:val="C4B5FD"/>
+                <w:color w:val="FB923C"/>
                 <w:sz w:val="21"/>
               </w:rPr>
               <w:t>建筑上的</w:t>
@@ -4329,7 +4365,7 @@
               <w:rPr>
                 <w:rFonts w:ascii="Calibri" w:hAnsi="Calibri" w:eastAsia="微软雅黑"/>
                 <w:b/>
-                <w:color w:val="FB923C"/>
+                <w:color w:val="5EEAD4"/>
                 <w:sz w:val="21"/>
               </w:rPr>
               <w:t>失算</w:t>
@@ -4428,7 +4464,7 @@
               <w:rPr>
                 <w:rFonts w:ascii="Calibri" w:hAnsi="Calibri" w:eastAsia="微软雅黑"/>
                 <w:b/>
-                <w:color w:val="5EEAD4"/>
+                <w:color w:val="FCA5A5"/>
                 <w:sz w:val="26"/>
               </w:rPr>
               <w:t>infamous</w:t>
@@ -4446,7 +4482,7 @@
               <w:rPr>
                 <w:rFonts w:ascii="Calibri" w:hAnsi="Calibri" w:eastAsia="微软雅黑"/>
                 <w:b/>
-                <w:color w:val="FCA5A5"/>
+                <w:color w:val="FBBF24"/>
                 <w:sz w:val="26"/>
               </w:rPr>
               <w:t>glare</w:t>
@@ -4464,7 +4500,7 @@
               <w:rPr>
                 <w:rFonts w:ascii="Calibri" w:hAnsi="Calibri" w:eastAsia="微软雅黑"/>
                 <w:b/>
-                <w:color w:val="FBBF24"/>
+                <w:color w:val="38BDF8"/>
                 <w:sz w:val="26"/>
               </w:rPr>
               <w:t>reflective</w:t>
@@ -4533,7 +4569,7 @@
               <w:rPr>
                 <w:rFonts w:ascii="Calibri" w:hAnsi="Calibri" w:eastAsia="微软雅黑"/>
                 <w:b/>
-                <w:color w:val="FBBF24"/>
+                <w:color w:val="38BDF8"/>
                 <w:sz w:val="21"/>
               </w:rPr>
               <w:t>反光</w:t>
@@ -4569,7 +4605,7 @@
               <w:rPr>
                 <w:rFonts w:ascii="Calibri" w:hAnsi="Calibri" w:eastAsia="微软雅黑"/>
                 <w:b/>
-                <w:color w:val="5EEAD4"/>
+                <w:color w:val="FCA5A5"/>
                 <w:sz w:val="21"/>
               </w:rPr>
               <w:t>臭名昭著的</w:t>
@@ -4587,7 +4623,7 @@
               <w:rPr>
                 <w:rFonts w:ascii="Calibri" w:hAnsi="Calibri" w:eastAsia="微软雅黑"/>
                 <w:b/>
-                <w:color w:val="FCA5A5"/>
+                <w:color w:val="FBBF24"/>
                 <w:sz w:val="21"/>
               </w:rPr>
               <w:t>强光</w:t>
@@ -4660,7 +4696,7 @@
               <w:rPr>
                 <w:rFonts w:ascii="Calibri" w:hAnsi="Calibri" w:eastAsia="微软雅黑"/>
                 <w:b/>
-                <w:color w:val="38BDF8"/>
+                <w:color w:val="F472B6"/>
                 <w:sz w:val="26"/>
               </w:rPr>
               <w:t>scalp</w:t>
@@ -4709,7 +4745,7 @@
               <w:rPr>
                 <w:rFonts w:ascii="Calibri" w:hAnsi="Calibri" w:eastAsia="微软雅黑"/>
                 <w:b/>
-                <w:color w:val="38BDF8"/>
+                <w:color w:val="F472B6"/>
                 <w:sz w:val="21"/>
               </w:rPr>
               <w:t>头皮</w:t>
@@ -4795,7 +4831,7 @@
               <w:rPr>
                 <w:rFonts w:ascii="Calibri" w:hAnsi="Calibri" w:eastAsia="微软雅黑"/>
                 <w:b/>
-                <w:color w:val="F472B6"/>
+                <w:color w:val="BEF264"/>
                 <w:sz w:val="26"/>
               </w:rPr>
               <w:t>fixture</w:t>
@@ -4864,7 +4900,7 @@
               <w:rPr>
                 <w:rFonts w:ascii="Calibri" w:hAnsi="Calibri" w:eastAsia="微软雅黑"/>
                 <w:b/>
-                <w:color w:val="F472B6"/>
+                <w:color w:val="BEF264"/>
                 <w:sz w:val="21"/>
               </w:rPr>
               <w:t>固定装置</w:t>
@@ -4939,7 +4975,7 @@
               <w:rPr>
                 <w:rFonts w:ascii="Calibri" w:hAnsi="Calibri" w:eastAsia="微软雅黑"/>
                 <w:b/>
-                <w:color w:val="BEF264"/>
+                <w:color w:val="C4B5FD"/>
                 <w:sz w:val="26"/>
               </w:rPr>
               <w:t>horizontal</w:t>
@@ -4957,7 +4993,7 @@
               <w:rPr>
                 <w:rFonts w:ascii="Calibri" w:hAnsi="Calibri" w:eastAsia="微软雅黑"/>
                 <w:b/>
-                <w:color w:val="C4B5FD"/>
+                <w:color w:val="FB923C"/>
                 <w:sz w:val="26"/>
               </w:rPr>
               <w:t>aluminium</w:t>
@@ -4975,7 +5011,7 @@
               <w:rPr>
                 <w:rFonts w:ascii="Calibri" w:hAnsi="Calibri" w:eastAsia="微软雅黑"/>
                 <w:b/>
-                <w:color w:val="FB923C"/>
+                <w:color w:val="5EEAD4"/>
                 <w:sz w:val="26"/>
               </w:rPr>
               <w:t>fins</w:t>
@@ -5004,7 +5040,7 @@
               <w:rPr>
                 <w:rFonts w:ascii="Calibri" w:hAnsi="Calibri" w:eastAsia="微软雅黑"/>
                 <w:b/>
-                <w:color w:val="5EEAD4"/>
+                <w:color w:val="FCA5A5"/>
                 <w:sz w:val="26"/>
               </w:rPr>
               <w:t>diffuse</w:t>
@@ -5022,7 +5058,7 @@
               <w:rPr>
                 <w:rFonts w:ascii="Calibri" w:hAnsi="Calibri" w:eastAsia="微软雅黑"/>
                 <w:b/>
-                <w:color w:val="FCA5A5"/>
+                <w:color w:val="FBBF24"/>
                 <w:sz w:val="26"/>
               </w:rPr>
               <w:t>brightness</w:t>
@@ -5091,7 +5127,7 @@
               <w:rPr>
                 <w:rFonts w:ascii="Calibri" w:hAnsi="Calibri" w:eastAsia="微软雅黑"/>
                 <w:b/>
-                <w:color w:val="BEF264"/>
+                <w:color w:val="C4B5FD"/>
                 <w:sz w:val="21"/>
               </w:rPr>
               <w:t>水平的</w:t>
@@ -5109,7 +5145,7 @@
               <w:rPr>
                 <w:rFonts w:ascii="Calibri" w:hAnsi="Calibri" w:eastAsia="微软雅黑"/>
                 <w:b/>
-                <w:color w:val="C4B5FD"/>
+                <w:color w:val="FB923C"/>
                 <w:sz w:val="21"/>
               </w:rPr>
               <w:t>铝制</w:t>
@@ -5145,7 +5181,7 @@
               <w:rPr>
                 <w:rFonts w:ascii="Calibri" w:hAnsi="Calibri" w:eastAsia="微软雅黑"/>
                 <w:b/>
-                <w:color w:val="FB923C"/>
+                <w:color w:val="5EEAD4"/>
                 <w:sz w:val="21"/>
               </w:rPr>
               <w:t>鳍片</w:t>
@@ -5192,7 +5228,7 @@
               <w:rPr>
                 <w:rFonts w:ascii="Calibri" w:hAnsi="Calibri" w:eastAsia="微软雅黑"/>
                 <w:b/>
-                <w:color w:val="5EEAD4"/>
+                <w:color w:val="FCA5A5"/>
                 <w:sz w:val="21"/>
               </w:rPr>
               <w:t>散射</w:t>
@@ -5228,7 +5264,7 @@
               <w:rPr>
                 <w:rFonts w:ascii="Calibri" w:hAnsi="Calibri" w:eastAsia="微软雅黑"/>
                 <w:b/>
-                <w:color w:val="FCA5A5"/>
+                <w:color w:val="FBBF24"/>
                 <w:sz w:val="21"/>
               </w:rPr>
               <w:t>亮度</w:t>
@@ -5370,7 +5406,7 @@
               <w:rPr>
                 <w:rFonts w:ascii="Calibri" w:hAnsi="Calibri" w:eastAsia="微软雅黑"/>
                 <w:b/>
-                <w:color w:val="FBBF24"/>
+                <w:color w:val="38BDF8"/>
                 <w:sz w:val="26"/>
               </w:rPr>
               <w:t>notorious</w:t>
@@ -5459,7 +5495,7 @@
               <w:rPr>
                 <w:rFonts w:ascii="Calibri" w:hAnsi="Calibri" w:eastAsia="微软雅黑"/>
                 <w:b/>
-                <w:color w:val="FBBF24"/>
+                <w:color w:val="38BDF8"/>
                 <w:sz w:val="21"/>
               </w:rPr>
               <w:t>声名狼藉的/臭名远扬的</w:t>
@@ -5541,7 +5577,7 @@
               <w:rPr>
                 <w:rFonts w:ascii="Calibri" w:hAnsi="Calibri" w:eastAsia="微软雅黑"/>
                 <w:b/>
-                <w:color w:val="38BDF8"/>
+                <w:color w:val="F472B6"/>
                 <w:sz w:val="26"/>
               </w:rPr>
               <w:t>trophy</w:t>
@@ -5590,7 +5626,7 @@
               <w:rPr>
                 <w:rFonts w:ascii="Calibri" w:hAnsi="Calibri" w:eastAsia="微软雅黑"/>
                 <w:b/>
-                <w:color w:val="38BDF8"/>
+                <w:color w:val="F472B6"/>
                 <w:sz w:val="21"/>
               </w:rPr>
               <w:t>奖杯</w:t>
@@ -5669,7 +5705,7 @@
               <w:rPr>
                 <w:rFonts w:ascii="Calibri" w:hAnsi="Calibri" w:eastAsia="微软雅黑"/>
                 <w:b/>
-                <w:color w:val="F472B6"/>
+                <w:color w:val="BEF264"/>
                 <w:sz w:val="26"/>
               </w:rPr>
               <w:t>ballot</w:t>
@@ -5698,7 +5734,7 @@
               <w:rPr>
                 <w:rFonts w:ascii="Calibri" w:hAnsi="Calibri" w:eastAsia="微软雅黑"/>
                 <w:b/>
-                <w:color w:val="BEF264"/>
+                <w:color w:val="C4B5FD"/>
                 <w:sz w:val="26"/>
               </w:rPr>
               <w:t>unanimous</w:t>
@@ -5747,7 +5783,7 @@
               <w:rPr>
                 <w:rFonts w:ascii="Calibri" w:hAnsi="Calibri" w:eastAsia="微软雅黑"/>
                 <w:b/>
-                <w:color w:val="F472B6"/>
+                <w:color w:val="BEF264"/>
                 <w:sz w:val="21"/>
               </w:rPr>
               <w:t>投票</w:t>
@@ -5767,7 +5803,7 @@
               <w:rPr>
                 <w:rFonts w:ascii="Calibri" w:hAnsi="Calibri" w:eastAsia="微软雅黑"/>
                 <w:b/>
-                <w:color w:val="BEF264"/>
+                <w:color w:val="C4B5FD"/>
                 <w:sz w:val="21"/>
               </w:rPr>
               <w:t>全体一致</w:t>

--- a/视频/对照文本/22-文本.docx
+++ b/视频/对照文本/22-文本.docx
@@ -4019,11 +4019,20 @@
             <w:r>
               <w:rPr>
                 <w:rFonts w:ascii="Calibri" w:hAnsi="Calibri" w:eastAsia="微软雅黑"/>
+                <w:b/>
+                <w:color w:val="C4B5FD"/>
+                <w:sz w:val="26"/>
+              </w:rPr>
+              <w:t>Sun louvres</w:t>
+            </w:r>
+            <w:r>
+              <w:rPr>
+                <w:rFonts w:ascii="Calibri" w:hAnsi="Calibri" w:eastAsia="微软雅黑"/>
                 <w:b w:val="0"/>
                 <w:color w:val="F0F7F2"/>
                 <w:sz w:val="26"/>
               </w:rPr>
-              <w:t>Sun louvres in the original design</w:t>
+              <w:t xml:space="preserve"> in the original design</w:t>
             </w:r>
           </w:p>
         </w:tc>
@@ -4049,7 +4058,7 @@
               <w:rPr>
                 <w:rFonts w:ascii="Calibri" w:hAnsi="Calibri" w:eastAsia="微软雅黑"/>
                 <w:b/>
-                <w:color w:val="C4B5FD"/>
+                <w:color w:val="FB923C"/>
                 <w:sz w:val="26"/>
               </w:rPr>
               <w:t>cost-cutting</w:t>
@@ -4083,7 +4092,25 @@
                 <w:color w:val="AAC4B6"/>
                 <w:sz w:val="21"/>
               </w:rPr>
-              <w:t>据报道，原设计中的遮阳百叶</w:t>
+              <w:t>据报道，原设计中的</w:t>
+            </w:r>
+            <w:r>
+              <w:rPr>
+                <w:rFonts w:ascii="Calibri" w:hAnsi="Calibri" w:eastAsia="微软雅黑"/>
+                <w:b w:val="0"/>
+                <w:color w:val="AAC4B6"/>
+                <w:sz w:val="21"/>
+              </w:rPr>
+              <w:t xml:space="preserve"> </w:t>
+            </w:r>
+            <w:r>
+              <w:rPr>
+                <w:rFonts w:ascii="Calibri" w:hAnsi="Calibri" w:eastAsia="微软雅黑"/>
+                <w:b/>
+                <w:color w:val="C4B5FD"/>
+                <w:sz w:val="21"/>
+              </w:rPr>
+              <w:t>遮阳百叶</w:t>
             </w:r>
           </w:p>
         </w:tc>
@@ -4118,7 +4145,7 @@
               <w:rPr>
                 <w:rFonts w:ascii="Calibri" w:hAnsi="Calibri" w:eastAsia="微软雅黑"/>
                 <w:b/>
-                <w:color w:val="C4B5FD"/>
+                <w:color w:val="FB923C"/>
                 <w:sz w:val="21"/>
               </w:rPr>
               <w:t>削减成本</w:t>
@@ -4156,7 +4183,11 @@
           <w:color w:val="AAC4B6"/>
           <w:sz w:val="20"/>
         </w:rPr>
-        <w:t>（reportedly：据报道，插入的副词；</w:t>
+        <w:t>（Sun louvres：遮阳百叶，外墙上成排的斜板，</w:t>
+        <w:br/>
+        <w:t>用来遮挡直射阳光、减少强光和热量；</w:t>
+        <w:br/>
+        <w:t>reportedly：据报道，插入的副词；</w:t>
         <w:br/>
         <w:t>in cost-cutting：在削减成本时）</w:t>
       </w:r>
@@ -4240,7 +4271,7 @@
               <w:rPr>
                 <w:rFonts w:ascii="Calibri" w:hAnsi="Calibri" w:eastAsia="微软雅黑"/>
                 <w:b/>
-                <w:color w:val="FB923C"/>
+                <w:color w:val="5EEAD4"/>
                 <w:sz w:val="26"/>
               </w:rPr>
               <w:t>architectural</w:t>
@@ -4258,7 +4289,7 @@
               <w:rPr>
                 <w:rFonts w:ascii="Calibri" w:hAnsi="Calibri" w:eastAsia="微软雅黑"/>
                 <w:b/>
-                <w:color w:val="5EEAD4"/>
+                <w:color w:val="FCA5A5"/>
                 <w:sz w:val="26"/>
               </w:rPr>
               <w:t>miscalculation</w:t>
@@ -4347,7 +4378,7 @@
               <w:rPr>
                 <w:rFonts w:ascii="Calibri" w:hAnsi="Calibri" w:eastAsia="微软雅黑"/>
                 <w:b/>
-                <w:color w:val="FB923C"/>
+                <w:color w:val="5EEAD4"/>
                 <w:sz w:val="21"/>
               </w:rPr>
               <w:t>建筑上的</w:t>
@@ -4365,7 +4396,7 @@
               <w:rPr>
                 <w:rFonts w:ascii="Calibri" w:hAnsi="Calibri" w:eastAsia="微软雅黑"/>
                 <w:b/>
-                <w:color w:val="5EEAD4"/>
+                <w:color w:val="FCA5A5"/>
                 <w:sz w:val="21"/>
               </w:rPr>
               <w:t>失算</w:t>
@@ -4464,7 +4495,7 @@
               <w:rPr>
                 <w:rFonts w:ascii="Calibri" w:hAnsi="Calibri" w:eastAsia="微软雅黑"/>
                 <w:b/>
-                <w:color w:val="FCA5A5"/>
+                <w:color w:val="FBBF24"/>
                 <w:sz w:val="26"/>
               </w:rPr>
               <w:t>infamous</w:t>
@@ -4482,7 +4513,7 @@
               <w:rPr>
                 <w:rFonts w:ascii="Calibri" w:hAnsi="Calibri" w:eastAsia="微软雅黑"/>
                 <w:b/>
-                <w:color w:val="FBBF24"/>
+                <w:color w:val="38BDF8"/>
                 <w:sz w:val="26"/>
               </w:rPr>
               <w:t>glare</w:t>
@@ -4500,7 +4531,7 @@
               <w:rPr>
                 <w:rFonts w:ascii="Calibri" w:hAnsi="Calibri" w:eastAsia="微软雅黑"/>
                 <w:b/>
-                <w:color w:val="38BDF8"/>
+                <w:color w:val="F472B6"/>
                 <w:sz w:val="26"/>
               </w:rPr>
               <w:t>reflective</w:t>
@@ -4569,7 +4600,7 @@
               <w:rPr>
                 <w:rFonts w:ascii="Calibri" w:hAnsi="Calibri" w:eastAsia="微软雅黑"/>
                 <w:b/>
-                <w:color w:val="38BDF8"/>
+                <w:color w:val="F472B6"/>
                 <w:sz w:val="21"/>
               </w:rPr>
               <w:t>反光</w:t>
@@ -4605,7 +4636,7 @@
               <w:rPr>
                 <w:rFonts w:ascii="Calibri" w:hAnsi="Calibri" w:eastAsia="微软雅黑"/>
                 <w:b/>
-                <w:color w:val="FCA5A5"/>
+                <w:color w:val="FBBF24"/>
                 <w:sz w:val="21"/>
               </w:rPr>
               <w:t>臭名昭著的</w:t>
@@ -4623,7 +4654,7 @@
               <w:rPr>
                 <w:rFonts w:ascii="Calibri" w:hAnsi="Calibri" w:eastAsia="微软雅黑"/>
                 <w:b/>
-                <w:color w:val="FBBF24"/>
+                <w:color w:val="38BDF8"/>
                 <w:sz w:val="21"/>
               </w:rPr>
               <w:t>强光</w:t>
@@ -4696,7 +4727,7 @@
               <w:rPr>
                 <w:rFonts w:ascii="Calibri" w:hAnsi="Calibri" w:eastAsia="微软雅黑"/>
                 <w:b/>
-                <w:color w:val="F472B6"/>
+                <w:color w:val="BEF264"/>
                 <w:sz w:val="26"/>
               </w:rPr>
               <w:t>scalp</w:t>
@@ -4745,7 +4776,7 @@
               <w:rPr>
                 <w:rFonts w:ascii="Calibri" w:hAnsi="Calibri" w:eastAsia="微软雅黑"/>
                 <w:b/>
-                <w:color w:val="F472B6"/>
+                <w:color w:val="BEF264"/>
                 <w:sz w:val="21"/>
               </w:rPr>
               <w:t>头皮</w:t>
@@ -4831,7 +4862,7 @@
               <w:rPr>
                 <w:rFonts w:ascii="Calibri" w:hAnsi="Calibri" w:eastAsia="微软雅黑"/>
                 <w:b/>
-                <w:color w:val="BEF264"/>
+                <w:color w:val="C4B5FD"/>
                 <w:sz w:val="26"/>
               </w:rPr>
               <w:t>fixture</w:t>
@@ -4900,7 +4931,7 @@
               <w:rPr>
                 <w:rFonts w:ascii="Calibri" w:hAnsi="Calibri" w:eastAsia="微软雅黑"/>
                 <w:b/>
-                <w:color w:val="BEF264"/>
+                <w:color w:val="C4B5FD"/>
                 <w:sz w:val="21"/>
               </w:rPr>
               <w:t>固定装置</w:t>
@@ -4975,7 +5006,7 @@
               <w:rPr>
                 <w:rFonts w:ascii="Calibri" w:hAnsi="Calibri" w:eastAsia="微软雅黑"/>
                 <w:b/>
-                <w:color w:val="C4B5FD"/>
+                <w:color w:val="FB923C"/>
                 <w:sz w:val="26"/>
               </w:rPr>
               <w:t>horizontal</w:t>
@@ -4993,7 +5024,7 @@
               <w:rPr>
                 <w:rFonts w:ascii="Calibri" w:hAnsi="Calibri" w:eastAsia="微软雅黑"/>
                 <w:b/>
-                <w:color w:val="FB923C"/>
+                <w:color w:val="5EEAD4"/>
                 <w:sz w:val="26"/>
               </w:rPr>
               <w:t>aluminium</w:t>
@@ -5011,7 +5042,7 @@
               <w:rPr>
                 <w:rFonts w:ascii="Calibri" w:hAnsi="Calibri" w:eastAsia="微软雅黑"/>
                 <w:b/>
-                <w:color w:val="5EEAD4"/>
+                <w:color w:val="FCA5A5"/>
                 <w:sz w:val="26"/>
               </w:rPr>
               <w:t>fins</w:t>
@@ -5040,7 +5071,7 @@
               <w:rPr>
                 <w:rFonts w:ascii="Calibri" w:hAnsi="Calibri" w:eastAsia="微软雅黑"/>
                 <w:b/>
-                <w:color w:val="FCA5A5"/>
+                <w:color w:val="FBBF24"/>
                 <w:sz w:val="26"/>
               </w:rPr>
               <w:t>diffuse</w:t>
@@ -5058,7 +5089,7 @@
               <w:rPr>
                 <w:rFonts w:ascii="Calibri" w:hAnsi="Calibri" w:eastAsia="微软雅黑"/>
                 <w:b/>
-                <w:color w:val="FBBF24"/>
+                <w:color w:val="38BDF8"/>
                 <w:sz w:val="26"/>
               </w:rPr>
               <w:t>brightness</w:t>
@@ -5127,7 +5158,7 @@
               <w:rPr>
                 <w:rFonts w:ascii="Calibri" w:hAnsi="Calibri" w:eastAsia="微软雅黑"/>
                 <w:b/>
-                <w:color w:val="C4B5FD"/>
+                <w:color w:val="FB923C"/>
                 <w:sz w:val="21"/>
               </w:rPr>
               <w:t>水平的</w:t>
@@ -5145,7 +5176,7 @@
               <w:rPr>
                 <w:rFonts w:ascii="Calibri" w:hAnsi="Calibri" w:eastAsia="微软雅黑"/>
                 <w:b/>
-                <w:color w:val="FB923C"/>
+                <w:color w:val="5EEAD4"/>
                 <w:sz w:val="21"/>
               </w:rPr>
               <w:t>铝制</w:t>
@@ -5181,7 +5212,7 @@
               <w:rPr>
                 <w:rFonts w:ascii="Calibri" w:hAnsi="Calibri" w:eastAsia="微软雅黑"/>
                 <w:b/>
-                <w:color w:val="5EEAD4"/>
+                <w:color w:val="FCA5A5"/>
                 <w:sz w:val="21"/>
               </w:rPr>
               <w:t>鳍片</w:t>
@@ -5228,7 +5259,7 @@
               <w:rPr>
                 <w:rFonts w:ascii="Calibri" w:hAnsi="Calibri" w:eastAsia="微软雅黑"/>
                 <w:b/>
-                <w:color w:val="FCA5A5"/>
+                <w:color w:val="FBBF24"/>
                 <w:sz w:val="21"/>
               </w:rPr>
               <w:t>散射</w:t>
@@ -5264,7 +5295,7 @@
               <w:rPr>
                 <w:rFonts w:ascii="Calibri" w:hAnsi="Calibri" w:eastAsia="微软雅黑"/>
                 <w:b/>
-                <w:color w:val="FBBF24"/>
+                <w:color w:val="38BDF8"/>
                 <w:sz w:val="21"/>
               </w:rPr>
               <w:t>亮度</w:t>
@@ -5406,7 +5437,7 @@
               <w:rPr>
                 <w:rFonts w:ascii="Calibri" w:hAnsi="Calibri" w:eastAsia="微软雅黑"/>
                 <w:b/>
-                <w:color w:val="38BDF8"/>
+                <w:color w:val="F472B6"/>
                 <w:sz w:val="26"/>
               </w:rPr>
               <w:t>notorious</w:t>
@@ -5495,7 +5526,7 @@
               <w:rPr>
                 <w:rFonts w:ascii="Calibri" w:hAnsi="Calibri" w:eastAsia="微软雅黑"/>
                 <w:b/>
-                <w:color w:val="38BDF8"/>
+                <w:color w:val="F472B6"/>
                 <w:sz w:val="21"/>
               </w:rPr>
               <w:t>声名狼藉的/臭名远扬的</w:t>
@@ -5577,7 +5608,7 @@
               <w:rPr>
                 <w:rFonts w:ascii="Calibri" w:hAnsi="Calibri" w:eastAsia="微软雅黑"/>
                 <w:b/>
-                <w:color w:val="F472B6"/>
+                <w:color w:val="BEF264"/>
                 <w:sz w:val="26"/>
               </w:rPr>
               <w:t>trophy</w:t>
@@ -5626,7 +5657,7 @@
               <w:rPr>
                 <w:rFonts w:ascii="Calibri" w:hAnsi="Calibri" w:eastAsia="微软雅黑"/>
                 <w:b/>
-                <w:color w:val="F472B6"/>
+                <w:color w:val="BEF264"/>
                 <w:sz w:val="21"/>
               </w:rPr>
               <w:t>奖杯</w:t>
@@ -5705,7 +5736,7 @@
               <w:rPr>
                 <w:rFonts w:ascii="Calibri" w:hAnsi="Calibri" w:eastAsia="微软雅黑"/>
                 <w:b/>
-                <w:color w:val="BEF264"/>
+                <w:color w:val="C4B5FD"/>
                 <w:sz w:val="26"/>
               </w:rPr>
               <w:t>ballot</w:t>
@@ -5734,7 +5765,7 @@
               <w:rPr>
                 <w:rFonts w:ascii="Calibri" w:hAnsi="Calibri" w:eastAsia="微软雅黑"/>
                 <w:b/>
-                <w:color w:val="C4B5FD"/>
+                <w:color w:val="FB923C"/>
                 <w:sz w:val="26"/>
               </w:rPr>
               <w:t>unanimous</w:t>
@@ -5783,7 +5814,7 @@
               <w:rPr>
                 <w:rFonts w:ascii="Calibri" w:hAnsi="Calibri" w:eastAsia="微软雅黑"/>
                 <w:b/>
-                <w:color w:val="BEF264"/>
+                <w:color w:val="C4B5FD"/>
                 <w:sz w:val="21"/>
               </w:rPr>
               <w:t>投票</w:t>
@@ -5803,7 +5834,7 @@
               <w:rPr>
                 <w:rFonts w:ascii="Calibri" w:hAnsi="Calibri" w:eastAsia="微软雅黑"/>
                 <w:b/>
-                <w:color w:val="C4B5FD"/>
+                <w:color w:val="FB923C"/>
                 <w:sz w:val="21"/>
               </w:rPr>
               <w:t>全体一致</w:t>

--- a/视频/对照文本/22-文本.docx
+++ b/视频/对照文本/22-文本.docx
@@ -4603,7 +4603,7 @@
                 <w:color w:val="F472B6"/>
                 <w:sz w:val="21"/>
               </w:rPr>
-              <w:t>反光</w:t>
+              <w:t>反光的</w:t>
             </w:r>
             <w:r>
               <w:rPr>
@@ -4621,7 +4621,7 @@
                 <w:color w:val="AAC4B6"/>
                 <w:sz w:val="21"/>
               </w:rPr>
-              <w:t>的维达拉酒店反射出</w:t>
+              <w:t>维达拉酒店反射出</w:t>
             </w:r>
             <w:r>
               <w:rPr>

--- a/视频/对照文本/22-文本.docx
+++ b/视频/对照文本/22-文本.docx
@@ -5411,7 +5411,16 @@
                 <w:color w:val="F0F7F2"/>
                 <w:sz w:val="26"/>
               </w:rPr>
-              <w:t>Building Design's critics</w:t>
+              <w:t xml:space="preserve">Building Design's </w:t>
+            </w:r>
+            <w:r>
+              <w:rPr>
+                <w:rFonts w:ascii="Calibri" w:hAnsi="Calibri" w:eastAsia="微软雅黑"/>
+                <w:b/>
+                <w:color w:val="F472B6"/>
+                <w:sz w:val="26"/>
+              </w:rPr>
+              <w:t>critics</w:t>
             </w:r>
           </w:p>
         </w:tc>
@@ -5437,7 +5446,7 @@
               <w:rPr>
                 <w:rFonts w:ascii="Calibri" w:hAnsi="Calibri" w:eastAsia="微软雅黑"/>
                 <w:b/>
-                <w:color w:val="F472B6"/>
+                <w:color w:val="BEF264"/>
                 <w:sz w:val="26"/>
               </w:rPr>
               <w:t>notorious</w:t>
@@ -5491,7 +5500,43 @@
                 <w:color w:val="AAC4B6"/>
                 <w:sz w:val="21"/>
               </w:rPr>
-              <w:t>《建筑设计》杂志的评论家们</w:t>
+              <w:t>《建筑设计》杂志的</w:t>
+            </w:r>
+            <w:r>
+              <w:rPr>
+                <w:rFonts w:ascii="Calibri" w:hAnsi="Calibri" w:eastAsia="微软雅黑"/>
+                <w:b w:val="0"/>
+                <w:color w:val="AAC4B6"/>
+                <w:sz w:val="21"/>
+              </w:rPr>
+              <w:t xml:space="preserve"> </w:t>
+            </w:r>
+            <w:r>
+              <w:rPr>
+                <w:rFonts w:ascii="Calibri" w:hAnsi="Calibri" w:eastAsia="微软雅黑"/>
+                <w:b/>
+                <w:color w:val="F472B6"/>
+                <w:sz w:val="21"/>
+              </w:rPr>
+              <w:t>评论家</w:t>
+            </w:r>
+            <w:r>
+              <w:rPr>
+                <w:rFonts w:ascii="Calibri" w:hAnsi="Calibri" w:eastAsia="微软雅黑"/>
+                <w:b w:val="0"/>
+                <w:color w:val="AAC4B6"/>
+                <w:sz w:val="21"/>
+              </w:rPr>
+              <w:t xml:space="preserve"> </w:t>
+            </w:r>
+            <w:r>
+              <w:rPr>
+                <w:rFonts w:ascii="Calibri" w:hAnsi="Calibri" w:eastAsia="微软雅黑"/>
+                <w:b w:val="0"/>
+                <w:color w:val="AAC4B6"/>
+                <w:sz w:val="21"/>
+              </w:rPr>
+              <w:t>们</w:t>
             </w:r>
           </w:p>
         </w:tc>
@@ -5526,7 +5571,7 @@
               <w:rPr>
                 <w:rFonts w:ascii="Calibri" w:hAnsi="Calibri" w:eastAsia="微软雅黑"/>
                 <w:b/>
-                <w:color w:val="F472B6"/>
+                <w:color w:val="BEF264"/>
                 <w:sz w:val="21"/>
               </w:rPr>
               <w:t>声名狼藉的/臭名远扬的</w:t>
@@ -5608,7 +5653,7 @@
               <w:rPr>
                 <w:rFonts w:ascii="Calibri" w:hAnsi="Calibri" w:eastAsia="微软雅黑"/>
                 <w:b/>
-                <w:color w:val="BEF264"/>
+                <w:color w:val="C4B5FD"/>
                 <w:sz w:val="26"/>
               </w:rPr>
               <w:t>trophy</w:t>
@@ -5657,7 +5702,7 @@
               <w:rPr>
                 <w:rFonts w:ascii="Calibri" w:hAnsi="Calibri" w:eastAsia="微软雅黑"/>
                 <w:b/>
-                <w:color w:val="BEF264"/>
+                <w:color w:val="C4B5FD"/>
                 <w:sz w:val="21"/>
               </w:rPr>
               <w:t>奖杯</w:t>
@@ -5736,7 +5781,7 @@
               <w:rPr>
                 <w:rFonts w:ascii="Calibri" w:hAnsi="Calibri" w:eastAsia="微软雅黑"/>
                 <w:b/>
-                <w:color w:val="C4B5FD"/>
+                <w:color w:val="FB923C"/>
                 <w:sz w:val="26"/>
               </w:rPr>
               <w:t>ballot</w:t>
@@ -5765,7 +5810,7 @@
               <w:rPr>
                 <w:rFonts w:ascii="Calibri" w:hAnsi="Calibri" w:eastAsia="微软雅黑"/>
                 <w:b/>
-                <w:color w:val="FB923C"/>
+                <w:color w:val="5EEAD4"/>
                 <w:sz w:val="26"/>
               </w:rPr>
               <w:t>unanimous</w:t>
@@ -5814,7 +5859,7 @@
               <w:rPr>
                 <w:rFonts w:ascii="Calibri" w:hAnsi="Calibri" w:eastAsia="微软雅黑"/>
                 <w:b/>
-                <w:color w:val="C4B5FD"/>
+                <w:color w:val="FB923C"/>
                 <w:sz w:val="21"/>
               </w:rPr>
               <w:t>投票</w:t>
@@ -5834,7 +5879,7 @@
               <w:rPr>
                 <w:rFonts w:ascii="Calibri" w:hAnsi="Calibri" w:eastAsia="微软雅黑"/>
                 <w:b/>
-                <w:color w:val="FB923C"/>
+                <w:color w:val="5EEAD4"/>
                 <w:sz w:val="21"/>
               </w:rPr>
               <w:t>全体一致</w:t>

--- a/视频/对照文本/22-文本.docx
+++ b/视频/对照文本/22-文本.docx
@@ -5908,23 +5908,19 @@
           <w:color w:val="AAC4B6"/>
           <w:sz w:val="20"/>
         </w:rPr>
-        <w:t>（结局：2013年9月，</w:t>
+        <w:t>（建筑师维诺利设计的伦敦芬丘奇街20号，</w:t>
         <w:br/>
-        <w:t>大楼弯曲的玻璃外墙聚光，</w:t>
+        <w:t>南立面向内弯曲，像放大镜把阳光聚成光束，</w:t>
         <w:br/>
-        <w:t>烤坏了对面的一辆捷豹车；</w:t>
+        <w:t>2013年9月烤坏了马丁·林赛停在对面的捷豹车。</w:t>
         <w:br/>
-        <w:t>开发商道歉、赔付修理费，</w:t>
+        <w:t>开发商道歉并赔付修理费，报纸叫它“烤焦机”。</w:t>
         <w:br/>
-        <w:t>暂停路边停车位，架起临时屏障。</w:t>
+        <w:t>维诺利承认失算，据报道遮阳百叶为省钱被删。</w:t>
         <w:br/>
-        <w:t>2014年2月，宣布加装水平铝制鳍片，</w:t>
+        <w:t>2014年2月，大楼宣布加装水平铝制鳍片散光；</w:t>
         <w:br/>
-        <w:t>据报道花费数百万英镑；</w:t>
-        <w:br/>
-        <w:t>2015年9月，大楼获得烂疮杯，</w:t>
-        <w:br/>
-        <w:t>被评为英国最糟糕的新建筑。）</w:t>
+        <w:t>2015年，它被评为英国最糟糕的新建筑，获烂疮杯。）</w:t>
       </w:r>
     </w:p>
     <w:p>

--- a/视频/对照文本/22-文本.docx
+++ b/视频/对照文本/22-文本.docx
@@ -592,7 +592,7 @@
                 <w:color w:val="AAC4B6"/>
                 <w:sz w:val="21"/>
               </w:rPr>
-              <w:t>边，</w:t>
+              <w:t>旁边，</w:t>
             </w:r>
           </w:p>
         </w:tc>

--- a/视频/对照文本/22-文本.docx
+++ b/视频/对照文本/22-文本.docx
@@ -4856,13 +4856,31 @@
                 <w:color w:val="F0F7F2"/>
                 <w:sz w:val="26"/>
               </w:rPr>
-              <w:t xml:space="preserve">a permanent </w:t>
+              <w:t xml:space="preserve">a </w:t>
             </w:r>
             <w:r>
               <w:rPr>
                 <w:rFonts w:ascii="Calibri" w:hAnsi="Calibri" w:eastAsia="微软雅黑"/>
                 <w:b/>
                 <w:color w:val="C4B5FD"/>
+                <w:sz w:val="26"/>
+              </w:rPr>
+              <w:t>permanent</w:t>
+            </w:r>
+            <w:r>
+              <w:rPr>
+                <w:rFonts w:ascii="Calibri" w:hAnsi="Calibri" w:eastAsia="微软雅黑"/>
+                <w:b w:val="0"/>
+                <w:color w:val="F0F7F2"/>
+                <w:sz w:val="26"/>
+              </w:rPr>
+              <w:t xml:space="preserve"> </w:t>
+            </w:r>
+            <w:r>
+              <w:rPr>
+                <w:rFonts w:ascii="Calibri" w:hAnsi="Calibri" w:eastAsia="微软雅黑"/>
+                <w:b/>
+                <w:color w:val="FB923C"/>
                 <w:sz w:val="26"/>
               </w:rPr>
               <w:t>fixture</w:t>
@@ -4916,7 +4934,7 @@
                 <w:color w:val="AAC4B6"/>
                 <w:sz w:val="21"/>
               </w:rPr>
-              <w:t>一项永久性的</w:t>
+              <w:t>一项</w:t>
             </w:r>
             <w:r>
               <w:rPr>
@@ -4932,6 +4950,24 @@
                 <w:rFonts w:ascii="Calibri" w:hAnsi="Calibri" w:eastAsia="微软雅黑"/>
                 <w:b/>
                 <w:color w:val="C4B5FD"/>
+                <w:sz w:val="21"/>
+              </w:rPr>
+              <w:t>永久性的</w:t>
+            </w:r>
+            <w:r>
+              <w:rPr>
+                <w:rFonts w:ascii="Calibri" w:hAnsi="Calibri" w:eastAsia="微软雅黑"/>
+                <w:b w:val="0"/>
+                <w:color w:val="AAC4B6"/>
+                <w:sz w:val="21"/>
+              </w:rPr>
+              <w:t xml:space="preserve"> </w:t>
+            </w:r>
+            <w:r>
+              <w:rPr>
+                <w:rFonts w:ascii="Calibri" w:hAnsi="Calibri" w:eastAsia="微软雅黑"/>
+                <w:b/>
+                <w:color w:val="FB923C"/>
                 <w:sz w:val="21"/>
               </w:rPr>
               <w:t>固定装置</w:t>
@@ -5006,7 +5042,7 @@
               <w:rPr>
                 <w:rFonts w:ascii="Calibri" w:hAnsi="Calibri" w:eastAsia="微软雅黑"/>
                 <w:b/>
-                <w:color w:val="FB923C"/>
+                <w:color w:val="5EEAD4"/>
                 <w:sz w:val="26"/>
               </w:rPr>
               <w:t>horizontal</w:t>
@@ -5024,7 +5060,7 @@
               <w:rPr>
                 <w:rFonts w:ascii="Calibri" w:hAnsi="Calibri" w:eastAsia="微软雅黑"/>
                 <w:b/>
-                <w:color w:val="5EEAD4"/>
+                <w:color w:val="FCA5A5"/>
                 <w:sz w:val="26"/>
               </w:rPr>
               <w:t>aluminium</w:t>
@@ -5042,7 +5078,7 @@
               <w:rPr>
                 <w:rFonts w:ascii="Calibri" w:hAnsi="Calibri" w:eastAsia="微软雅黑"/>
                 <w:b/>
-                <w:color w:val="FCA5A5"/>
+                <w:color w:val="FBBF24"/>
                 <w:sz w:val="26"/>
               </w:rPr>
               <w:t>fins</w:t>
@@ -5071,7 +5107,7 @@
               <w:rPr>
                 <w:rFonts w:ascii="Calibri" w:hAnsi="Calibri" w:eastAsia="微软雅黑"/>
                 <w:b/>
-                <w:color w:val="FBBF24"/>
+                <w:color w:val="38BDF8"/>
                 <w:sz w:val="26"/>
               </w:rPr>
               <w:t>diffuse</w:t>
@@ -5089,7 +5125,7 @@
               <w:rPr>
                 <w:rFonts w:ascii="Calibri" w:hAnsi="Calibri" w:eastAsia="微软雅黑"/>
                 <w:b/>
-                <w:color w:val="38BDF8"/>
+                <w:color w:val="F472B6"/>
                 <w:sz w:val="26"/>
               </w:rPr>
               <w:t>brightness</w:t>
@@ -5158,7 +5194,7 @@
               <w:rPr>
                 <w:rFonts w:ascii="Calibri" w:hAnsi="Calibri" w:eastAsia="微软雅黑"/>
                 <w:b/>
-                <w:color w:val="FB923C"/>
+                <w:color w:val="5EEAD4"/>
                 <w:sz w:val="21"/>
               </w:rPr>
               <w:t>水平的</w:t>
@@ -5176,7 +5212,7 @@
               <w:rPr>
                 <w:rFonts w:ascii="Calibri" w:hAnsi="Calibri" w:eastAsia="微软雅黑"/>
                 <w:b/>
-                <w:color w:val="5EEAD4"/>
+                <w:color w:val="FCA5A5"/>
                 <w:sz w:val="21"/>
               </w:rPr>
               <w:t>铝制</w:t>
@@ -5212,7 +5248,7 @@
               <w:rPr>
                 <w:rFonts w:ascii="Calibri" w:hAnsi="Calibri" w:eastAsia="微软雅黑"/>
                 <w:b/>
-                <w:color w:val="FCA5A5"/>
+                <w:color w:val="FBBF24"/>
                 <w:sz w:val="21"/>
               </w:rPr>
               <w:t>鳍片</w:t>
@@ -5259,7 +5295,7 @@
               <w:rPr>
                 <w:rFonts w:ascii="Calibri" w:hAnsi="Calibri" w:eastAsia="微软雅黑"/>
                 <w:b/>
-                <w:color w:val="FBBF24"/>
+                <w:color w:val="38BDF8"/>
                 <w:sz w:val="21"/>
               </w:rPr>
               <w:t>散射</w:t>
@@ -5295,7 +5331,7 @@
               <w:rPr>
                 <w:rFonts w:ascii="Calibri" w:hAnsi="Calibri" w:eastAsia="微软雅黑"/>
                 <w:b/>
-                <w:color w:val="38BDF8"/>
+                <w:color w:val="F472B6"/>
                 <w:sz w:val="21"/>
               </w:rPr>
               <w:t>亮度</w:t>
@@ -5417,7 +5453,7 @@
               <w:rPr>
                 <w:rFonts w:ascii="Calibri" w:hAnsi="Calibri" w:eastAsia="微软雅黑"/>
                 <w:b/>
-                <w:color w:val="F472B6"/>
+                <w:color w:val="BEF264"/>
                 <w:sz w:val="26"/>
               </w:rPr>
               <w:t>critics</w:t>
@@ -5446,7 +5482,7 @@
               <w:rPr>
                 <w:rFonts w:ascii="Calibri" w:hAnsi="Calibri" w:eastAsia="微软雅黑"/>
                 <w:b/>
-                <w:color w:val="BEF264"/>
+                <w:color w:val="C4B5FD"/>
                 <w:sz w:val="26"/>
               </w:rPr>
               <w:t>notorious</w:t>
@@ -5515,7 +5551,7 @@
               <w:rPr>
                 <w:rFonts w:ascii="Calibri" w:hAnsi="Calibri" w:eastAsia="微软雅黑"/>
                 <w:b/>
-                <w:color w:val="F472B6"/>
+                <w:color w:val="BEF264"/>
                 <w:sz w:val="21"/>
               </w:rPr>
               <w:t>评论家</w:t>
@@ -5571,7 +5607,7 @@
               <w:rPr>
                 <w:rFonts w:ascii="Calibri" w:hAnsi="Calibri" w:eastAsia="微软雅黑"/>
                 <w:b/>
-                <w:color w:val="BEF264"/>
+                <w:color w:val="C4B5FD"/>
                 <w:sz w:val="21"/>
               </w:rPr>
               <w:t>声名狼藉的/臭名远扬的</w:t>
@@ -5653,7 +5689,7 @@
               <w:rPr>
                 <w:rFonts w:ascii="Calibri" w:hAnsi="Calibri" w:eastAsia="微软雅黑"/>
                 <w:b/>
-                <w:color w:val="C4B5FD"/>
+                <w:color w:val="FB923C"/>
                 <w:sz w:val="26"/>
               </w:rPr>
               <w:t>trophy</w:t>
@@ -5702,7 +5738,7 @@
               <w:rPr>
                 <w:rFonts w:ascii="Calibri" w:hAnsi="Calibri" w:eastAsia="微软雅黑"/>
                 <w:b/>
-                <w:color w:val="C4B5FD"/>
+                <w:color w:val="FB923C"/>
                 <w:sz w:val="21"/>
               </w:rPr>
               <w:t>奖杯</w:t>
@@ -5781,7 +5817,7 @@
               <w:rPr>
                 <w:rFonts w:ascii="Calibri" w:hAnsi="Calibri" w:eastAsia="微软雅黑"/>
                 <w:b/>
-                <w:color w:val="FB923C"/>
+                <w:color w:val="5EEAD4"/>
                 <w:sz w:val="26"/>
               </w:rPr>
               <w:t>ballot</w:t>
@@ -5810,7 +5846,7 @@
               <w:rPr>
                 <w:rFonts w:ascii="Calibri" w:hAnsi="Calibri" w:eastAsia="微软雅黑"/>
                 <w:b/>
-                <w:color w:val="5EEAD4"/>
+                <w:color w:val="FCA5A5"/>
                 <w:sz w:val="26"/>
               </w:rPr>
               <w:t>unanimous</w:t>
@@ -5859,7 +5895,7 @@
               <w:rPr>
                 <w:rFonts w:ascii="Calibri" w:hAnsi="Calibri" w:eastAsia="微软雅黑"/>
                 <w:b/>
-                <w:color w:val="FB923C"/>
+                <w:color w:val="5EEAD4"/>
                 <w:sz w:val="21"/>
               </w:rPr>
               <w:t>投票</w:t>
@@ -5879,7 +5915,7 @@
               <w:rPr>
                 <w:rFonts w:ascii="Calibri" w:hAnsi="Calibri" w:eastAsia="微软雅黑"/>
                 <w:b/>
-                <w:color w:val="5EEAD4"/>
+                <w:color w:val="FCA5A5"/>
                 <w:sz w:val="21"/>
               </w:rPr>
               <w:t>全体一致</w:t>

--- a/视频/对照文本/22-文本.docx
+++ b/视频/对照文本/22-文本.docx
@@ -61,15 +61,18 @@
         </w:tblBorders>
       </w:tblPr>
       <w:tblGrid>
-        <w:gridCol w:w="2635"/>
-        <w:gridCol w:w="2635"/>
-        <w:gridCol w:w="2635"/>
-        <w:gridCol w:w="2635"/>
+        <w:gridCol w:w="1506"/>
+        <w:gridCol w:w="1506"/>
+        <w:gridCol w:w="1506"/>
+        <w:gridCol w:w="1506"/>
+        <w:gridCol w:w="1506"/>
+        <w:gridCol w:w="1506"/>
+        <w:gridCol w:w="1506"/>
       </w:tblGrid>
       <w:tr>
         <w:tc>
           <w:tcPr>
-            <w:tcW w:type="dxa" w:w="2635"/>
+            <w:tcW w:type="dxa" w:w="1506"/>
           </w:tcPr>
           <w:p>
             <w:pPr>
@@ -89,7 +92,7 @@
         </w:tc>
         <w:tc>
           <w:tcPr>
-            <w:tcW w:type="dxa" w:w="2635"/>
+            <w:tcW w:type="dxa" w:w="1506"/>
           </w:tcPr>
           <w:p>
             <w:pPr>
@@ -109,7 +112,7 @@
         </w:tc>
         <w:tc>
           <w:tcPr>
-            <w:tcW w:type="dxa" w:w="2635"/>
+            <w:tcW w:type="dxa" w:w="1506"/>
           </w:tcPr>
           <w:p>
             <w:pPr>
@@ -123,40 +126,13 @@
                 <w:color w:val="F0F7F2"/>
                 <w:sz w:val="26"/>
               </w:rPr>
-              <w:t xml:space="preserve">that a London </w:t>
-            </w:r>
-            <w:r>
-              <w:rPr>
-                <w:rFonts w:ascii="Calibri" w:hAnsi="Calibri" w:eastAsia="微软雅黑"/>
-                <w:b/>
-                <w:color w:val="FBBF24"/>
-                <w:sz w:val="26"/>
-              </w:rPr>
-              <w:t>skyscraper</w:t>
-            </w:r>
-            <w:r>
-              <w:rPr>
-                <w:rFonts w:ascii="Calibri" w:hAnsi="Calibri" w:eastAsia="微软雅黑"/>
-                <w:b w:val="0"/>
-                <w:color w:val="F0F7F2"/>
-                <w:sz w:val="26"/>
-              </w:rPr>
-              <w:t xml:space="preserve"> </w:t>
-            </w:r>
-            <w:r>
-              <w:rPr>
-                <w:rFonts w:ascii="Calibri" w:hAnsi="Calibri" w:eastAsia="微软雅黑"/>
-                <w:b/>
-                <w:color w:val="38BDF8"/>
-                <w:sz w:val="26"/>
-              </w:rPr>
-              <w:t>under construction</w:t>
+              <w:t>that</w:t>
             </w:r>
           </w:p>
         </w:tc>
         <w:tc>
           <w:tcPr>
-            <w:tcW w:type="dxa" w:w="2635"/>
+            <w:tcW w:type="dxa" w:w="1506"/>
           </w:tcPr>
           <w:p>
             <w:pPr>
@@ -170,7 +146,85 @@
                 <w:color w:val="F0F7F2"/>
                 <w:sz w:val="26"/>
               </w:rPr>
-              <w:t>had damaged a Jaguar.</w:t>
+              <w:t>a London</w:t>
+            </w:r>
+          </w:p>
+        </w:tc>
+        <w:tc>
+          <w:tcPr>
+            <w:tcW w:type="dxa" w:w="1506"/>
+          </w:tcPr>
+          <w:p>
+            <w:pPr>
+              <w:spacing w:after="0"/>
+              <w:jc w:val="center"/>
+            </w:pPr>
+            <w:r>
+              <w:rPr>
+                <w:rFonts w:ascii="Calibri" w:hAnsi="Calibri" w:eastAsia="微软雅黑"/>
+                <w:b/>
+                <w:color w:val="FBBF24"/>
+                <w:sz w:val="26"/>
+              </w:rPr>
+              <w:t>skyscraper</w:t>
+            </w:r>
+            <w:r>
+              <w:rPr>
+                <w:rFonts w:ascii="Calibri" w:hAnsi="Calibri" w:eastAsia="微软雅黑"/>
+                <w:b w:val="0"/>
+                <w:color w:val="F0F7F2"/>
+                <w:sz w:val="26"/>
+              </w:rPr>
+              <w:t xml:space="preserve"> </w:t>
+            </w:r>
+            <w:r>
+              <w:rPr>
+                <w:rFonts w:ascii="Calibri" w:hAnsi="Calibri" w:eastAsia="微软雅黑"/>
+                <w:b/>
+                <w:color w:val="38BDF8"/>
+                <w:sz w:val="26"/>
+              </w:rPr>
+              <w:t>under construction</w:t>
+            </w:r>
+          </w:p>
+        </w:tc>
+        <w:tc>
+          <w:tcPr>
+            <w:tcW w:type="dxa" w:w="1506"/>
+          </w:tcPr>
+          <w:p>
+            <w:pPr>
+              <w:spacing w:after="0"/>
+              <w:jc w:val="center"/>
+            </w:pPr>
+            <w:r>
+              <w:rPr>
+                <w:rFonts w:ascii="Calibri" w:hAnsi="Calibri" w:eastAsia="微软雅黑"/>
+                <w:b w:val="0"/>
+                <w:color w:val="F0F7F2"/>
+                <w:sz w:val="26"/>
+              </w:rPr>
+              <w:t>had damaged</w:t>
+            </w:r>
+          </w:p>
+        </w:tc>
+        <w:tc>
+          <w:tcPr>
+            <w:tcW w:type="dxa" w:w="1506"/>
+          </w:tcPr>
+          <w:p>
+            <w:pPr>
+              <w:spacing w:after="0"/>
+              <w:jc w:val="center"/>
+            </w:pPr>
+            <w:r>
+              <w:rPr>
+                <w:rFonts w:ascii="Calibri" w:hAnsi="Calibri" w:eastAsia="微软雅黑"/>
+                <w:b w:val="0"/>
+                <w:color w:val="F0F7F2"/>
+                <w:sz w:val="26"/>
+              </w:rPr>
+              <w:t>a Jaguar.</w:t>
             </w:r>
           </w:p>
         </w:tc>
@@ -178,7 +232,7 @@
       <w:tr>
         <w:tc>
           <w:tcPr>
-            <w:tcW w:type="dxa" w:w="2635"/>
+            <w:tcW w:type="dxa" w:w="1506"/>
           </w:tcPr>
           <w:p>
             <w:pPr>
@@ -198,7 +252,7 @@
         </w:tc>
         <w:tc>
           <w:tcPr>
-            <w:tcW w:type="dxa" w:w="2635"/>
+            <w:tcW w:type="dxa" w:w="1506"/>
           </w:tcPr>
           <w:p>
             <w:pPr>
@@ -218,7 +272,7 @@
         </w:tc>
         <w:tc>
           <w:tcPr>
-            <w:tcW w:type="dxa" w:w="2635"/>
+            <w:tcW w:type="dxa" w:w="1506"/>
           </w:tcPr>
           <w:p>
             <w:pPr>
@@ -232,49 +286,13 @@
                 <w:color w:val="AAC4B6"/>
                 <w:sz w:val="21"/>
               </w:rPr>
-              <w:t>说伦敦一座</w:t>
-            </w:r>
-            <w:r>
-              <w:rPr>
-                <w:rFonts w:ascii="Calibri" w:hAnsi="Calibri" w:eastAsia="微软雅黑"/>
-                <w:b w:val="0"/>
-                <w:color w:val="AAC4B6"/>
-                <w:sz w:val="21"/>
-              </w:rPr>
-              <w:t xml:space="preserve"> </w:t>
-            </w:r>
-            <w:r>
-              <w:rPr>
-                <w:rFonts w:ascii="Calibri" w:hAnsi="Calibri" w:eastAsia="微软雅黑"/>
-                <w:b/>
-                <w:color w:val="38BDF8"/>
-                <w:sz w:val="21"/>
-              </w:rPr>
-              <w:t>正在建设中的</w:t>
-            </w:r>
-            <w:r>
-              <w:rPr>
-                <w:rFonts w:ascii="Calibri" w:hAnsi="Calibri" w:eastAsia="微软雅黑"/>
-                <w:b w:val="0"/>
-                <w:color w:val="AAC4B6"/>
-                <w:sz w:val="21"/>
-              </w:rPr>
-              <w:t xml:space="preserve"> </w:t>
-            </w:r>
-            <w:r>
-              <w:rPr>
-                <w:rFonts w:ascii="Calibri" w:hAnsi="Calibri" w:eastAsia="微软雅黑"/>
-                <w:b/>
-                <w:color w:val="FBBF24"/>
-                <w:sz w:val="21"/>
-              </w:rPr>
-              <w:t>摩天大楼</w:t>
+              <w:t>说</w:t>
             </w:r>
           </w:p>
         </w:tc>
         <w:tc>
           <w:tcPr>
-            <w:tcW w:type="dxa" w:w="2635"/>
+            <w:tcW w:type="dxa" w:w="1506"/>
           </w:tcPr>
           <w:p>
             <w:pPr>
@@ -288,7 +306,85 @@
                 <w:color w:val="AAC4B6"/>
                 <w:sz w:val="21"/>
               </w:rPr>
-              <w:t>损坏了一辆捷豹车。</w:t>
+              <w:t>伦敦一座</w:t>
+            </w:r>
+          </w:p>
+        </w:tc>
+        <w:tc>
+          <w:tcPr>
+            <w:tcW w:type="dxa" w:w="1506"/>
+          </w:tcPr>
+          <w:p>
+            <w:pPr>
+              <w:spacing w:after="0"/>
+              <w:jc w:val="center"/>
+            </w:pPr>
+            <w:r>
+              <w:rPr>
+                <w:rFonts w:ascii="Calibri" w:hAnsi="Calibri" w:eastAsia="微软雅黑"/>
+                <w:b/>
+                <w:color w:val="38BDF8"/>
+                <w:sz w:val="21"/>
+              </w:rPr>
+              <w:t>正在建设中的</w:t>
+            </w:r>
+            <w:r>
+              <w:rPr>
+                <w:rFonts w:ascii="Calibri" w:hAnsi="Calibri" w:eastAsia="微软雅黑"/>
+                <w:b w:val="0"/>
+                <w:color w:val="AAC4B6"/>
+                <w:sz w:val="21"/>
+              </w:rPr>
+              <w:t xml:space="preserve"> </w:t>
+            </w:r>
+            <w:r>
+              <w:rPr>
+                <w:rFonts w:ascii="Calibri" w:hAnsi="Calibri" w:eastAsia="微软雅黑"/>
+                <w:b/>
+                <w:color w:val="FBBF24"/>
+                <w:sz w:val="21"/>
+              </w:rPr>
+              <w:t>摩天大楼</w:t>
+            </w:r>
+          </w:p>
+        </w:tc>
+        <w:tc>
+          <w:tcPr>
+            <w:tcW w:type="dxa" w:w="1506"/>
+          </w:tcPr>
+          <w:p>
+            <w:pPr>
+              <w:spacing w:after="0"/>
+              <w:jc w:val="center"/>
+            </w:pPr>
+            <w:r>
+              <w:rPr>
+                <w:rFonts w:ascii="Calibri" w:hAnsi="Calibri" w:eastAsia="微软雅黑"/>
+                <w:b w:val="0"/>
+                <w:color w:val="AAC4B6"/>
+                <w:sz w:val="21"/>
+              </w:rPr>
+              <w:t>损坏了</w:t>
+            </w:r>
+          </w:p>
+        </w:tc>
+        <w:tc>
+          <w:tcPr>
+            <w:tcW w:type="dxa" w:w="1506"/>
+          </w:tcPr>
+          <w:p>
+            <w:pPr>
+              <w:spacing w:after="0"/>
+              <w:jc w:val="center"/>
+            </w:pPr>
+            <w:r>
+              <w:rPr>
+                <w:rFonts w:ascii="Calibri" w:hAnsi="Calibri" w:eastAsia="微软雅黑"/>
+                <w:b w:val="0"/>
+                <w:color w:val="AAC4B6"/>
+                <w:sz w:val="21"/>
+              </w:rPr>
+              <w:t>一辆捷豹车。</w:t>
             </w:r>
           </w:p>
         </w:tc>
@@ -331,15 +427,17 @@
         </w:tblBorders>
       </w:tblPr>
       <w:tblGrid>
-        <w:gridCol w:w="2635"/>
-        <w:gridCol w:w="2635"/>
-        <w:gridCol w:w="2635"/>
-        <w:gridCol w:w="2635"/>
+        <w:gridCol w:w="1757"/>
+        <w:gridCol w:w="1757"/>
+        <w:gridCol w:w="1757"/>
+        <w:gridCol w:w="1757"/>
+        <w:gridCol w:w="1757"/>
+        <w:gridCol w:w="1757"/>
       </w:tblGrid>
       <w:tr>
         <w:tc>
           <w:tcPr>
-            <w:tcW w:type="dxa" w:w="2635"/>
+            <w:tcW w:type="dxa" w:w="1757"/>
           </w:tcPr>
           <w:p>
             <w:pPr>
@@ -359,7 +457,7 @@
         </w:tc>
         <w:tc>
           <w:tcPr>
-            <w:tcW w:type="dxa" w:w="2635"/>
+            <w:tcW w:type="dxa" w:w="1757"/>
           </w:tcPr>
           <w:p>
             <w:pPr>
@@ -388,7 +486,7 @@
         </w:tc>
         <w:tc>
           <w:tcPr>
-            <w:tcW w:type="dxa" w:w="2635"/>
+            <w:tcW w:type="dxa" w:w="1757"/>
           </w:tcPr>
           <w:p>
             <w:pPr>
@@ -426,7 +524,7 @@
         </w:tc>
         <w:tc>
           <w:tcPr>
-            <w:tcW w:type="dxa" w:w="2635"/>
+            <w:tcW w:type="dxa" w:w="1757"/>
           </w:tcPr>
           <w:p>
             <w:pPr>
@@ -440,8 +538,39 @@
                 <w:color w:val="F0F7F2"/>
                 <w:sz w:val="26"/>
               </w:rPr>
-              <w:t xml:space="preserve">opposite the tower's </w:t>
-            </w:r>
+              <w:t>opposite</w:t>
+            </w:r>
+          </w:p>
+        </w:tc>
+        <w:tc>
+          <w:tcPr>
+            <w:tcW w:type="dxa" w:w="1757"/>
+          </w:tcPr>
+          <w:p>
+            <w:pPr>
+              <w:spacing w:after="0"/>
+              <w:jc w:val="center"/>
+            </w:pPr>
+            <w:r>
+              <w:rPr>
+                <w:rFonts w:ascii="Calibri" w:hAnsi="Calibri" w:eastAsia="微软雅黑"/>
+                <w:b w:val="0"/>
+                <w:color w:val="F0F7F2"/>
+                <w:sz w:val="26"/>
+              </w:rPr>
+              <w:t>the tower's</w:t>
+            </w:r>
+          </w:p>
+        </w:tc>
+        <w:tc>
+          <w:tcPr>
+            <w:tcW w:type="dxa" w:w="1757"/>
+          </w:tcPr>
+          <w:p>
+            <w:pPr>
+              <w:spacing w:after="0"/>
+              <w:jc w:val="center"/>
+            </w:pPr>
             <w:r>
               <w:rPr>
                 <w:rFonts w:ascii="Calibri" w:hAnsi="Calibri" w:eastAsia="微软雅黑"/>
@@ -466,7 +595,7 @@
       <w:tr>
         <w:tc>
           <w:tcPr>
-            <w:tcW w:type="dxa" w:w="2635"/>
+            <w:tcW w:type="dxa" w:w="1757"/>
           </w:tcPr>
           <w:p>
             <w:pPr>
@@ -486,7 +615,7 @@
         </w:tc>
         <w:tc>
           <w:tcPr>
-            <w:tcW w:type="dxa" w:w="2635"/>
+            <w:tcW w:type="dxa" w:w="1757"/>
           </w:tcPr>
           <w:p>
             <w:pPr>
@@ -542,7 +671,7 @@
         </w:tc>
         <w:tc>
           <w:tcPr>
-            <w:tcW w:type="dxa" w:w="2635"/>
+            <w:tcW w:type="dxa" w:w="1757"/>
           </w:tcPr>
           <w:p>
             <w:pPr>
@@ -598,7 +727,7 @@
         </w:tc>
         <w:tc>
           <w:tcPr>
-            <w:tcW w:type="dxa" w:w="2635"/>
+            <w:tcW w:type="dxa" w:w="1757"/>
           </w:tcPr>
           <w:p>
             <w:pPr>
@@ -612,8 +741,19 @@
                 <w:color w:val="AAC4B6"/>
                 <w:sz w:val="21"/>
               </w:rPr>
-              <w:t>正对着这座高楼的</w:t>
-            </w:r>
+              <w:t>正对着</w:t>
+            </w:r>
+          </w:p>
+        </w:tc>
+        <w:tc>
+          <w:tcPr>
+            <w:tcW w:type="dxa" w:w="1757"/>
+          </w:tcPr>
+          <w:p>
+            <w:pPr>
+              <w:spacing w:after="0"/>
+              <w:jc w:val="center"/>
+            </w:pPr>
             <w:r>
               <w:rPr>
                 <w:rFonts w:ascii="Calibri" w:hAnsi="Calibri" w:eastAsia="微软雅黑"/>
@@ -621,8 +761,19 @@
                 <w:color w:val="AAC4B6"/>
                 <w:sz w:val="21"/>
               </w:rPr>
-              <w:t xml:space="preserve"> </w:t>
-            </w:r>
+              <w:t>这座高楼的</w:t>
+            </w:r>
+          </w:p>
+        </w:tc>
+        <w:tc>
+          <w:tcPr>
+            <w:tcW w:type="dxa" w:w="1757"/>
+          </w:tcPr>
+          <w:p>
+            <w:pPr>
+              <w:spacing w:after="0"/>
+              <w:jc w:val="center"/>
+            </w:pPr>
             <w:r>
               <w:rPr>
                 <w:rFonts w:ascii="Calibri" w:hAnsi="Calibri" w:eastAsia="微软雅黑"/>
@@ -682,15 +833,20 @@
         </w:tblBorders>
       </w:tblPr>
       <w:tblGrid>
-        <w:gridCol w:w="2635"/>
-        <w:gridCol w:w="2635"/>
-        <w:gridCol w:w="2635"/>
-        <w:gridCol w:w="2635"/>
+        <w:gridCol w:w="1171"/>
+        <w:gridCol w:w="1171"/>
+        <w:gridCol w:w="1171"/>
+        <w:gridCol w:w="1171"/>
+        <w:gridCol w:w="1171"/>
+        <w:gridCol w:w="1171"/>
+        <w:gridCol w:w="1171"/>
+        <w:gridCol w:w="1171"/>
+        <w:gridCol w:w="1171"/>
       </w:tblGrid>
       <w:tr>
         <w:tc>
           <w:tcPr>
-            <w:tcW w:type="dxa" w:w="2635"/>
+            <w:tcW w:type="dxa" w:w="1171"/>
           </w:tcPr>
           <w:p>
             <w:pPr>
@@ -704,13 +860,13 @@
                 <w:color w:val="F0F7F2"/>
                 <w:sz w:val="26"/>
               </w:rPr>
-              <w:t>He returned to find</w:t>
+              <w:t>He returned</w:t>
             </w:r>
           </w:p>
         </w:tc>
         <w:tc>
           <w:tcPr>
-            <w:tcW w:type="dxa" w:w="2635"/>
+            <w:tcW w:type="dxa" w:w="1171"/>
           </w:tcPr>
           <w:p>
             <w:pPr>
@@ -724,31 +880,13 @@
                 <w:color w:val="F0F7F2"/>
                 <w:sz w:val="26"/>
               </w:rPr>
-              <w:t xml:space="preserve">its wing mirror </w:t>
-            </w:r>
-            <w:r>
-              <w:rPr>
-                <w:rFonts w:ascii="Calibri" w:hAnsi="Calibri" w:eastAsia="微软雅黑"/>
-                <w:b/>
-                <w:color w:val="FB923C"/>
-                <w:sz w:val="26"/>
-              </w:rPr>
-              <w:t>warped</w:t>
-            </w:r>
-            <w:r>
-              <w:rPr>
-                <w:rFonts w:ascii="Calibri" w:hAnsi="Calibri" w:eastAsia="微软雅黑"/>
-                <w:b w:val="0"/>
-                <w:color w:val="F0F7F2"/>
-                <w:sz w:val="26"/>
-              </w:rPr>
-              <w:t>,</w:t>
+              <w:t>to find</w:t>
             </w:r>
           </w:p>
         </w:tc>
         <w:tc>
           <w:tcPr>
-            <w:tcW w:type="dxa" w:w="2635"/>
+            <w:tcW w:type="dxa" w:w="1171"/>
           </w:tcPr>
           <w:p>
             <w:pPr>
@@ -762,22 +900,13 @@
                 <w:color w:val="F0F7F2"/>
                 <w:sz w:val="26"/>
               </w:rPr>
-              <w:t xml:space="preserve">its panels </w:t>
-            </w:r>
-            <w:r>
-              <w:rPr>
-                <w:rFonts w:ascii="Calibri" w:hAnsi="Calibri" w:eastAsia="微软雅黑"/>
-                <w:b/>
-                <w:color w:val="5EEAD4"/>
-                <w:sz w:val="26"/>
-              </w:rPr>
-              <w:t>deformed</w:t>
+              <w:t>its wing mirror</w:t>
             </w:r>
           </w:p>
         </w:tc>
         <w:tc>
           <w:tcPr>
-            <w:tcW w:type="dxa" w:w="2635"/>
+            <w:tcW w:type="dxa" w:w="1171"/>
           </w:tcPr>
           <w:p>
             <w:pPr>
@@ -787,11 +916,100 @@
             <w:r>
               <w:rPr>
                 <w:rFonts w:ascii="Calibri" w:hAnsi="Calibri" w:eastAsia="微软雅黑"/>
+                <w:b/>
+                <w:color w:val="FB923C"/>
+                <w:sz w:val="26"/>
+              </w:rPr>
+              <w:t>warped</w:t>
+            </w:r>
+            <w:r>
+              <w:rPr>
+                <w:rFonts w:ascii="Calibri" w:hAnsi="Calibri" w:eastAsia="微软雅黑"/>
                 <w:b w:val="0"/>
                 <w:color w:val="F0F7F2"/>
                 <w:sz w:val="26"/>
               </w:rPr>
-              <w:t xml:space="preserve">and its </w:t>
+              <w:t>,</w:t>
+            </w:r>
+          </w:p>
+        </w:tc>
+        <w:tc>
+          <w:tcPr>
+            <w:tcW w:type="dxa" w:w="1171"/>
+          </w:tcPr>
+          <w:p>
+            <w:pPr>
+              <w:spacing w:after="0"/>
+              <w:jc w:val="center"/>
+            </w:pPr>
+            <w:r>
+              <w:rPr>
+                <w:rFonts w:ascii="Calibri" w:hAnsi="Calibri" w:eastAsia="微软雅黑"/>
+                <w:b w:val="0"/>
+                <w:color w:val="F0F7F2"/>
+                <w:sz w:val="26"/>
+              </w:rPr>
+              <w:t>its panels</w:t>
+            </w:r>
+          </w:p>
+        </w:tc>
+        <w:tc>
+          <w:tcPr>
+            <w:tcW w:type="dxa" w:w="1171"/>
+          </w:tcPr>
+          <w:p>
+            <w:pPr>
+              <w:spacing w:after="0"/>
+              <w:jc w:val="center"/>
+            </w:pPr>
+            <w:r>
+              <w:rPr>
+                <w:rFonts w:ascii="Calibri" w:hAnsi="Calibri" w:eastAsia="微软雅黑"/>
+                <w:b/>
+                <w:color w:val="5EEAD4"/>
+                <w:sz w:val="26"/>
+              </w:rPr>
+              <w:t>deformed</w:t>
+            </w:r>
+          </w:p>
+        </w:tc>
+        <w:tc>
+          <w:tcPr>
+            <w:tcW w:type="dxa" w:w="1171"/>
+          </w:tcPr>
+          <w:p>
+            <w:pPr>
+              <w:spacing w:after="0"/>
+              <w:jc w:val="center"/>
+            </w:pPr>
+            <w:r>
+              <w:rPr>
+                <w:rFonts w:ascii="Calibri" w:hAnsi="Calibri" w:eastAsia="微软雅黑"/>
+                <w:b w:val="0"/>
+                <w:color w:val="F0F7F2"/>
+                <w:sz w:val="26"/>
+              </w:rPr>
+              <w:t>and</w:t>
+            </w:r>
+          </w:p>
+        </w:tc>
+        <w:tc>
+          <w:tcPr>
+            <w:tcW w:type="dxa" w:w="1171"/>
+          </w:tcPr>
+          <w:p>
+            <w:pPr>
+              <w:spacing w:after="0"/>
+              <w:jc w:val="center"/>
+            </w:pPr>
+            <w:r>
+              <w:rPr>
+                <w:rFonts w:ascii="Calibri" w:hAnsi="Calibri" w:eastAsia="微软雅黑"/>
+                <w:b w:val="0"/>
+                <w:color w:val="F0F7F2"/>
+                <w:sz w:val="26"/>
+              </w:rPr>
+              <w:t xml:space="preserve">its </w:t>
             </w:r>
             <w:r>
               <w:rPr>
@@ -802,15 +1020,17 @@
               </w:rPr>
               <w:t>badge</w:t>
             </w:r>
-            <w:r>
-              <w:rPr>
-                <w:rFonts w:ascii="Calibri" w:hAnsi="Calibri" w:eastAsia="微软雅黑"/>
-                <w:b w:val="0"/>
-                <w:color w:val="F0F7F2"/>
-                <w:sz w:val="26"/>
-              </w:rPr>
-              <w:t xml:space="preserve"> </w:t>
-            </w:r>
+          </w:p>
+        </w:tc>
+        <w:tc>
+          <w:tcPr>
+            <w:tcW w:type="dxa" w:w="1171"/>
+          </w:tcPr>
+          <w:p>
+            <w:pPr>
+              <w:spacing w:after="0"/>
+              <w:jc w:val="center"/>
+            </w:pPr>
             <w:r>
               <w:rPr>
                 <w:rFonts w:ascii="Calibri" w:hAnsi="Calibri" w:eastAsia="微软雅黑"/>
@@ -835,7 +1055,7 @@
       <w:tr>
         <w:tc>
           <w:tcPr>
-            <w:tcW w:type="dxa" w:w="2635"/>
+            <w:tcW w:type="dxa" w:w="1171"/>
           </w:tcPr>
           <w:p>
             <w:pPr>
@@ -849,13 +1069,13 @@
                 <w:color w:val="AAC4B6"/>
                 <w:sz w:val="21"/>
               </w:rPr>
-              <w:t>他回来时发现，</w:t>
+              <w:t>他回来时</w:t>
             </w:r>
           </w:p>
         </w:tc>
         <w:tc>
           <w:tcPr>
-            <w:tcW w:type="dxa" w:w="2635"/>
+            <w:tcW w:type="dxa" w:w="1171"/>
           </w:tcPr>
           <w:p>
             <w:pPr>
@@ -869,40 +1089,13 @@
                 <w:color w:val="AAC4B6"/>
                 <w:sz w:val="21"/>
               </w:rPr>
-              <w:t>车的后视镜已经</w:t>
-            </w:r>
-            <w:r>
-              <w:rPr>
-                <w:rFonts w:ascii="Calibri" w:hAnsi="Calibri" w:eastAsia="微软雅黑"/>
-                <w:b w:val="0"/>
-                <w:color w:val="AAC4B6"/>
-                <w:sz w:val="21"/>
-              </w:rPr>
-              <w:t xml:space="preserve"> </w:t>
-            </w:r>
-            <w:r>
-              <w:rPr>
-                <w:rFonts w:ascii="Calibri" w:hAnsi="Calibri" w:eastAsia="微软雅黑"/>
-                <w:b/>
-                <w:color w:val="FB923C"/>
-                <w:sz w:val="21"/>
-              </w:rPr>
-              <w:t>翘曲</w:t>
-            </w:r>
-            <w:r>
-              <w:rPr>
-                <w:rFonts w:ascii="Calibri" w:hAnsi="Calibri" w:eastAsia="微软雅黑"/>
-                <w:b w:val="0"/>
-                <w:color w:val="AAC4B6"/>
-                <w:sz w:val="21"/>
-              </w:rPr>
-              <w:t>，</w:t>
+              <w:t>发现，</w:t>
             </w:r>
           </w:p>
         </w:tc>
         <w:tc>
           <w:tcPr>
-            <w:tcW w:type="dxa" w:w="2635"/>
+            <w:tcW w:type="dxa" w:w="1171"/>
           </w:tcPr>
           <w:p>
             <w:pPr>
@@ -916,40 +1109,13 @@
                 <w:color w:val="AAC4B6"/>
                 <w:sz w:val="21"/>
               </w:rPr>
-              <w:t>车身板</w:t>
-            </w:r>
-            <w:r>
-              <w:rPr>
-                <w:rFonts w:ascii="Calibri" w:hAnsi="Calibri" w:eastAsia="微软雅黑"/>
-                <w:b w:val="0"/>
-                <w:color w:val="AAC4B6"/>
-                <w:sz w:val="21"/>
-              </w:rPr>
-              <w:t xml:space="preserve"> </w:t>
-            </w:r>
-            <w:r>
-              <w:rPr>
-                <w:rFonts w:ascii="Calibri" w:hAnsi="Calibri" w:eastAsia="微软雅黑"/>
-                <w:b/>
-                <w:color w:val="5EEAD4"/>
-                <w:sz w:val="21"/>
-              </w:rPr>
-              <w:t>变形</w:t>
-            </w:r>
-            <w:r>
-              <w:rPr>
-                <w:rFonts w:ascii="Calibri" w:hAnsi="Calibri" w:eastAsia="微软雅黑"/>
-                <w:b w:val="0"/>
-                <w:color w:val="AAC4B6"/>
-                <w:sz w:val="21"/>
-              </w:rPr>
-              <w:t>，</w:t>
+              <w:t>车的后视镜已经</w:t>
             </w:r>
           </w:p>
         </w:tc>
         <w:tc>
           <w:tcPr>
-            <w:tcW w:type="dxa" w:w="2635"/>
+            <w:tcW w:type="dxa" w:w="1171"/>
           </w:tcPr>
           <w:p>
             <w:pPr>
@@ -959,12 +1125,32 @@
             <w:r>
               <w:rPr>
                 <w:rFonts w:ascii="Calibri" w:hAnsi="Calibri" w:eastAsia="微软雅黑"/>
+                <w:b/>
+                <w:color w:val="FB923C"/>
+                <w:sz w:val="21"/>
+              </w:rPr>
+              <w:t>翘曲</w:t>
+            </w:r>
+            <w:r>
+              <w:rPr>
+                <w:rFonts w:ascii="Calibri" w:hAnsi="Calibri" w:eastAsia="微软雅黑"/>
                 <w:b w:val="0"/>
                 <w:color w:val="AAC4B6"/>
                 <w:sz w:val="21"/>
               </w:rPr>
-              <w:t>并且</w:t>
-            </w:r>
+              <w:t>，</w:t>
+            </w:r>
+          </w:p>
+        </w:tc>
+        <w:tc>
+          <w:tcPr>
+            <w:tcW w:type="dxa" w:w="1171"/>
+          </w:tcPr>
+          <w:p>
+            <w:pPr>
+              <w:spacing w:after="0"/>
+              <w:jc w:val="center"/>
+            </w:pPr>
             <w:r>
               <w:rPr>
                 <w:rFonts w:ascii="Calibri" w:hAnsi="Calibri" w:eastAsia="微软雅黑"/>
@@ -972,8 +1158,68 @@
                 <w:color w:val="AAC4B6"/>
                 <w:sz w:val="21"/>
               </w:rPr>
-              <w:t xml:space="preserve"> </w:t>
-            </w:r>
+              <w:t>车身板</w:t>
+            </w:r>
+          </w:p>
+        </w:tc>
+        <w:tc>
+          <w:tcPr>
+            <w:tcW w:type="dxa" w:w="1171"/>
+          </w:tcPr>
+          <w:p>
+            <w:pPr>
+              <w:spacing w:after="0"/>
+              <w:jc w:val="center"/>
+            </w:pPr>
+            <w:r>
+              <w:rPr>
+                <w:rFonts w:ascii="Calibri" w:hAnsi="Calibri" w:eastAsia="微软雅黑"/>
+                <w:b/>
+                <w:color w:val="5EEAD4"/>
+                <w:sz w:val="21"/>
+              </w:rPr>
+              <w:t>变形</w:t>
+            </w:r>
+            <w:r>
+              <w:rPr>
+                <w:rFonts w:ascii="Calibri" w:hAnsi="Calibri" w:eastAsia="微软雅黑"/>
+                <w:b w:val="0"/>
+                <w:color w:val="AAC4B6"/>
+                <w:sz w:val="21"/>
+              </w:rPr>
+              <w:t>，</w:t>
+            </w:r>
+          </w:p>
+        </w:tc>
+        <w:tc>
+          <w:tcPr>
+            <w:tcW w:type="dxa" w:w="1171"/>
+          </w:tcPr>
+          <w:p>
+            <w:pPr>
+              <w:spacing w:after="0"/>
+              <w:jc w:val="center"/>
+            </w:pPr>
+            <w:r>
+              <w:rPr>
+                <w:rFonts w:ascii="Calibri" w:hAnsi="Calibri" w:eastAsia="微软雅黑"/>
+                <w:b w:val="0"/>
+                <w:color w:val="AAC4B6"/>
+                <w:sz w:val="21"/>
+              </w:rPr>
+              <w:t>并且</w:t>
+            </w:r>
+          </w:p>
+        </w:tc>
+        <w:tc>
+          <w:tcPr>
+            <w:tcW w:type="dxa" w:w="1171"/>
+          </w:tcPr>
+          <w:p>
+            <w:pPr>
+              <w:spacing w:after="0"/>
+              <w:jc w:val="center"/>
+            </w:pPr>
             <w:r>
               <w:rPr>
                 <w:rFonts w:ascii="Calibri" w:hAnsi="Calibri" w:eastAsia="微软雅黑"/>
@@ -1001,15 +1247,17 @@
               </w:rPr>
               <w:t>也</w:t>
             </w:r>
-            <w:r>
-              <w:rPr>
-                <w:rFonts w:ascii="Calibri" w:hAnsi="Calibri" w:eastAsia="微软雅黑"/>
-                <w:b w:val="0"/>
-                <w:color w:val="AAC4B6"/>
-                <w:sz w:val="21"/>
-              </w:rPr>
-              <w:t xml:space="preserve"> </w:t>
-            </w:r>
+          </w:p>
+        </w:tc>
+        <w:tc>
+          <w:tcPr>
+            <w:tcW w:type="dxa" w:w="1171"/>
+          </w:tcPr>
+          <w:p>
+            <w:pPr>
+              <w:spacing w:after="0"/>
+              <w:jc w:val="center"/>
+            </w:pPr>
             <w:r>
               <w:rPr>
                 <w:rFonts w:ascii="Calibri" w:hAnsi="Calibri" w:eastAsia="微软雅黑"/>
@@ -1383,13 +1631,17 @@
         </w:tblBorders>
       </w:tblPr>
       <w:tblGrid>
-        <w:gridCol w:w="5270"/>
-        <w:gridCol w:w="5270"/>
+        <w:gridCol w:w="1757"/>
+        <w:gridCol w:w="1757"/>
+        <w:gridCol w:w="1757"/>
+        <w:gridCol w:w="1757"/>
+        <w:gridCol w:w="1757"/>
+        <w:gridCol w:w="1757"/>
       </w:tblGrid>
       <w:tr>
         <w:tc>
           <w:tcPr>
-            <w:tcW w:type="dxa" w:w="5270"/>
+            <w:tcW w:type="dxa" w:w="1757"/>
           </w:tcPr>
           <w:p>
             <w:pPr>
@@ -1405,38 +1657,11 @@
               </w:rPr>
               <w:t>enlarging</w:t>
             </w:r>
-            <w:r>
-              <w:rPr>
-                <w:rFonts w:ascii="Calibri" w:hAnsi="Calibri" w:eastAsia="微软雅黑"/>
-                <w:b w:val="0"/>
-                <w:color w:val="F0F7F2"/>
-                <w:sz w:val="26"/>
-              </w:rPr>
-              <w:t xml:space="preserve"> the upper </w:t>
-            </w:r>
-            <w:r>
-              <w:rPr>
-                <w:rFonts w:ascii="Calibri" w:hAnsi="Calibri" w:eastAsia="微软雅黑"/>
-                <w:b/>
-                <w:color w:val="C4B5FD"/>
-                <w:sz w:val="26"/>
-              </w:rPr>
-              <w:t>storeys</w:t>
-            </w:r>
-            <w:r>
-              <w:rPr>
-                <w:rFonts w:ascii="Calibri" w:hAnsi="Calibri" w:eastAsia="微软雅黑"/>
-                <w:b w:val="0"/>
-                <w:color w:val="F0F7F2"/>
-                <w:sz w:val="26"/>
-              </w:rPr>
-              <w:t>,</w:t>
-            </w:r>
           </w:p>
         </w:tc>
         <w:tc>
           <w:tcPr>
-            <w:tcW w:type="dxa" w:w="5270"/>
+            <w:tcW w:type="dxa" w:w="1757"/>
           </w:tcPr>
           <w:p>
             <w:pPr>
@@ -1450,8 +1675,57 @@
                 <w:color w:val="F0F7F2"/>
                 <w:sz w:val="26"/>
               </w:rPr>
-              <w:t xml:space="preserve">where </w:t>
-            </w:r>
+              <w:t xml:space="preserve">the upper </w:t>
+            </w:r>
+            <w:r>
+              <w:rPr>
+                <w:rFonts w:ascii="Calibri" w:hAnsi="Calibri" w:eastAsia="微软雅黑"/>
+                <w:b/>
+                <w:color w:val="C4B5FD"/>
+                <w:sz w:val="26"/>
+              </w:rPr>
+              <w:t>storeys</w:t>
+            </w:r>
+            <w:r>
+              <w:rPr>
+                <w:rFonts w:ascii="Calibri" w:hAnsi="Calibri" w:eastAsia="微软雅黑"/>
+                <w:b w:val="0"/>
+                <w:color w:val="F0F7F2"/>
+                <w:sz w:val="26"/>
+              </w:rPr>
+              <w:t>,</w:t>
+            </w:r>
+          </w:p>
+        </w:tc>
+        <w:tc>
+          <w:tcPr>
+            <w:tcW w:type="dxa" w:w="1757"/>
+          </w:tcPr>
+          <w:p>
+            <w:pPr>
+              <w:spacing w:after="0"/>
+              <w:jc w:val="center"/>
+            </w:pPr>
+            <w:r>
+              <w:rPr>
+                <w:rFonts w:ascii="Calibri" w:hAnsi="Calibri" w:eastAsia="微软雅黑"/>
+                <w:b w:val="0"/>
+                <w:color w:val="F0F7F2"/>
+                <w:sz w:val="26"/>
+              </w:rPr>
+              <w:t>where</w:t>
+            </w:r>
+          </w:p>
+        </w:tc>
+        <w:tc>
+          <w:tcPr>
+            <w:tcW w:type="dxa" w:w="1757"/>
+          </w:tcPr>
+          <w:p>
+            <w:pPr>
+              <w:spacing w:after="0"/>
+              <w:jc w:val="center"/>
+            </w:pPr>
             <w:r>
               <w:rPr>
                 <w:rFonts w:ascii="Calibri" w:hAnsi="Calibri" w:eastAsia="微软雅黑"/>
@@ -1461,6 +1735,17 @@
               </w:rPr>
               <w:t>tenants</w:t>
             </w:r>
+          </w:p>
+        </w:tc>
+        <w:tc>
+          <w:tcPr>
+            <w:tcW w:type="dxa" w:w="1757"/>
+          </w:tcPr>
+          <w:p>
+            <w:pPr>
+              <w:spacing w:after="0"/>
+              <w:jc w:val="center"/>
+            </w:pPr>
             <w:r>
               <w:rPr>
                 <w:rFonts w:ascii="Calibri" w:hAnsi="Calibri" w:eastAsia="微软雅黑"/>
@@ -1468,7 +1753,27 @@
                 <w:color w:val="F0F7F2"/>
                 <w:sz w:val="26"/>
               </w:rPr>
-              <w:t xml:space="preserve"> pay a </w:t>
+              <w:t>pay</w:t>
+            </w:r>
+          </w:p>
+        </w:tc>
+        <w:tc>
+          <w:tcPr>
+            <w:tcW w:type="dxa" w:w="1757"/>
+          </w:tcPr>
+          <w:p>
+            <w:pPr>
+              <w:spacing w:after="0"/>
+              <w:jc w:val="center"/>
+            </w:pPr>
+            <w:r>
+              <w:rPr>
+                <w:rFonts w:ascii="Calibri" w:hAnsi="Calibri" w:eastAsia="微软雅黑"/>
+                <w:b w:val="0"/>
+                <w:color w:val="F0F7F2"/>
+                <w:sz w:val="26"/>
+              </w:rPr>
+              <w:t xml:space="preserve">a </w:t>
             </w:r>
             <w:r>
               <w:rPr>
@@ -1494,7 +1799,7 @@
       <w:tr>
         <w:tc>
           <w:tcPr>
-            <w:tcW w:type="dxa" w:w="5270"/>
+            <w:tcW w:type="dxa" w:w="1757"/>
           </w:tcPr>
           <w:p>
             <w:pPr>
@@ -1510,56 +1815,11 @@
               </w:rPr>
               <w:t>扩大了</w:t>
             </w:r>
-            <w:r>
-              <w:rPr>
-                <w:rFonts w:ascii="Calibri" w:hAnsi="Calibri" w:eastAsia="微软雅黑"/>
-                <w:b w:val="0"/>
-                <w:color w:val="AAC4B6"/>
-                <w:sz w:val="21"/>
-              </w:rPr>
-              <w:t xml:space="preserve"> </w:t>
-            </w:r>
-            <w:r>
-              <w:rPr>
-                <w:rFonts w:ascii="Calibri" w:hAnsi="Calibri" w:eastAsia="微软雅黑"/>
-                <w:b w:val="0"/>
-                <w:color w:val="AAC4B6"/>
-                <w:sz w:val="21"/>
-              </w:rPr>
-              <w:t>上部</w:t>
-            </w:r>
-            <w:r>
-              <w:rPr>
-                <w:rFonts w:ascii="Calibri" w:hAnsi="Calibri" w:eastAsia="微软雅黑"/>
-                <w:b w:val="0"/>
-                <w:color w:val="AAC4B6"/>
-                <w:sz w:val="21"/>
-              </w:rPr>
-              <w:t xml:space="preserve"> </w:t>
-            </w:r>
-            <w:r>
-              <w:rPr>
-                <w:rFonts w:ascii="Calibri" w:hAnsi="Calibri" w:eastAsia="微软雅黑"/>
-                <w:b/>
-                <w:color w:val="C4B5FD"/>
-                <w:sz w:val="21"/>
-              </w:rPr>
-              <w:t>楼层</w:t>
-            </w:r>
-            <w:r>
-              <w:rPr>
-                <w:rFonts w:ascii="Calibri" w:hAnsi="Calibri" w:eastAsia="微软雅黑"/>
-                <w:b w:val="0"/>
-                <w:color w:val="AAC4B6"/>
-                <w:sz w:val="21"/>
-              </w:rPr>
-              <w:t>，</w:t>
-            </w:r>
           </w:p>
         </w:tc>
         <w:tc>
           <w:tcPr>
-            <w:tcW w:type="dxa" w:w="5270"/>
+            <w:tcW w:type="dxa" w:w="1757"/>
           </w:tcPr>
           <w:p>
             <w:pPr>
@@ -1573,7 +1833,7 @@
                 <w:color w:val="AAC4B6"/>
                 <w:sz w:val="21"/>
               </w:rPr>
-              <w:t>那里的</w:t>
+              <w:t>上部</w:t>
             </w:r>
             <w:r>
               <w:rPr>
@@ -1588,10 +1848,10 @@
               <w:rPr>
                 <w:rFonts w:ascii="Calibri" w:hAnsi="Calibri" w:eastAsia="微软雅黑"/>
                 <w:b/>
-                <w:color w:val="FB923C"/>
+                <w:color w:val="C4B5FD"/>
                 <w:sz w:val="21"/>
               </w:rPr>
-              <w:t>租户</w:t>
+              <w:t>楼层</w:t>
             </w:r>
             <w:r>
               <w:rPr>
@@ -1600,8 +1860,19 @@
                 <w:color w:val="AAC4B6"/>
                 <w:sz w:val="21"/>
               </w:rPr>
-              <w:t xml:space="preserve"> </w:t>
-            </w:r>
+              <w:t>，</w:t>
+            </w:r>
+          </w:p>
+        </w:tc>
+        <w:tc>
+          <w:tcPr>
+            <w:tcW w:type="dxa" w:w="1757"/>
+          </w:tcPr>
+          <w:p>
+            <w:pPr>
+              <w:spacing w:after="0"/>
+              <w:jc w:val="center"/>
+            </w:pPr>
             <w:r>
               <w:rPr>
                 <w:rFonts w:ascii="Calibri" w:hAnsi="Calibri" w:eastAsia="微软雅黑"/>
@@ -1609,8 +1880,39 @@
                 <w:color w:val="AAC4B6"/>
                 <w:sz w:val="21"/>
               </w:rPr>
-              <w:t>支付着</w:t>
-            </w:r>
+              <w:t>那里的</w:t>
+            </w:r>
+          </w:p>
+        </w:tc>
+        <w:tc>
+          <w:tcPr>
+            <w:tcW w:type="dxa" w:w="1757"/>
+          </w:tcPr>
+          <w:p>
+            <w:pPr>
+              <w:spacing w:after="0"/>
+              <w:jc w:val="center"/>
+            </w:pPr>
+            <w:r>
+              <w:rPr>
+                <w:rFonts w:ascii="Calibri" w:hAnsi="Calibri" w:eastAsia="微软雅黑"/>
+                <w:b/>
+                <w:color w:val="FB923C"/>
+                <w:sz w:val="21"/>
+              </w:rPr>
+              <w:t>租户</w:t>
+            </w:r>
+          </w:p>
+        </w:tc>
+        <w:tc>
+          <w:tcPr>
+            <w:tcW w:type="dxa" w:w="1757"/>
+          </w:tcPr>
+          <w:p>
+            <w:pPr>
+              <w:spacing w:after="0"/>
+              <w:jc w:val="center"/>
+            </w:pPr>
             <w:r>
               <w:rPr>
                 <w:rFonts w:ascii="Calibri" w:hAnsi="Calibri" w:eastAsia="微软雅黑"/>
@@ -1618,8 +1920,19 @@
                 <w:color w:val="AAC4B6"/>
                 <w:sz w:val="21"/>
               </w:rPr>
-              <w:t xml:space="preserve"> </w:t>
-            </w:r>
+              <w:t>支付着</w:t>
+            </w:r>
+          </w:p>
+        </w:tc>
+        <w:tc>
+          <w:tcPr>
+            <w:tcW w:type="dxa" w:w="1757"/>
+          </w:tcPr>
+          <w:p>
+            <w:pPr>
+              <w:spacing w:after="0"/>
+              <w:jc w:val="center"/>
+            </w:pPr>
             <w:r>
               <w:rPr>
                 <w:rFonts w:ascii="Calibri" w:hAnsi="Calibri" w:eastAsia="微软雅黑"/>
@@ -1679,13 +1992,14 @@
         </w:tblBorders>
       </w:tblPr>
       <w:tblGrid>
-        <w:gridCol w:w="5270"/>
-        <w:gridCol w:w="5270"/>
+        <w:gridCol w:w="3513"/>
+        <w:gridCol w:w="3513"/>
+        <w:gridCol w:w="3513"/>
       </w:tblGrid>
       <w:tr>
         <w:tc>
           <w:tcPr>
-            <w:tcW w:type="dxa" w:w="5270"/>
+            <w:tcW w:type="dxa" w:w="3513"/>
           </w:tcPr>
           <w:p>
             <w:pPr>
@@ -1714,7 +2028,7 @@
         </w:tc>
         <w:tc>
           <w:tcPr>
-            <w:tcW w:type="dxa" w:w="5270"/>
+            <w:tcW w:type="dxa" w:w="3513"/>
           </w:tcPr>
           <w:p>
             <w:pPr>
@@ -1728,7 +2042,27 @@
                 <w:color w:val="F0F7F2"/>
                 <w:sz w:val="26"/>
               </w:rPr>
-              <w:t xml:space="preserve">acted like a </w:t>
+              <w:t>acted like</w:t>
+            </w:r>
+          </w:p>
+        </w:tc>
+        <w:tc>
+          <w:tcPr>
+            <w:tcW w:type="dxa" w:w="3513"/>
+          </w:tcPr>
+          <w:p>
+            <w:pPr>
+              <w:spacing w:after="0"/>
+              <w:jc w:val="center"/>
+            </w:pPr>
+            <w:r>
+              <w:rPr>
+                <w:rFonts w:ascii="Calibri" w:hAnsi="Calibri" w:eastAsia="微软雅黑"/>
+                <w:b w:val="0"/>
+                <w:color w:val="F0F7F2"/>
+                <w:sz w:val="26"/>
+              </w:rPr>
+              <w:t xml:space="preserve">a </w:t>
             </w:r>
             <w:r>
               <w:rPr>
@@ -1754,7 +2088,7 @@
       <w:tr>
         <w:tc>
           <w:tcPr>
-            <w:tcW w:type="dxa" w:w="5270"/>
+            <w:tcW w:type="dxa" w:w="3513"/>
           </w:tcPr>
           <w:p>
             <w:pPr>
@@ -1792,7 +2126,7 @@
         </w:tc>
         <w:tc>
           <w:tcPr>
-            <w:tcW w:type="dxa" w:w="5270"/>
+            <w:tcW w:type="dxa" w:w="3513"/>
           </w:tcPr>
           <w:p>
             <w:pPr>
@@ -1806,7 +2140,27 @@
                 <w:color w:val="AAC4B6"/>
                 <w:sz w:val="21"/>
               </w:rPr>
-              <w:t>就像一面</w:t>
+              <w:t>就像</w:t>
+            </w:r>
+          </w:p>
+        </w:tc>
+        <w:tc>
+          <w:tcPr>
+            <w:tcW w:type="dxa" w:w="3513"/>
+          </w:tcPr>
+          <w:p>
+            <w:pPr>
+              <w:spacing w:after="0"/>
+              <w:jc w:val="center"/>
+            </w:pPr>
+            <w:r>
+              <w:rPr>
+                <w:rFonts w:ascii="Calibri" w:hAnsi="Calibri" w:eastAsia="微软雅黑"/>
+                <w:b w:val="0"/>
+                <w:color w:val="AAC4B6"/>
+                <w:sz w:val="21"/>
+              </w:rPr>
+              <w:t>一面</w:t>
             </w:r>
             <w:r>
               <w:rPr>
@@ -1878,13 +2232,14 @@
         </w:tblBorders>
       </w:tblPr>
       <w:tblGrid>
-        <w:gridCol w:w="5270"/>
-        <w:gridCol w:w="5270"/>
+        <w:gridCol w:w="3513"/>
+        <w:gridCol w:w="3513"/>
+        <w:gridCol w:w="3513"/>
       </w:tblGrid>
       <w:tr>
         <w:tc>
           <w:tcPr>
-            <w:tcW w:type="dxa" w:w="5270"/>
+            <w:tcW w:type="dxa" w:w="3513"/>
           </w:tcPr>
           <w:p>
             <w:pPr>
@@ -1909,29 +2264,11 @@
               </w:rPr>
               <w:t>sunlight</w:t>
             </w:r>
-            <w:r>
-              <w:rPr>
-                <w:rFonts w:ascii="Calibri" w:hAnsi="Calibri" w:eastAsia="微软雅黑"/>
-                <w:b w:val="0"/>
-                <w:color w:val="F0F7F2"/>
-                <w:sz w:val="26"/>
-              </w:rPr>
-              <w:t xml:space="preserve"> into a </w:t>
-            </w:r>
-            <w:r>
-              <w:rPr>
-                <w:rFonts w:ascii="Calibri" w:hAnsi="Calibri" w:eastAsia="微软雅黑"/>
-                <w:b/>
-                <w:color w:val="F472B6"/>
-                <w:sz w:val="26"/>
-              </w:rPr>
-              <w:t>beam</w:t>
-            </w:r>
           </w:p>
         </w:tc>
         <w:tc>
           <w:tcPr>
-            <w:tcW w:type="dxa" w:w="5270"/>
+            <w:tcW w:type="dxa" w:w="3513"/>
           </w:tcPr>
           <w:p>
             <w:pPr>
@@ -1945,6 +2282,35 @@
                 <w:color w:val="F0F7F2"/>
                 <w:sz w:val="26"/>
               </w:rPr>
+              <w:t xml:space="preserve">into a </w:t>
+            </w:r>
+            <w:r>
+              <w:rPr>
+                <w:rFonts w:ascii="Calibri" w:hAnsi="Calibri" w:eastAsia="微软雅黑"/>
+                <w:b/>
+                <w:color w:val="F472B6"/>
+                <w:sz w:val="26"/>
+              </w:rPr>
+              <w:t>beam</w:t>
+            </w:r>
+          </w:p>
+        </w:tc>
+        <w:tc>
+          <w:tcPr>
+            <w:tcW w:type="dxa" w:w="3513"/>
+          </w:tcPr>
+          <w:p>
+            <w:pPr>
+              <w:spacing w:after="0"/>
+              <w:jc w:val="center"/>
+            </w:pPr>
+            <w:r>
+              <w:rPr>
+                <w:rFonts w:ascii="Calibri" w:hAnsi="Calibri" w:eastAsia="微软雅黑"/>
+                <w:b w:val="0"/>
+                <w:color w:val="F0F7F2"/>
+                <w:sz w:val="26"/>
+              </w:rPr>
               <w:t>up to six times brighter than direct sun.</w:t>
             </w:r>
           </w:p>
@@ -1953,7 +2319,7 @@
       <w:tr>
         <w:tc>
           <w:tcPr>
-            <w:tcW w:type="dxa" w:w="5270"/>
+            <w:tcW w:type="dxa" w:w="3513"/>
           </w:tcPr>
           <w:p>
             <w:pPr>
@@ -2003,40 +2369,60 @@
                 <w:color w:val="AAC4B6"/>
                 <w:sz w:val="21"/>
               </w:rPr>
-              <w:t>汇聚成一道</w:t>
-            </w:r>
-            <w:r>
-              <w:rPr>
-                <w:rFonts w:ascii="Calibri" w:hAnsi="Calibri" w:eastAsia="微软雅黑"/>
-                <w:b w:val="0"/>
-                <w:color w:val="AAC4B6"/>
-                <w:sz w:val="21"/>
-              </w:rPr>
-              <w:t xml:space="preserve"> </w:t>
-            </w:r>
-            <w:r>
-              <w:rPr>
-                <w:rFonts w:ascii="Calibri" w:hAnsi="Calibri" w:eastAsia="微软雅黑"/>
-                <w:b/>
-                <w:color w:val="F472B6"/>
-                <w:sz w:val="21"/>
-              </w:rPr>
-              <w:t>光束</w:t>
-            </w:r>
-            <w:r>
-              <w:rPr>
-                <w:rFonts w:ascii="Calibri" w:hAnsi="Calibri" w:eastAsia="微软雅黑"/>
-                <w:b w:val="0"/>
-                <w:color w:val="AAC4B6"/>
-                <w:sz w:val="21"/>
-              </w:rPr>
-              <w:t>，</w:t>
+              <w:t>汇聚</w:t>
             </w:r>
           </w:p>
         </w:tc>
         <w:tc>
           <w:tcPr>
-            <w:tcW w:type="dxa" w:w="5270"/>
+            <w:tcW w:type="dxa" w:w="3513"/>
+          </w:tcPr>
+          <w:p>
+            <w:pPr>
+              <w:spacing w:after="0"/>
+              <w:jc w:val="center"/>
+            </w:pPr>
+            <w:r>
+              <w:rPr>
+                <w:rFonts w:ascii="Calibri" w:hAnsi="Calibri" w:eastAsia="微软雅黑"/>
+                <w:b w:val="0"/>
+                <w:color w:val="AAC4B6"/>
+                <w:sz w:val="21"/>
+              </w:rPr>
+              <w:t>成一道</w:t>
+            </w:r>
+            <w:r>
+              <w:rPr>
+                <w:rFonts w:ascii="Calibri" w:hAnsi="Calibri" w:eastAsia="微软雅黑"/>
+                <w:b w:val="0"/>
+                <w:color w:val="AAC4B6"/>
+                <w:sz w:val="21"/>
+              </w:rPr>
+              <w:t xml:space="preserve"> </w:t>
+            </w:r>
+            <w:r>
+              <w:rPr>
+                <w:rFonts w:ascii="Calibri" w:hAnsi="Calibri" w:eastAsia="微软雅黑"/>
+                <w:b/>
+                <w:color w:val="F472B6"/>
+                <w:sz w:val="21"/>
+              </w:rPr>
+              <w:t>光束</w:t>
+            </w:r>
+            <w:r>
+              <w:rPr>
+                <w:rFonts w:ascii="Calibri" w:hAnsi="Calibri" w:eastAsia="微软雅黑"/>
+                <w:b w:val="0"/>
+                <w:color w:val="AAC4B6"/>
+                <w:sz w:val="21"/>
+              </w:rPr>
+              <w:t>，</w:t>
+            </w:r>
+          </w:p>
+        </w:tc>
+        <w:tc>
+          <w:tcPr>
+            <w:tcW w:type="dxa" w:w="3513"/>
           </w:tcPr>
           <w:p>
             <w:pPr>
@@ -2095,12 +2481,14 @@
         </w:tblBorders>
       </w:tblPr>
       <w:tblGrid>
-        <w:gridCol w:w="10540"/>
+        <w:gridCol w:w="3513"/>
+        <w:gridCol w:w="3513"/>
+        <w:gridCol w:w="3513"/>
       </w:tblGrid>
       <w:tr>
         <w:tc>
           <w:tcPr>
-            <w:tcW w:type="dxa" w:w="10540"/>
+            <w:tcW w:type="dxa" w:w="3513"/>
           </w:tcPr>
           <w:p>
             <w:pPr>
@@ -2114,7 +2502,47 @@
                 <w:color w:val="F0F7F2"/>
                 <w:sz w:val="26"/>
               </w:rPr>
-              <w:t>It was measured at about 110 degrees Celsius,</w:t>
+              <w:t>It was measured</w:t>
+            </w:r>
+          </w:p>
+        </w:tc>
+        <w:tc>
+          <w:tcPr>
+            <w:tcW w:type="dxa" w:w="3513"/>
+          </w:tcPr>
+          <w:p>
+            <w:pPr>
+              <w:spacing w:after="0"/>
+              <w:jc w:val="center"/>
+            </w:pPr>
+            <w:r>
+              <w:rPr>
+                <w:rFonts w:ascii="Calibri" w:hAnsi="Calibri" w:eastAsia="微软雅黑"/>
+                <w:b w:val="0"/>
+                <w:color w:val="F0F7F2"/>
+                <w:sz w:val="26"/>
+              </w:rPr>
+              <w:t>at about</w:t>
+            </w:r>
+          </w:p>
+        </w:tc>
+        <w:tc>
+          <w:tcPr>
+            <w:tcW w:type="dxa" w:w="3513"/>
+          </w:tcPr>
+          <w:p>
+            <w:pPr>
+              <w:spacing w:after="0"/>
+              <w:jc w:val="center"/>
+            </w:pPr>
+            <w:r>
+              <w:rPr>
+                <w:rFonts w:ascii="Calibri" w:hAnsi="Calibri" w:eastAsia="微软雅黑"/>
+                <w:b w:val="0"/>
+                <w:color w:val="F0F7F2"/>
+                <w:sz w:val="26"/>
+              </w:rPr>
+              <w:t>110 degrees Celsius,</w:t>
             </w:r>
           </w:p>
         </w:tc>
@@ -2122,7 +2550,7 @@
       <w:tr>
         <w:tc>
           <w:tcPr>
-            <w:tcW w:type="dxa" w:w="10540"/>
+            <w:tcW w:type="dxa" w:w="3513"/>
           </w:tcPr>
           <w:p>
             <w:pPr>
@@ -2136,7 +2564,47 @@
                 <w:color w:val="AAC4B6"/>
                 <w:sz w:val="21"/>
               </w:rPr>
-              <w:t>测得的温度约为110摄氏度，</w:t>
+              <w:t>测得的温度</w:t>
+            </w:r>
+          </w:p>
+        </w:tc>
+        <w:tc>
+          <w:tcPr>
+            <w:tcW w:type="dxa" w:w="3513"/>
+          </w:tcPr>
+          <w:p>
+            <w:pPr>
+              <w:spacing w:after="0"/>
+              <w:jc w:val="center"/>
+            </w:pPr>
+            <w:r>
+              <w:rPr>
+                <w:rFonts w:ascii="Calibri" w:hAnsi="Calibri" w:eastAsia="微软雅黑"/>
+                <w:b w:val="0"/>
+                <w:color w:val="AAC4B6"/>
+                <w:sz w:val="21"/>
+              </w:rPr>
+              <w:t>约为</w:t>
+            </w:r>
+          </w:p>
+        </w:tc>
+        <w:tc>
+          <w:tcPr>
+            <w:tcW w:type="dxa" w:w="3513"/>
+          </w:tcPr>
+          <w:p>
+            <w:pPr>
+              <w:spacing w:after="0"/>
+              <w:jc w:val="center"/>
+            </w:pPr>
+            <w:r>
+              <w:rPr>
+                <w:rFonts w:ascii="Calibri" w:hAnsi="Calibri" w:eastAsia="微软雅黑"/>
+                <w:b w:val="0"/>
+                <w:color w:val="AAC4B6"/>
+                <w:sz w:val="21"/>
+              </w:rPr>
+              <w:t>110摄氏度，</w:t>
             </w:r>
           </w:p>
         </w:tc>
@@ -2449,14 +2917,17 @@
         </w:tblBorders>
       </w:tblPr>
       <w:tblGrid>
-        <w:gridCol w:w="3513"/>
-        <w:gridCol w:w="3513"/>
-        <w:gridCol w:w="3513"/>
+        <w:gridCol w:w="1757"/>
+        <w:gridCol w:w="1757"/>
+        <w:gridCol w:w="1757"/>
+        <w:gridCol w:w="1757"/>
+        <w:gridCol w:w="1757"/>
+        <w:gridCol w:w="1757"/>
       </w:tblGrid>
       <w:tr>
         <w:tc>
           <w:tcPr>
-            <w:tcW w:type="dxa" w:w="3513"/>
+            <w:tcW w:type="dxa" w:w="1757"/>
           </w:tcPr>
           <w:p>
             <w:pPr>
@@ -2485,7 +2956,7 @@
         </w:tc>
         <w:tc>
           <w:tcPr>
-            <w:tcW w:type="dxa" w:w="3513"/>
+            <w:tcW w:type="dxa" w:w="1757"/>
           </w:tcPr>
           <w:p>
             <w:pPr>
@@ -2499,22 +2970,13 @@
                 <w:color w:val="F0F7F2"/>
                 <w:sz w:val="26"/>
               </w:rPr>
-              <w:t xml:space="preserve">issued an </w:t>
-            </w:r>
-            <w:r>
-              <w:rPr>
-                <w:rFonts w:ascii="Calibri" w:hAnsi="Calibri" w:eastAsia="微软雅黑"/>
-                <w:b/>
-                <w:color w:val="FCA5A5"/>
-                <w:sz w:val="26"/>
-              </w:rPr>
-              <w:t>apology</w:t>
+              <w:t>issued</w:t>
             </w:r>
           </w:p>
         </w:tc>
         <w:tc>
           <w:tcPr>
-            <w:tcW w:type="dxa" w:w="3513"/>
+            <w:tcW w:type="dxa" w:w="1757"/>
           </w:tcPr>
           <w:p>
             <w:pPr>
@@ -2528,6 +2990,35 @@
                 <w:color w:val="F0F7F2"/>
                 <w:sz w:val="26"/>
               </w:rPr>
+              <w:t xml:space="preserve">an </w:t>
+            </w:r>
+            <w:r>
+              <w:rPr>
+                <w:rFonts w:ascii="Calibri" w:hAnsi="Calibri" w:eastAsia="微软雅黑"/>
+                <w:b/>
+                <w:color w:val="FCA5A5"/>
+                <w:sz w:val="26"/>
+              </w:rPr>
+              <w:t>apology</w:t>
+            </w:r>
+          </w:p>
+        </w:tc>
+        <w:tc>
+          <w:tcPr>
+            <w:tcW w:type="dxa" w:w="1757"/>
+          </w:tcPr>
+          <w:p>
+            <w:pPr>
+              <w:spacing w:after="0"/>
+              <w:jc w:val="center"/>
+            </w:pPr>
+            <w:r>
+              <w:rPr>
+                <w:rFonts w:ascii="Calibri" w:hAnsi="Calibri" w:eastAsia="微软雅黑"/>
+                <w:b w:val="0"/>
+                <w:color w:val="F0F7F2"/>
+                <w:sz w:val="26"/>
+              </w:rPr>
               <w:t xml:space="preserve">and </w:t>
             </w:r>
             <w:r>
@@ -2539,6 +3030,17 @@
               </w:rPr>
               <w:t>reimbursed</w:t>
             </w:r>
+          </w:p>
+        </w:tc>
+        <w:tc>
+          <w:tcPr>
+            <w:tcW w:type="dxa" w:w="1757"/>
+          </w:tcPr>
+          <w:p>
+            <w:pPr>
+              <w:spacing w:after="0"/>
+              <w:jc w:val="center"/>
+            </w:pPr>
             <w:r>
               <w:rPr>
                 <w:rFonts w:ascii="Calibri" w:hAnsi="Calibri" w:eastAsia="微软雅黑"/>
@@ -2546,7 +3048,27 @@
                 <w:color w:val="F0F7F2"/>
                 <w:sz w:val="26"/>
               </w:rPr>
-              <w:t xml:space="preserve"> almost 1,000 pounds for repairs.</w:t>
+              <w:t>almost 1,000 pounds</w:t>
+            </w:r>
+          </w:p>
+        </w:tc>
+        <w:tc>
+          <w:tcPr>
+            <w:tcW w:type="dxa" w:w="1757"/>
+          </w:tcPr>
+          <w:p>
+            <w:pPr>
+              <w:spacing w:after="0"/>
+              <w:jc w:val="center"/>
+            </w:pPr>
+            <w:r>
+              <w:rPr>
+                <w:rFonts w:ascii="Calibri" w:hAnsi="Calibri" w:eastAsia="微软雅黑"/>
+                <w:b w:val="0"/>
+                <w:color w:val="F0F7F2"/>
+                <w:sz w:val="26"/>
+              </w:rPr>
+              <w:t>for repairs.</w:t>
             </w:r>
           </w:p>
         </w:tc>
@@ -2554,7 +3076,7 @@
       <w:tr>
         <w:tc>
           <w:tcPr>
-            <w:tcW w:type="dxa" w:w="3513"/>
+            <w:tcW w:type="dxa" w:w="1757"/>
           </w:tcPr>
           <w:p>
             <w:pPr>
@@ -2574,7 +3096,7 @@
         </w:tc>
         <w:tc>
           <w:tcPr>
-            <w:tcW w:type="dxa" w:w="3513"/>
+            <w:tcW w:type="dxa" w:w="1757"/>
           </w:tcPr>
           <w:p>
             <w:pPr>
@@ -2590,38 +3112,11 @@
               </w:rPr>
               <w:t>作出了</w:t>
             </w:r>
-            <w:r>
-              <w:rPr>
-                <w:rFonts w:ascii="Calibri" w:hAnsi="Calibri" w:eastAsia="微软雅黑"/>
-                <w:b w:val="0"/>
-                <w:color w:val="AAC4B6"/>
-                <w:sz w:val="21"/>
-              </w:rPr>
-              <w:t xml:space="preserve"> </w:t>
-            </w:r>
-            <w:r>
-              <w:rPr>
-                <w:rFonts w:ascii="Calibri" w:hAnsi="Calibri" w:eastAsia="微软雅黑"/>
-                <w:b/>
-                <w:color w:val="FCA5A5"/>
-                <w:sz w:val="21"/>
-              </w:rPr>
-              <w:t>道歉</w:t>
-            </w:r>
-            <w:r>
-              <w:rPr>
-                <w:rFonts w:ascii="Calibri" w:hAnsi="Calibri" w:eastAsia="微软雅黑"/>
-                <w:b w:val="0"/>
-                <w:color w:val="AAC4B6"/>
-                <w:sz w:val="21"/>
-              </w:rPr>
-              <w:t>，</w:t>
-            </w:r>
           </w:p>
         </w:tc>
         <w:tc>
           <w:tcPr>
-            <w:tcW w:type="dxa" w:w="3513"/>
+            <w:tcW w:type="dxa" w:w="1757"/>
           </w:tcPr>
           <w:p>
             <w:pPr>
@@ -2631,12 +3126,32 @@
             <w:r>
               <w:rPr>
                 <w:rFonts w:ascii="Calibri" w:hAnsi="Calibri" w:eastAsia="微软雅黑"/>
+                <w:b/>
+                <w:color w:val="FCA5A5"/>
+                <w:sz w:val="21"/>
+              </w:rPr>
+              <w:t>道歉</w:t>
+            </w:r>
+            <w:r>
+              <w:rPr>
+                <w:rFonts w:ascii="Calibri" w:hAnsi="Calibri" w:eastAsia="微软雅黑"/>
                 <w:b w:val="0"/>
                 <w:color w:val="AAC4B6"/>
                 <w:sz w:val="21"/>
               </w:rPr>
-              <w:t>并</w:t>
-            </w:r>
+              <w:t>，</w:t>
+            </w:r>
+          </w:p>
+        </w:tc>
+        <w:tc>
+          <w:tcPr>
+            <w:tcW w:type="dxa" w:w="1757"/>
+          </w:tcPr>
+          <w:p>
+            <w:pPr>
+              <w:spacing w:after="0"/>
+              <w:jc w:val="center"/>
+            </w:pPr>
             <w:r>
               <w:rPr>
                 <w:rFonts w:ascii="Calibri" w:hAnsi="Calibri" w:eastAsia="微软雅黑"/>
@@ -2644,6 +3159,15 @@
                 <w:color w:val="AAC4B6"/>
                 <w:sz w:val="21"/>
               </w:rPr>
+              <w:t>并</w:t>
+            </w:r>
+            <w:r>
+              <w:rPr>
+                <w:rFonts w:ascii="Calibri" w:hAnsi="Calibri" w:eastAsia="微软雅黑"/>
+                <w:b w:val="0"/>
+                <w:color w:val="AAC4B6"/>
+                <w:sz w:val="21"/>
+              </w:rPr>
               <w:t xml:space="preserve"> </w:t>
             </w:r>
             <w:r>
@@ -2655,6 +3179,17 @@
               </w:rPr>
               <w:t>赔付了</w:t>
             </w:r>
+          </w:p>
+        </w:tc>
+        <w:tc>
+          <w:tcPr>
+            <w:tcW w:type="dxa" w:w="1757"/>
+          </w:tcPr>
+          <w:p>
+            <w:pPr>
+              <w:spacing w:after="0"/>
+              <w:jc w:val="center"/>
+            </w:pPr>
             <w:r>
               <w:rPr>
                 <w:rFonts w:ascii="Calibri" w:hAnsi="Calibri" w:eastAsia="微软雅黑"/>
@@ -2662,8 +3197,19 @@
                 <w:color w:val="AAC4B6"/>
                 <w:sz w:val="21"/>
               </w:rPr>
-              <w:t xml:space="preserve"> </w:t>
-            </w:r>
+              <w:t>近1,000英镑的</w:t>
+            </w:r>
+          </w:p>
+        </w:tc>
+        <w:tc>
+          <w:tcPr>
+            <w:tcW w:type="dxa" w:w="1757"/>
+          </w:tcPr>
+          <w:p>
+            <w:pPr>
+              <w:spacing w:after="0"/>
+              <w:jc w:val="center"/>
+            </w:pPr>
             <w:r>
               <w:rPr>
                 <w:rFonts w:ascii="Calibri" w:hAnsi="Calibri" w:eastAsia="微软雅黑"/>
@@ -2671,7 +3217,7 @@
                 <w:color w:val="AAC4B6"/>
                 <w:sz w:val="21"/>
               </w:rPr>
-              <w:t>近1,000英镑的修理费。</w:t>
+              <w:t>修理费。</w:t>
             </w:r>
           </w:p>
         </w:tc>
@@ -2714,13 +3260,16 @@
         </w:tblBorders>
       </w:tblPr>
       <w:tblGrid>
-        <w:gridCol w:w="5270"/>
-        <w:gridCol w:w="5270"/>
+        <w:gridCol w:w="2108"/>
+        <w:gridCol w:w="2108"/>
+        <w:gridCol w:w="2108"/>
+        <w:gridCol w:w="2108"/>
+        <w:gridCol w:w="2108"/>
       </w:tblGrid>
       <w:tr>
         <w:tc>
           <w:tcPr>
-            <w:tcW w:type="dxa" w:w="5270"/>
+            <w:tcW w:type="dxa" w:w="2108"/>
           </w:tcPr>
           <w:p>
             <w:pPr>
@@ -2734,22 +3283,13 @@
                 <w:color w:val="F0F7F2"/>
                 <w:sz w:val="26"/>
               </w:rPr>
-              <w:t xml:space="preserve">Parking bays were </w:t>
-            </w:r>
-            <w:r>
-              <w:rPr>
-                <w:rFonts w:ascii="Calibri" w:hAnsi="Calibri" w:eastAsia="微软雅黑"/>
-                <w:b/>
-                <w:color w:val="38BDF8"/>
-                <w:sz w:val="26"/>
-              </w:rPr>
-              <w:t>suspended</w:t>
+              <w:t>Parking bays</w:t>
             </w:r>
           </w:p>
         </w:tc>
         <w:tc>
           <w:tcPr>
-            <w:tcW w:type="dxa" w:w="5270"/>
+            <w:tcW w:type="dxa" w:w="2108"/>
           </w:tcPr>
           <w:p>
             <w:pPr>
@@ -2763,7 +3303,56 @@
                 <w:color w:val="F0F7F2"/>
                 <w:sz w:val="26"/>
               </w:rPr>
-              <w:t xml:space="preserve">and a </w:t>
+              <w:t xml:space="preserve">were </w:t>
+            </w:r>
+            <w:r>
+              <w:rPr>
+                <w:rFonts w:ascii="Calibri" w:hAnsi="Calibri" w:eastAsia="微软雅黑"/>
+                <w:b/>
+                <w:color w:val="38BDF8"/>
+                <w:sz w:val="26"/>
+              </w:rPr>
+              <w:t>suspended</w:t>
+            </w:r>
+          </w:p>
+        </w:tc>
+        <w:tc>
+          <w:tcPr>
+            <w:tcW w:type="dxa" w:w="2108"/>
+          </w:tcPr>
+          <w:p>
+            <w:pPr>
+              <w:spacing w:after="0"/>
+              <w:jc w:val="center"/>
+            </w:pPr>
+            <w:r>
+              <w:rPr>
+                <w:rFonts w:ascii="Calibri" w:hAnsi="Calibri" w:eastAsia="微软雅黑"/>
+                <w:b w:val="0"/>
+                <w:color w:val="F0F7F2"/>
+                <w:sz w:val="26"/>
+              </w:rPr>
+              <w:t>and</w:t>
+            </w:r>
+          </w:p>
+        </w:tc>
+        <w:tc>
+          <w:tcPr>
+            <w:tcW w:type="dxa" w:w="2108"/>
+          </w:tcPr>
+          <w:p>
+            <w:pPr>
+              <w:spacing w:after="0"/>
+              <w:jc w:val="center"/>
+            </w:pPr>
+            <w:r>
+              <w:rPr>
+                <w:rFonts w:ascii="Calibri" w:hAnsi="Calibri" w:eastAsia="微软雅黑"/>
+                <w:b w:val="0"/>
+                <w:color w:val="F0F7F2"/>
+                <w:sz w:val="26"/>
+              </w:rPr>
+              <w:t xml:space="preserve">a </w:t>
             </w:r>
             <w:r>
               <w:rPr>
@@ -2792,6 +3381,17 @@
               </w:rPr>
               <w:t>barrier</w:t>
             </w:r>
+          </w:p>
+        </w:tc>
+        <w:tc>
+          <w:tcPr>
+            <w:tcW w:type="dxa" w:w="2108"/>
+          </w:tcPr>
+          <w:p>
+            <w:pPr>
+              <w:spacing w:after="0"/>
+              <w:jc w:val="center"/>
+            </w:pPr>
             <w:r>
               <w:rPr>
                 <w:rFonts w:ascii="Calibri" w:hAnsi="Calibri" w:eastAsia="微软雅黑"/>
@@ -2799,7 +3399,7 @@
                 <w:color w:val="F0F7F2"/>
                 <w:sz w:val="26"/>
               </w:rPr>
-              <w:t xml:space="preserve"> was </w:t>
+              <w:t xml:space="preserve">was </w:t>
             </w:r>
             <w:r>
               <w:rPr>
@@ -2825,7 +3425,7 @@
       <w:tr>
         <w:tc>
           <w:tcPr>
-            <w:tcW w:type="dxa" w:w="5270"/>
+            <w:tcW w:type="dxa" w:w="2108"/>
           </w:tcPr>
           <w:p>
             <w:pPr>
@@ -2841,38 +3441,11 @@
               </w:rPr>
               <w:t>路边停车位</w:t>
             </w:r>
-            <w:r>
-              <w:rPr>
-                <w:rFonts w:ascii="Calibri" w:hAnsi="Calibri" w:eastAsia="微软雅黑"/>
-                <w:b w:val="0"/>
-                <w:color w:val="AAC4B6"/>
-                <w:sz w:val="21"/>
-              </w:rPr>
-              <w:t xml:space="preserve"> </w:t>
-            </w:r>
-            <w:r>
-              <w:rPr>
-                <w:rFonts w:ascii="Calibri" w:hAnsi="Calibri" w:eastAsia="微软雅黑"/>
-                <w:b/>
-                <w:color w:val="38BDF8"/>
-                <w:sz w:val="21"/>
-              </w:rPr>
-              <w:t>暂停使用</w:t>
-            </w:r>
-            <w:r>
-              <w:rPr>
-                <w:rFonts w:ascii="Calibri" w:hAnsi="Calibri" w:eastAsia="微软雅黑"/>
-                <w:b w:val="0"/>
-                <w:color w:val="AAC4B6"/>
-                <w:sz w:val="21"/>
-              </w:rPr>
-              <w:t>，</w:t>
-            </w:r>
           </w:p>
         </w:tc>
         <w:tc>
           <w:tcPr>
-            <w:tcW w:type="dxa" w:w="5270"/>
+            <w:tcW w:type="dxa" w:w="2108"/>
           </w:tcPr>
           <w:p>
             <w:pPr>
@@ -2882,12 +3455,32 @@
             <w:r>
               <w:rPr>
                 <w:rFonts w:ascii="Calibri" w:hAnsi="Calibri" w:eastAsia="微软雅黑"/>
+                <w:b/>
+                <w:color w:val="38BDF8"/>
+                <w:sz w:val="21"/>
+              </w:rPr>
+              <w:t>暂停使用</w:t>
+            </w:r>
+            <w:r>
+              <w:rPr>
+                <w:rFonts w:ascii="Calibri" w:hAnsi="Calibri" w:eastAsia="微软雅黑"/>
                 <w:b w:val="0"/>
                 <w:color w:val="AAC4B6"/>
                 <w:sz w:val="21"/>
               </w:rPr>
-              <w:t>并且一道</w:t>
-            </w:r>
+              <w:t>，</w:t>
+            </w:r>
+          </w:p>
+        </w:tc>
+        <w:tc>
+          <w:tcPr>
+            <w:tcW w:type="dxa" w:w="2108"/>
+          </w:tcPr>
+          <w:p>
+            <w:pPr>
+              <w:spacing w:after="0"/>
+              <w:jc w:val="center"/>
+            </w:pPr>
             <w:r>
               <w:rPr>
                 <w:rFonts w:ascii="Calibri" w:hAnsi="Calibri" w:eastAsia="微软雅黑"/>
@@ -2895,6 +3488,35 @@
                 <w:color w:val="AAC4B6"/>
                 <w:sz w:val="21"/>
               </w:rPr>
+              <w:t>并且</w:t>
+            </w:r>
+          </w:p>
+        </w:tc>
+        <w:tc>
+          <w:tcPr>
+            <w:tcW w:type="dxa" w:w="2108"/>
+          </w:tcPr>
+          <w:p>
+            <w:pPr>
+              <w:spacing w:after="0"/>
+              <w:jc w:val="center"/>
+            </w:pPr>
+            <w:r>
+              <w:rPr>
+                <w:rFonts w:ascii="Calibri" w:hAnsi="Calibri" w:eastAsia="微软雅黑"/>
+                <w:b w:val="0"/>
+                <w:color w:val="AAC4B6"/>
+                <w:sz w:val="21"/>
+              </w:rPr>
+              <w:t>一道</w:t>
+            </w:r>
+            <w:r>
+              <w:rPr>
+                <w:rFonts w:ascii="Calibri" w:hAnsi="Calibri" w:eastAsia="微软雅黑"/>
+                <w:b w:val="0"/>
+                <w:color w:val="AAC4B6"/>
+                <w:sz w:val="21"/>
+              </w:rPr>
               <w:t xml:space="preserve"> </w:t>
             </w:r>
             <w:r>
@@ -2924,15 +3546,17 @@
               </w:rPr>
               <w:t>屏障</w:t>
             </w:r>
-            <w:r>
-              <w:rPr>
-                <w:rFonts w:ascii="Calibri" w:hAnsi="Calibri" w:eastAsia="微软雅黑"/>
-                <w:b w:val="0"/>
-                <w:color w:val="AAC4B6"/>
-                <w:sz w:val="21"/>
-              </w:rPr>
-              <w:t xml:space="preserve"> </w:t>
-            </w:r>
+          </w:p>
+        </w:tc>
+        <w:tc>
+          <w:tcPr>
+            <w:tcW w:type="dxa" w:w="2108"/>
+          </w:tcPr>
+          <w:p>
+            <w:pPr>
+              <w:spacing w:after="0"/>
+              <w:jc w:val="center"/>
+            </w:pPr>
             <w:r>
               <w:rPr>
                 <w:rFonts w:ascii="Calibri" w:hAnsi="Calibri" w:eastAsia="微软雅黑"/>
@@ -3148,12 +3772,14 @@
         </w:tblBorders>
       </w:tblPr>
       <w:tblGrid>
-        <w:gridCol w:w="10540"/>
+        <w:gridCol w:w="3513"/>
+        <w:gridCol w:w="3513"/>
+        <w:gridCol w:w="3513"/>
       </w:tblGrid>
       <w:tr>
         <w:tc>
           <w:tcPr>
-            <w:tcW w:type="dxa" w:w="10540"/>
+            <w:tcW w:type="dxa" w:w="3513"/>
           </w:tcPr>
           <w:p>
             <w:pPr>
@@ -3167,8 +3793,39 @@
                 <w:color w:val="F0F7F2"/>
                 <w:sz w:val="26"/>
               </w:rPr>
-              <w:t xml:space="preserve">because of the sun's </w:t>
-            </w:r>
+              <w:t>because of</w:t>
+            </w:r>
+          </w:p>
+        </w:tc>
+        <w:tc>
+          <w:tcPr>
+            <w:tcW w:type="dxa" w:w="3513"/>
+          </w:tcPr>
+          <w:p>
+            <w:pPr>
+              <w:spacing w:after="0"/>
+              <w:jc w:val="center"/>
+            </w:pPr>
+            <w:r>
+              <w:rPr>
+                <w:rFonts w:ascii="Calibri" w:hAnsi="Calibri" w:eastAsia="微软雅黑"/>
+                <w:b w:val="0"/>
+                <w:color w:val="F0F7F2"/>
+                <w:sz w:val="26"/>
+              </w:rPr>
+              <w:t>the sun's</w:t>
+            </w:r>
+          </w:p>
+        </w:tc>
+        <w:tc>
+          <w:tcPr>
+            <w:tcW w:type="dxa" w:w="3513"/>
+          </w:tcPr>
+          <w:p>
+            <w:pPr>
+              <w:spacing w:after="0"/>
+              <w:jc w:val="center"/>
+            </w:pPr>
             <w:r>
               <w:rPr>
                 <w:rFonts w:ascii="Calibri" w:hAnsi="Calibri" w:eastAsia="微软雅黑"/>
@@ -3193,7 +3850,7 @@
       <w:tr>
         <w:tc>
           <w:tcPr>
-            <w:tcW w:type="dxa" w:w="10540"/>
+            <w:tcW w:type="dxa" w:w="3513"/>
           </w:tcPr>
           <w:p>
             <w:pPr>
@@ -3207,8 +3864,19 @@
                 <w:color w:val="AAC4B6"/>
                 <w:sz w:val="21"/>
               </w:rPr>
-              <w:t>因为这是太阳的</w:t>
-            </w:r>
+              <w:t>因为这是</w:t>
+            </w:r>
+          </w:p>
+        </w:tc>
+        <w:tc>
+          <w:tcPr>
+            <w:tcW w:type="dxa" w:w="3513"/>
+          </w:tcPr>
+          <w:p>
+            <w:pPr>
+              <w:spacing w:after="0"/>
+              <w:jc w:val="center"/>
+            </w:pPr>
             <w:r>
               <w:rPr>
                 <w:rFonts w:ascii="Calibri" w:hAnsi="Calibri" w:eastAsia="微软雅黑"/>
@@ -3216,8 +3884,19 @@
                 <w:color w:val="AAC4B6"/>
                 <w:sz w:val="21"/>
               </w:rPr>
-              <w:t xml:space="preserve"> </w:t>
-            </w:r>
+              <w:t>太阳的</w:t>
+            </w:r>
+          </w:p>
+        </w:tc>
+        <w:tc>
+          <w:tcPr>
+            <w:tcW w:type="dxa" w:w="3513"/>
+          </w:tcPr>
+          <w:p>
+            <w:pPr>
+              <w:spacing w:after="0"/>
+              <w:jc w:val="center"/>
+            </w:pPr>
             <w:r>
               <w:rPr>
                 <w:rFonts w:ascii="Calibri" w:hAnsi="Calibri" w:eastAsia="微软雅黑"/>
@@ -3532,14 +4211,15 @@
         </w:tblBorders>
       </w:tblPr>
       <w:tblGrid>
-        <w:gridCol w:w="3513"/>
-        <w:gridCol w:w="3513"/>
-        <w:gridCol w:w="3513"/>
+        <w:gridCol w:w="2635"/>
+        <w:gridCol w:w="2635"/>
+        <w:gridCol w:w="2635"/>
+        <w:gridCol w:w="2635"/>
       </w:tblGrid>
       <w:tr>
         <w:tc>
           <w:tcPr>
-            <w:tcW w:type="dxa" w:w="3513"/>
+            <w:tcW w:type="dxa" w:w="2635"/>
           </w:tcPr>
           <w:p>
             <w:pPr>
@@ -3568,7 +4248,7 @@
         </w:tc>
         <w:tc>
           <w:tcPr>
-            <w:tcW w:type="dxa" w:w="3513"/>
+            <w:tcW w:type="dxa" w:w="2635"/>
           </w:tcPr>
           <w:p>
             <w:pPr>
@@ -3606,7 +4286,7 @@
         </w:tc>
         <w:tc>
           <w:tcPr>
-            <w:tcW w:type="dxa" w:w="3513"/>
+            <w:tcW w:type="dxa" w:w="2635"/>
           </w:tcPr>
           <w:p>
             <w:pPr>
@@ -3620,7 +4300,27 @@
                 <w:color w:val="F0F7F2"/>
                 <w:sz w:val="26"/>
               </w:rPr>
-              <w:t>admitting many mistakes.</w:t>
+              <w:t>admitting</w:t>
+            </w:r>
+          </w:p>
+        </w:tc>
+        <w:tc>
+          <w:tcPr>
+            <w:tcW w:type="dxa" w:w="2635"/>
+          </w:tcPr>
+          <w:p>
+            <w:pPr>
+              <w:spacing w:after="0"/>
+              <w:jc w:val="center"/>
+            </w:pPr>
+            <w:r>
+              <w:rPr>
+                <w:rFonts w:ascii="Calibri" w:hAnsi="Calibri" w:eastAsia="微软雅黑"/>
+                <w:b w:val="0"/>
+                <w:color w:val="F0F7F2"/>
+                <w:sz w:val="26"/>
+              </w:rPr>
+              <w:t>many mistakes.</w:t>
             </w:r>
           </w:p>
         </w:tc>
@@ -3628,7 +4328,7 @@
       <w:tr>
         <w:tc>
           <w:tcPr>
-            <w:tcW w:type="dxa" w:w="3513"/>
+            <w:tcW w:type="dxa" w:w="2635"/>
           </w:tcPr>
           <w:p>
             <w:pPr>
@@ -3666,7 +4366,7 @@
         </w:tc>
         <w:tc>
           <w:tcPr>
-            <w:tcW w:type="dxa" w:w="3513"/>
+            <w:tcW w:type="dxa" w:w="2635"/>
           </w:tcPr>
           <w:p>
             <w:pPr>
@@ -3713,7 +4413,7 @@
         </w:tc>
         <w:tc>
           <w:tcPr>
-            <w:tcW w:type="dxa" w:w="3513"/>
+            <w:tcW w:type="dxa" w:w="2635"/>
           </w:tcPr>
           <w:p>
             <w:pPr>
@@ -3727,7 +4427,27 @@
                 <w:color w:val="AAC4B6"/>
                 <w:sz w:val="21"/>
               </w:rPr>
-              <w:t>承认犯了很多错误。</w:t>
+              <w:t>承认犯了</w:t>
+            </w:r>
+          </w:p>
+        </w:tc>
+        <w:tc>
+          <w:tcPr>
+            <w:tcW w:type="dxa" w:w="2635"/>
+          </w:tcPr>
+          <w:p>
+            <w:pPr>
+              <w:spacing w:after="0"/>
+              <w:jc w:val="center"/>
+            </w:pPr>
+            <w:r>
+              <w:rPr>
+                <w:rFonts w:ascii="Calibri" w:hAnsi="Calibri" w:eastAsia="微软雅黑"/>
+                <w:b w:val="0"/>
+                <w:color w:val="AAC4B6"/>
+                <w:sz w:val="21"/>
+              </w:rPr>
+              <w:t>很多错误。</w:t>
             </w:r>
           </w:p>
         </w:tc>
@@ -3768,13 +4488,14 @@
         </w:tblBorders>
       </w:tblPr>
       <w:tblGrid>
-        <w:gridCol w:w="5270"/>
-        <w:gridCol w:w="5270"/>
+        <w:gridCol w:w="3513"/>
+        <w:gridCol w:w="3513"/>
+        <w:gridCol w:w="3513"/>
       </w:tblGrid>
       <w:tr>
         <w:tc>
           <w:tcPr>
-            <w:tcW w:type="dxa" w:w="5270"/>
+            <w:tcW w:type="dxa" w:w="3513"/>
           </w:tcPr>
           <w:p>
             <w:pPr>
@@ -3812,7 +4533,7 @@
         </w:tc>
         <w:tc>
           <w:tcPr>
-            <w:tcW w:type="dxa" w:w="5270"/>
+            <w:tcW w:type="dxa" w:w="3513"/>
           </w:tcPr>
           <w:p>
             <w:pPr>
@@ -3826,7 +4547,27 @@
                 <w:color w:val="F0F7F2"/>
                 <w:sz w:val="26"/>
               </w:rPr>
-              <w:t xml:space="preserve">but not its </w:t>
+              <w:t>but not</w:t>
+            </w:r>
+          </w:p>
+        </w:tc>
+        <w:tc>
+          <w:tcPr>
+            <w:tcW w:type="dxa" w:w="3513"/>
+          </w:tcPr>
+          <w:p>
+            <w:pPr>
+              <w:spacing w:after="0"/>
+              <w:jc w:val="center"/>
+            </w:pPr>
+            <w:r>
+              <w:rPr>
+                <w:rFonts w:ascii="Calibri" w:hAnsi="Calibri" w:eastAsia="微软雅黑"/>
+                <w:b w:val="0"/>
+                <w:color w:val="F0F7F2"/>
+                <w:sz w:val="26"/>
+              </w:rPr>
+              <w:t xml:space="preserve">its </w:t>
             </w:r>
             <w:r>
               <w:rPr>
@@ -3852,7 +4593,7 @@
       <w:tr>
         <w:tc>
           <w:tcPr>
-            <w:tcW w:type="dxa" w:w="5270"/>
+            <w:tcW w:type="dxa" w:w="3513"/>
           </w:tcPr>
           <w:p>
             <w:pPr>
@@ -3908,7 +4649,7 @@
         </w:tc>
         <w:tc>
           <w:tcPr>
-            <w:tcW w:type="dxa" w:w="5270"/>
+            <w:tcW w:type="dxa" w:w="3513"/>
           </w:tcPr>
           <w:p>
             <w:pPr>
@@ -3922,7 +4663,27 @@
                 <w:color w:val="AAC4B6"/>
                 <w:sz w:val="21"/>
               </w:rPr>
-              <w:t>却没想到聚光的</w:t>
+              <w:t>却没想到</w:t>
+            </w:r>
+          </w:p>
+        </w:tc>
+        <w:tc>
+          <w:tcPr>
+            <w:tcW w:type="dxa" w:w="3513"/>
+          </w:tcPr>
+          <w:p>
+            <w:pPr>
+              <w:spacing w:after="0"/>
+              <w:jc w:val="center"/>
+            </w:pPr>
+            <w:r>
+              <w:rPr>
+                <w:rFonts w:ascii="Calibri" w:hAnsi="Calibri" w:eastAsia="微软雅黑"/>
+                <w:b w:val="0"/>
+                <w:color w:val="AAC4B6"/>
+                <w:sz w:val="21"/>
+              </w:rPr>
+              <w:t>聚光的</w:t>
             </w:r>
             <w:r>
               <w:rPr>
@@ -4816,13 +5577,14 @@
         </w:tblBorders>
       </w:tblPr>
       <w:tblGrid>
-        <w:gridCol w:w="5270"/>
-        <w:gridCol w:w="5270"/>
+        <w:gridCol w:w="3513"/>
+        <w:gridCol w:w="3513"/>
+        <w:gridCol w:w="3513"/>
       </w:tblGrid>
       <w:tr>
         <w:tc>
           <w:tcPr>
-            <w:tcW w:type="dxa" w:w="5270"/>
+            <w:tcW w:type="dxa" w:w="3513"/>
           </w:tcPr>
           <w:p>
             <w:pPr>
@@ -4842,7 +5604,7 @@
         </w:tc>
         <w:tc>
           <w:tcPr>
-            <w:tcW w:type="dxa" w:w="5270"/>
+            <w:tcW w:type="dxa" w:w="3513"/>
           </w:tcPr>
           <w:p>
             <w:pPr>
@@ -4885,6 +5647,17 @@
               </w:rPr>
               <w:t>fixture</w:t>
             </w:r>
+          </w:p>
+        </w:tc>
+        <w:tc>
+          <w:tcPr>
+            <w:tcW w:type="dxa" w:w="3513"/>
+          </w:tcPr>
+          <w:p>
+            <w:pPr>
+              <w:spacing w:after="0"/>
+              <w:jc w:val="center"/>
+            </w:pPr>
             <w:r>
               <w:rPr>
                 <w:rFonts w:ascii="Calibri" w:hAnsi="Calibri" w:eastAsia="微软雅黑"/>
@@ -4892,7 +5665,7 @@
                 <w:color w:val="F0F7F2"/>
                 <w:sz w:val="26"/>
               </w:rPr>
-              <w:t xml:space="preserve"> was announced:</w:t>
+              <w:t>was announced:</w:t>
             </w:r>
           </w:p>
         </w:tc>
@@ -4900,7 +5673,7 @@
       <w:tr>
         <w:tc>
           <w:tcPr>
-            <w:tcW w:type="dxa" w:w="5270"/>
+            <w:tcW w:type="dxa" w:w="3513"/>
           </w:tcPr>
           <w:p>
             <w:pPr>
@@ -4920,7 +5693,7 @@
         </w:tc>
         <w:tc>
           <w:tcPr>
-            <w:tcW w:type="dxa" w:w="5270"/>
+            <w:tcW w:type="dxa" w:w="3513"/>
           </w:tcPr>
           <w:p>
             <w:pPr>
@@ -4988,7 +5761,27 @@
                 <w:color w:val="AAC4B6"/>
                 <w:sz w:val="21"/>
               </w:rPr>
-              <w:t>方案公布，</w:t>
+              <w:t>方案</w:t>
+            </w:r>
+          </w:p>
+        </w:tc>
+        <w:tc>
+          <w:tcPr>
+            <w:tcW w:type="dxa" w:w="3513"/>
+          </w:tcPr>
+          <w:p>
+            <w:pPr>
+              <w:spacing w:after="0"/>
+              <w:jc w:val="center"/>
+            </w:pPr>
+            <w:r>
+              <w:rPr>
+                <w:rFonts w:ascii="Calibri" w:hAnsi="Calibri" w:eastAsia="微软雅黑"/>
+                <w:b w:val="0"/>
+                <w:color w:val="AAC4B6"/>
+                <w:sz w:val="21"/>
+              </w:rPr>
+              <w:t>公布，</w:t>
             </w:r>
           </w:p>
         </w:tc>
@@ -5024,14 +5817,16 @@
         </w:tblBorders>
       </w:tblPr>
       <w:tblGrid>
-        <w:gridCol w:w="3513"/>
-        <w:gridCol w:w="3513"/>
-        <w:gridCol w:w="3513"/>
+        <w:gridCol w:w="2108"/>
+        <w:gridCol w:w="2108"/>
+        <w:gridCol w:w="2108"/>
+        <w:gridCol w:w="2108"/>
+        <w:gridCol w:w="2108"/>
       </w:tblGrid>
       <w:tr>
         <w:tc>
           <w:tcPr>
-            <w:tcW w:type="dxa" w:w="3513"/>
+            <w:tcW w:type="dxa" w:w="2108"/>
           </w:tcPr>
           <w:p>
             <w:pPr>
@@ -5087,7 +5882,7 @@
         </w:tc>
         <w:tc>
           <w:tcPr>
-            <w:tcW w:type="dxa" w:w="3513"/>
+            <w:tcW w:type="dxa" w:w="2108"/>
           </w:tcPr>
           <w:p>
             <w:pPr>
@@ -5143,7 +5938,7 @@
         </w:tc>
         <w:tc>
           <w:tcPr>
-            <w:tcW w:type="dxa" w:w="3513"/>
+            <w:tcW w:type="dxa" w:w="2108"/>
           </w:tcPr>
           <w:p>
             <w:pPr>
@@ -5157,7 +5952,47 @@
                 <w:color w:val="F0F7F2"/>
                 <w:sz w:val="26"/>
               </w:rPr>
-              <w:t>reportedly costing several million pounds.</w:t>
+              <w:t>reportedly</w:t>
+            </w:r>
+          </w:p>
+        </w:tc>
+        <w:tc>
+          <w:tcPr>
+            <w:tcW w:type="dxa" w:w="2108"/>
+          </w:tcPr>
+          <w:p>
+            <w:pPr>
+              <w:spacing w:after="0"/>
+              <w:jc w:val="center"/>
+            </w:pPr>
+            <w:r>
+              <w:rPr>
+                <w:rFonts w:ascii="Calibri" w:hAnsi="Calibri" w:eastAsia="微软雅黑"/>
+                <w:b w:val="0"/>
+                <w:color w:val="F0F7F2"/>
+                <w:sz w:val="26"/>
+              </w:rPr>
+              <w:t>costing</w:t>
+            </w:r>
+          </w:p>
+        </w:tc>
+        <w:tc>
+          <w:tcPr>
+            <w:tcW w:type="dxa" w:w="2108"/>
+          </w:tcPr>
+          <w:p>
+            <w:pPr>
+              <w:spacing w:after="0"/>
+              <w:jc w:val="center"/>
+            </w:pPr>
+            <w:r>
+              <w:rPr>
+                <w:rFonts w:ascii="Calibri" w:hAnsi="Calibri" w:eastAsia="微软雅黑"/>
+                <w:b w:val="0"/>
+                <w:color w:val="F0F7F2"/>
+                <w:sz w:val="26"/>
+              </w:rPr>
+              <w:t>several million pounds.</w:t>
             </w:r>
           </w:p>
         </w:tc>
@@ -5165,7 +6000,7 @@
       <w:tr>
         <w:tc>
           <w:tcPr>
-            <w:tcW w:type="dxa" w:w="3513"/>
+            <w:tcW w:type="dxa" w:w="2108"/>
           </w:tcPr>
           <w:p>
             <w:pPr>
@@ -5266,7 +6101,7 @@
         </w:tc>
         <w:tc>
           <w:tcPr>
-            <w:tcW w:type="dxa" w:w="3513"/>
+            <w:tcW w:type="dxa" w:w="2108"/>
           </w:tcPr>
           <w:p>
             <w:pPr>
@@ -5349,7 +6184,7 @@
         </w:tc>
         <w:tc>
           <w:tcPr>
-            <w:tcW w:type="dxa" w:w="3513"/>
+            <w:tcW w:type="dxa" w:w="2108"/>
           </w:tcPr>
           <w:p>
             <w:pPr>
@@ -5363,7 +6198,47 @@
                 <w:color w:val="AAC4B6"/>
                 <w:sz w:val="21"/>
               </w:rPr>
-              <w:t>据报道花费达数百万英镑。</w:t>
+              <w:t>据报道</w:t>
+            </w:r>
+          </w:p>
+        </w:tc>
+        <w:tc>
+          <w:tcPr>
+            <w:tcW w:type="dxa" w:w="2108"/>
+          </w:tcPr>
+          <w:p>
+            <w:pPr>
+              <w:spacing w:after="0"/>
+              <w:jc w:val="center"/>
+            </w:pPr>
+            <w:r>
+              <w:rPr>
+                <w:rFonts w:ascii="Calibri" w:hAnsi="Calibri" w:eastAsia="微软雅黑"/>
+                <w:b w:val="0"/>
+                <w:color w:val="AAC4B6"/>
+                <w:sz w:val="21"/>
+              </w:rPr>
+              <w:t>花费达</w:t>
+            </w:r>
+          </w:p>
+        </w:tc>
+        <w:tc>
+          <w:tcPr>
+            <w:tcW w:type="dxa" w:w="2108"/>
+          </w:tcPr>
+          <w:p>
+            <w:pPr>
+              <w:spacing w:after="0"/>
+              <w:jc w:val="center"/>
+            </w:pPr>
+            <w:r>
+              <w:rPr>
+                <w:rFonts w:ascii="Calibri" w:hAnsi="Calibri" w:eastAsia="微软雅黑"/>
+                <w:b w:val="0"/>
+                <w:color w:val="AAC4B6"/>
+                <w:sz w:val="21"/>
+              </w:rPr>
+              <w:t>数百万英镑。</w:t>
             </w:r>
           </w:p>
         </w:tc>

--- a/视频/对照文本/22-文本.docx
+++ b/视频/对照文本/22-文本.docx
@@ -1317,13 +1317,14 @@
         </w:tblBorders>
       </w:tblPr>
       <w:tblGrid>
-        <w:gridCol w:w="5270"/>
-        <w:gridCol w:w="5270"/>
+        <w:gridCol w:w="3513"/>
+        <w:gridCol w:w="3513"/>
+        <w:gridCol w:w="3513"/>
       </w:tblGrid>
       <w:tr>
         <w:tc>
           <w:tcPr>
-            <w:tcW w:type="dxa" w:w="5270"/>
+            <w:tcW w:type="dxa" w:w="3513"/>
           </w:tcPr>
           <w:p>
             <w:pPr>
@@ -1348,38 +1349,11 @@
               </w:rPr>
               <w:t>glazed</w:t>
             </w:r>
-            <w:r>
-              <w:rPr>
-                <w:rFonts w:ascii="Calibri" w:hAnsi="Calibri" w:eastAsia="微软雅黑"/>
-                <w:b w:val="0"/>
-                <w:color w:val="F0F7F2"/>
-                <w:sz w:val="26"/>
-              </w:rPr>
-              <w:t xml:space="preserve"> </w:t>
-            </w:r>
-            <w:r>
-              <w:rPr>
-                <w:rFonts w:ascii="Calibri" w:hAnsi="Calibri" w:eastAsia="微软雅黑"/>
-                <w:b/>
-                <w:color w:val="F472B6"/>
-                <w:sz w:val="26"/>
-              </w:rPr>
-              <w:t>facade</w:t>
-            </w:r>
-            <w:r>
-              <w:rPr>
-                <w:rFonts w:ascii="Calibri" w:hAnsi="Calibri" w:eastAsia="微软雅黑"/>
-                <w:b w:val="0"/>
-                <w:color w:val="F0F7F2"/>
-                <w:sz w:val="26"/>
-              </w:rPr>
-              <w:t xml:space="preserve"> above</w:t>
-            </w:r>
           </w:p>
         </w:tc>
         <w:tc>
           <w:tcPr>
-            <w:tcW w:type="dxa" w:w="5270"/>
+            <w:tcW w:type="dxa" w:w="3513"/>
           </w:tcPr>
           <w:p>
             <w:pPr>
@@ -1389,6 +1363,35 @@
             <w:r>
               <w:rPr>
                 <w:rFonts w:ascii="Calibri" w:hAnsi="Calibri" w:eastAsia="微软雅黑"/>
+                <w:b/>
+                <w:color w:val="F472B6"/>
+                <w:sz w:val="26"/>
+              </w:rPr>
+              <w:t>facade</w:t>
+            </w:r>
+            <w:r>
+              <w:rPr>
+                <w:rFonts w:ascii="Calibri" w:hAnsi="Calibri" w:eastAsia="微软雅黑"/>
+                <w:b w:val="0"/>
+                <w:color w:val="F0F7F2"/>
+                <w:sz w:val="26"/>
+              </w:rPr>
+              <w:t xml:space="preserve"> above</w:t>
+            </w:r>
+          </w:p>
+        </w:tc>
+        <w:tc>
+          <w:tcPr>
+            <w:tcW w:type="dxa" w:w="3513"/>
+          </w:tcPr>
+          <w:p>
+            <w:pPr>
+              <w:spacing w:after="0"/>
+              <w:jc w:val="center"/>
+            </w:pPr>
+            <w:r>
+              <w:rPr>
+                <w:rFonts w:ascii="Calibri" w:hAnsi="Calibri" w:eastAsia="微软雅黑"/>
                 <w:b w:val="0"/>
                 <w:color w:val="F0F7F2"/>
                 <w:sz w:val="26"/>
@@ -1401,7 +1404,7 @@
       <w:tr>
         <w:tc>
           <w:tcPr>
-            <w:tcW w:type="dxa" w:w="5270"/>
+            <w:tcW w:type="dxa" w:w="3513"/>
           </w:tcPr>
           <w:p>
             <w:pPr>
@@ -1435,29 +1438,31 @@
               </w:rPr>
               <w:t>镶玻璃的</w:t>
             </w:r>
-            <w:r>
-              <w:rPr>
-                <w:rFonts w:ascii="Calibri" w:hAnsi="Calibri" w:eastAsia="微软雅黑"/>
-                <w:b w:val="0"/>
-                <w:color w:val="AAC4B6"/>
-                <w:sz w:val="21"/>
-              </w:rPr>
-              <w:t xml:space="preserve"> </w:t>
-            </w:r>
-            <w:r>
-              <w:rPr>
-                <w:rFonts w:ascii="Calibri" w:hAnsi="Calibri" w:eastAsia="微软雅黑"/>
-                <w:b/>
-                <w:color w:val="F472B6"/>
-                <w:sz w:val="21"/>
-              </w:rPr>
-              <w:t>正面墙</w:t>
-            </w:r>
           </w:p>
         </w:tc>
         <w:tc>
           <w:tcPr>
-            <w:tcW w:type="dxa" w:w="5270"/>
+            <w:tcW w:type="dxa" w:w="3513"/>
+          </w:tcPr>
+          <w:p>
+            <w:pPr>
+              <w:spacing w:after="0"/>
+              <w:jc w:val="center"/>
+            </w:pPr>
+            <w:r>
+              <w:rPr>
+                <w:rFonts w:ascii="Calibri" w:hAnsi="Calibri" w:eastAsia="微软雅黑"/>
+                <w:b/>
+                <w:color w:val="F472B6"/>
+                <w:sz w:val="21"/>
+              </w:rPr>
+              <w:t>正面墙</w:t>
+            </w:r>
+          </w:p>
+        </w:tc>
+        <w:tc>
+          <w:tcPr>
+            <w:tcW w:type="dxa" w:w="3513"/>
           </w:tcPr>
           <w:p>
             <w:pPr>
@@ -2640,13 +2645,15 @@
         </w:tblBorders>
       </w:tblPr>
       <w:tblGrid>
-        <w:gridCol w:w="5270"/>
-        <w:gridCol w:w="5270"/>
+        <w:gridCol w:w="2635"/>
+        <w:gridCol w:w="2635"/>
+        <w:gridCol w:w="2635"/>
+        <w:gridCol w:w="2635"/>
       </w:tblGrid>
       <w:tr>
         <w:tc>
           <w:tcPr>
-            <w:tcW w:type="dxa" w:w="5270"/>
+            <w:tcW w:type="dxa" w:w="2635"/>
           </w:tcPr>
           <w:p>
             <w:pPr>
@@ -2675,7 +2682,7 @@
         </w:tc>
         <w:tc>
           <w:tcPr>
-            <w:tcW w:type="dxa" w:w="5270"/>
+            <w:tcW w:type="dxa" w:w="2635"/>
           </w:tcPr>
           <w:p>
             <w:pPr>
@@ -2700,6 +2707,17 @@
               </w:rPr>
               <w:t>pan</w:t>
             </w:r>
+          </w:p>
+        </w:tc>
+        <w:tc>
+          <w:tcPr>
+            <w:tcW w:type="dxa" w:w="2635"/>
+          </w:tcPr>
+          <w:p>
+            <w:pPr>
+              <w:spacing w:after="0"/>
+              <w:jc w:val="center"/>
+            </w:pPr>
             <w:r>
               <w:rPr>
                 <w:rFonts w:ascii="Calibri" w:hAnsi="Calibri" w:eastAsia="微软雅黑"/>
@@ -2707,8 +2725,19 @@
                 <w:color w:val="F0F7F2"/>
                 <w:sz w:val="26"/>
               </w:rPr>
-              <w:t xml:space="preserve"> using the </w:t>
-            </w:r>
+              <w:t>using the</w:t>
+            </w:r>
+          </w:p>
+        </w:tc>
+        <w:tc>
+          <w:tcPr>
+            <w:tcW w:type="dxa" w:w="2635"/>
+          </w:tcPr>
+          <w:p>
+            <w:pPr>
+              <w:spacing w:after="0"/>
+              <w:jc w:val="center"/>
+            </w:pPr>
             <w:r>
               <w:rPr>
                 <w:rFonts w:ascii="Calibri" w:hAnsi="Calibri" w:eastAsia="微软雅黑"/>
@@ -2733,7 +2762,7 @@
       <w:tr>
         <w:tc>
           <w:tcPr>
-            <w:tcW w:type="dxa" w:w="5270"/>
+            <w:tcW w:type="dxa" w:w="2635"/>
           </w:tcPr>
           <w:p>
             <w:pPr>
@@ -2789,7 +2818,7 @@
         </w:tc>
         <w:tc>
           <w:tcPr>
-            <w:tcW w:type="dxa" w:w="5270"/>
+            <w:tcW w:type="dxa" w:w="2635"/>
           </w:tcPr>
           <w:p>
             <w:pPr>
@@ -2839,8 +2868,19 @@
                 <w:color w:val="AAC4B6"/>
                 <w:sz w:val="21"/>
               </w:rPr>
-              <w:t>里利用</w:t>
-            </w:r>
+              <w:t>里</w:t>
+            </w:r>
+          </w:p>
+        </w:tc>
+        <w:tc>
+          <w:tcPr>
+            <w:tcW w:type="dxa" w:w="2635"/>
+          </w:tcPr>
+          <w:p>
+            <w:pPr>
+              <w:spacing w:after="0"/>
+              <w:jc w:val="center"/>
+            </w:pPr>
             <w:r>
               <w:rPr>
                 <w:rFonts w:ascii="Calibri" w:hAnsi="Calibri" w:eastAsia="微软雅黑"/>
@@ -2848,8 +2888,19 @@
                 <w:color w:val="AAC4B6"/>
                 <w:sz w:val="21"/>
               </w:rPr>
-              <w:t xml:space="preserve"> </w:t>
-            </w:r>
+              <w:t>利用</w:t>
+            </w:r>
+          </w:p>
+        </w:tc>
+        <w:tc>
+          <w:tcPr>
+            <w:tcW w:type="dxa" w:w="2635"/>
+          </w:tcPr>
+          <w:p>
+            <w:pPr>
+              <w:spacing w:after="0"/>
+              <w:jc w:val="center"/>
+            </w:pPr>
             <w:r>
               <w:rPr>
                 <w:rFonts w:ascii="Calibri" w:hAnsi="Calibri" w:eastAsia="微软雅黑"/>
@@ -3260,16 +3311,18 @@
         </w:tblBorders>
       </w:tblPr>
       <w:tblGrid>
-        <w:gridCol w:w="2108"/>
-        <w:gridCol w:w="2108"/>
-        <w:gridCol w:w="2108"/>
-        <w:gridCol w:w="2108"/>
-        <w:gridCol w:w="2108"/>
+        <w:gridCol w:w="1506"/>
+        <w:gridCol w:w="1506"/>
+        <w:gridCol w:w="1506"/>
+        <w:gridCol w:w="1506"/>
+        <w:gridCol w:w="1506"/>
+        <w:gridCol w:w="1506"/>
+        <w:gridCol w:w="1506"/>
       </w:tblGrid>
       <w:tr>
         <w:tc>
           <w:tcPr>
-            <w:tcW w:type="dxa" w:w="2108"/>
+            <w:tcW w:type="dxa" w:w="1506"/>
           </w:tcPr>
           <w:p>
             <w:pPr>
@@ -3289,7 +3342,7 @@
         </w:tc>
         <w:tc>
           <w:tcPr>
-            <w:tcW w:type="dxa" w:w="2108"/>
+            <w:tcW w:type="dxa" w:w="1506"/>
           </w:tcPr>
           <w:p>
             <w:pPr>
@@ -3318,7 +3371,7 @@
         </w:tc>
         <w:tc>
           <w:tcPr>
-            <w:tcW w:type="dxa" w:w="2108"/>
+            <w:tcW w:type="dxa" w:w="1506"/>
           </w:tcPr>
           <w:p>
             <w:pPr>
@@ -3338,7 +3391,7 @@
         </w:tc>
         <w:tc>
           <w:tcPr>
-            <w:tcW w:type="dxa" w:w="2108"/>
+            <w:tcW w:type="dxa" w:w="1506"/>
           </w:tcPr>
           <w:p>
             <w:pPr>
@@ -3352,40 +3405,13 @@
                 <w:color w:val="F0F7F2"/>
                 <w:sz w:val="26"/>
               </w:rPr>
-              <w:t xml:space="preserve">a </w:t>
-            </w:r>
-            <w:r>
-              <w:rPr>
-                <w:rFonts w:ascii="Calibri" w:hAnsi="Calibri" w:eastAsia="微软雅黑"/>
-                <w:b/>
-                <w:color w:val="F472B6"/>
-                <w:sz w:val="26"/>
-              </w:rPr>
-              <w:t>provisional</w:t>
-            </w:r>
-            <w:r>
-              <w:rPr>
-                <w:rFonts w:ascii="Calibri" w:hAnsi="Calibri" w:eastAsia="微软雅黑"/>
-                <w:b w:val="0"/>
-                <w:color w:val="F0F7F2"/>
-                <w:sz w:val="26"/>
-              </w:rPr>
-              <w:t xml:space="preserve"> </w:t>
-            </w:r>
-            <w:r>
-              <w:rPr>
-                <w:rFonts w:ascii="Calibri" w:hAnsi="Calibri" w:eastAsia="微软雅黑"/>
-                <w:b/>
-                <w:color w:val="BEF264"/>
-                <w:sz w:val="26"/>
-              </w:rPr>
-              <w:t>barrier</w:t>
+              <w:t>a</w:t>
             </w:r>
           </w:p>
         </w:tc>
         <w:tc>
           <w:tcPr>
-            <w:tcW w:type="dxa" w:w="2108"/>
+            <w:tcW w:type="dxa" w:w="1506"/>
           </w:tcPr>
           <w:p>
             <w:pPr>
@@ -3395,6 +3421,46 @@
             <w:r>
               <w:rPr>
                 <w:rFonts w:ascii="Calibri" w:hAnsi="Calibri" w:eastAsia="微软雅黑"/>
+                <w:b/>
+                <w:color w:val="F472B6"/>
+                <w:sz w:val="26"/>
+              </w:rPr>
+              <w:t>provisional</w:t>
+            </w:r>
+          </w:p>
+        </w:tc>
+        <w:tc>
+          <w:tcPr>
+            <w:tcW w:type="dxa" w:w="1506"/>
+          </w:tcPr>
+          <w:p>
+            <w:pPr>
+              <w:spacing w:after="0"/>
+              <w:jc w:val="center"/>
+            </w:pPr>
+            <w:r>
+              <w:rPr>
+                <w:rFonts w:ascii="Calibri" w:hAnsi="Calibri" w:eastAsia="微软雅黑"/>
+                <w:b/>
+                <w:color w:val="BEF264"/>
+                <w:sz w:val="26"/>
+              </w:rPr>
+              <w:t>barrier</w:t>
+            </w:r>
+          </w:p>
+        </w:tc>
+        <w:tc>
+          <w:tcPr>
+            <w:tcW w:type="dxa" w:w="1506"/>
+          </w:tcPr>
+          <w:p>
+            <w:pPr>
+              <w:spacing w:after="0"/>
+              <w:jc w:val="center"/>
+            </w:pPr>
+            <w:r>
+              <w:rPr>
+                <w:rFonts w:ascii="Calibri" w:hAnsi="Calibri" w:eastAsia="微软雅黑"/>
                 <w:b w:val="0"/>
                 <w:color w:val="F0F7F2"/>
                 <w:sz w:val="26"/>
@@ -3425,7 +3491,7 @@
       <w:tr>
         <w:tc>
           <w:tcPr>
-            <w:tcW w:type="dxa" w:w="2108"/>
+            <w:tcW w:type="dxa" w:w="1506"/>
           </w:tcPr>
           <w:p>
             <w:pPr>
@@ -3445,7 +3511,7 @@
         </w:tc>
         <w:tc>
           <w:tcPr>
-            <w:tcW w:type="dxa" w:w="2108"/>
+            <w:tcW w:type="dxa" w:w="1506"/>
           </w:tcPr>
           <w:p>
             <w:pPr>
@@ -3474,7 +3540,7 @@
         </w:tc>
         <w:tc>
           <w:tcPr>
-            <w:tcW w:type="dxa" w:w="2108"/>
+            <w:tcW w:type="dxa" w:w="1506"/>
           </w:tcPr>
           <w:p>
             <w:pPr>
@@ -3494,7 +3560,7 @@
         </w:tc>
         <w:tc>
           <w:tcPr>
-            <w:tcW w:type="dxa" w:w="2108"/>
+            <w:tcW w:type="dxa" w:w="1506"/>
           </w:tcPr>
           <w:p>
             <w:pPr>
@@ -3510,47 +3576,51 @@
               </w:rPr>
               <w:t>一道</w:t>
             </w:r>
-            <w:r>
-              <w:rPr>
-                <w:rFonts w:ascii="Calibri" w:hAnsi="Calibri" w:eastAsia="微软雅黑"/>
-                <w:b w:val="0"/>
-                <w:color w:val="AAC4B6"/>
-                <w:sz w:val="21"/>
-              </w:rPr>
-              <w:t xml:space="preserve"> </w:t>
-            </w:r>
-            <w:r>
-              <w:rPr>
-                <w:rFonts w:ascii="Calibri" w:hAnsi="Calibri" w:eastAsia="微软雅黑"/>
-                <w:b/>
-                <w:color w:val="F472B6"/>
-                <w:sz w:val="21"/>
-              </w:rPr>
-              <w:t>临时的</w:t>
-            </w:r>
-            <w:r>
-              <w:rPr>
-                <w:rFonts w:ascii="Calibri" w:hAnsi="Calibri" w:eastAsia="微软雅黑"/>
-                <w:b w:val="0"/>
-                <w:color w:val="AAC4B6"/>
-                <w:sz w:val="21"/>
-              </w:rPr>
-              <w:t xml:space="preserve"> </w:t>
-            </w:r>
-            <w:r>
-              <w:rPr>
-                <w:rFonts w:ascii="Calibri" w:hAnsi="Calibri" w:eastAsia="微软雅黑"/>
-                <w:b/>
-                <w:color w:val="BEF264"/>
-                <w:sz w:val="21"/>
-              </w:rPr>
-              <w:t>屏障</w:t>
-            </w:r>
           </w:p>
         </w:tc>
         <w:tc>
           <w:tcPr>
-            <w:tcW w:type="dxa" w:w="2108"/>
+            <w:tcW w:type="dxa" w:w="1506"/>
+          </w:tcPr>
+          <w:p>
+            <w:pPr>
+              <w:spacing w:after="0"/>
+              <w:jc w:val="center"/>
+            </w:pPr>
+            <w:r>
+              <w:rPr>
+                <w:rFonts w:ascii="Calibri" w:hAnsi="Calibri" w:eastAsia="微软雅黑"/>
+                <w:b/>
+                <w:color w:val="F472B6"/>
+                <w:sz w:val="21"/>
+              </w:rPr>
+              <w:t>临时的</w:t>
+            </w:r>
+          </w:p>
+        </w:tc>
+        <w:tc>
+          <w:tcPr>
+            <w:tcW w:type="dxa" w:w="1506"/>
+          </w:tcPr>
+          <w:p>
+            <w:pPr>
+              <w:spacing w:after="0"/>
+              <w:jc w:val="center"/>
+            </w:pPr>
+            <w:r>
+              <w:rPr>
+                <w:rFonts w:ascii="Calibri" w:hAnsi="Calibri" w:eastAsia="微软雅黑"/>
+                <w:b/>
+                <w:color w:val="BEF264"/>
+                <w:sz w:val="21"/>
+              </w:rPr>
+              <w:t>屏障</w:t>
+            </w:r>
+          </w:p>
+        </w:tc>
+        <w:tc>
+          <w:tcPr>
+            <w:tcW w:type="dxa" w:w="1506"/>
           </w:tcPr>
           <w:p>
             <w:pPr>
@@ -4974,14 +5044,15 @@
         </w:tblBorders>
       </w:tblPr>
       <w:tblGrid>
-        <w:gridCol w:w="3513"/>
-        <w:gridCol w:w="3513"/>
-        <w:gridCol w:w="3513"/>
+        <w:gridCol w:w="2635"/>
+        <w:gridCol w:w="2635"/>
+        <w:gridCol w:w="2635"/>
+        <w:gridCol w:w="2635"/>
       </w:tblGrid>
       <w:tr>
         <w:tc>
           <w:tcPr>
-            <w:tcW w:type="dxa" w:w="3513"/>
+            <w:tcW w:type="dxa" w:w="2635"/>
           </w:tcPr>
           <w:p>
             <w:pPr>
@@ -5001,7 +5072,7 @@
         </w:tc>
         <w:tc>
           <w:tcPr>
-            <w:tcW w:type="dxa" w:w="3513"/>
+            <w:tcW w:type="dxa" w:w="2635"/>
           </w:tcPr>
           <w:p>
             <w:pPr>
@@ -5021,7 +5092,7 @@
         </w:tc>
         <w:tc>
           <w:tcPr>
-            <w:tcW w:type="dxa" w:w="3513"/>
+            <w:tcW w:type="dxa" w:w="2635"/>
           </w:tcPr>
           <w:p>
             <w:pPr>
@@ -5037,15 +5108,17 @@
               </w:rPr>
               <w:t>architectural</w:t>
             </w:r>
-            <w:r>
-              <w:rPr>
-                <w:rFonts w:ascii="Calibri" w:hAnsi="Calibri" w:eastAsia="微软雅黑"/>
-                <w:b w:val="0"/>
-                <w:color w:val="F0F7F2"/>
-                <w:sz w:val="26"/>
-              </w:rPr>
-              <w:t xml:space="preserve"> </w:t>
-            </w:r>
+          </w:p>
+        </w:tc>
+        <w:tc>
+          <w:tcPr>
+            <w:tcW w:type="dxa" w:w="2635"/>
+          </w:tcPr>
+          <w:p>
+            <w:pPr>
+              <w:spacing w:after="0"/>
+              <w:jc w:val="center"/>
+            </w:pPr>
             <w:r>
               <w:rPr>
                 <w:rFonts w:ascii="Calibri" w:hAnsi="Calibri" w:eastAsia="微软雅黑"/>
@@ -5070,7 +5143,7 @@
       <w:tr>
         <w:tc>
           <w:tcPr>
-            <w:tcW w:type="dxa" w:w="3513"/>
+            <w:tcW w:type="dxa" w:w="2635"/>
           </w:tcPr>
           <w:p>
             <w:pPr>
@@ -5090,7 +5163,7 @@
         </w:tc>
         <w:tc>
           <w:tcPr>
-            <w:tcW w:type="dxa" w:w="3513"/>
+            <w:tcW w:type="dxa" w:w="2635"/>
           </w:tcPr>
           <w:p>
             <w:pPr>
@@ -5110,7 +5183,7 @@
         </w:tc>
         <w:tc>
           <w:tcPr>
-            <w:tcW w:type="dxa" w:w="3513"/>
+            <w:tcW w:type="dxa" w:w="2635"/>
           </w:tcPr>
           <w:p>
             <w:pPr>
@@ -5144,15 +5217,17 @@
               </w:rPr>
               <w:t>建筑上的</w:t>
             </w:r>
-            <w:r>
-              <w:rPr>
-                <w:rFonts w:ascii="Calibri" w:hAnsi="Calibri" w:eastAsia="微软雅黑"/>
-                <w:b w:val="0"/>
-                <w:color w:val="AAC4B6"/>
-                <w:sz w:val="21"/>
-              </w:rPr>
-              <w:t xml:space="preserve"> </w:t>
-            </w:r>
+          </w:p>
+        </w:tc>
+        <w:tc>
+          <w:tcPr>
+            <w:tcW w:type="dxa" w:w="2635"/>
+          </w:tcPr>
+          <w:p>
+            <w:pPr>
+              <w:spacing w:after="0"/>
+              <w:jc w:val="center"/>
+            </w:pPr>
             <w:r>
               <w:rPr>
                 <w:rFonts w:ascii="Calibri" w:hAnsi="Calibri" w:eastAsia="微软雅黑"/>
@@ -5577,14 +5652,16 @@
         </w:tblBorders>
       </w:tblPr>
       <w:tblGrid>
-        <w:gridCol w:w="3513"/>
-        <w:gridCol w:w="3513"/>
-        <w:gridCol w:w="3513"/>
+        <w:gridCol w:w="2108"/>
+        <w:gridCol w:w="2108"/>
+        <w:gridCol w:w="2108"/>
+        <w:gridCol w:w="2108"/>
+        <w:gridCol w:w="2108"/>
       </w:tblGrid>
       <w:tr>
         <w:tc>
           <w:tcPr>
-            <w:tcW w:type="dxa" w:w="3513"/>
+            <w:tcW w:type="dxa" w:w="2108"/>
           </w:tcPr>
           <w:p>
             <w:pPr>
@@ -5604,7 +5681,7 @@
         </w:tc>
         <w:tc>
           <w:tcPr>
-            <w:tcW w:type="dxa" w:w="3513"/>
+            <w:tcW w:type="dxa" w:w="2108"/>
           </w:tcPr>
           <w:p>
             <w:pPr>
@@ -5618,40 +5695,13 @@
                 <w:color w:val="F0F7F2"/>
                 <w:sz w:val="26"/>
               </w:rPr>
-              <w:t xml:space="preserve">a </w:t>
-            </w:r>
-            <w:r>
-              <w:rPr>
-                <w:rFonts w:ascii="Calibri" w:hAnsi="Calibri" w:eastAsia="微软雅黑"/>
-                <w:b/>
-                <w:color w:val="C4B5FD"/>
-                <w:sz w:val="26"/>
-              </w:rPr>
-              <w:t>permanent</w:t>
-            </w:r>
-            <w:r>
-              <w:rPr>
-                <w:rFonts w:ascii="Calibri" w:hAnsi="Calibri" w:eastAsia="微软雅黑"/>
-                <w:b w:val="0"/>
-                <w:color w:val="F0F7F2"/>
-                <w:sz w:val="26"/>
-              </w:rPr>
-              <w:t xml:space="preserve"> </w:t>
-            </w:r>
-            <w:r>
-              <w:rPr>
-                <w:rFonts w:ascii="Calibri" w:hAnsi="Calibri" w:eastAsia="微软雅黑"/>
-                <w:b/>
-                <w:color w:val="FB923C"/>
-                <w:sz w:val="26"/>
-              </w:rPr>
-              <w:t>fixture</w:t>
+              <w:t>a</w:t>
             </w:r>
           </w:p>
         </w:tc>
         <w:tc>
           <w:tcPr>
-            <w:tcW w:type="dxa" w:w="3513"/>
+            <w:tcW w:type="dxa" w:w="2108"/>
           </w:tcPr>
           <w:p>
             <w:pPr>
@@ -5661,6 +5711,46 @@
             <w:r>
               <w:rPr>
                 <w:rFonts w:ascii="Calibri" w:hAnsi="Calibri" w:eastAsia="微软雅黑"/>
+                <w:b/>
+                <w:color w:val="C4B5FD"/>
+                <w:sz w:val="26"/>
+              </w:rPr>
+              <w:t>permanent</w:t>
+            </w:r>
+          </w:p>
+        </w:tc>
+        <w:tc>
+          <w:tcPr>
+            <w:tcW w:type="dxa" w:w="2108"/>
+          </w:tcPr>
+          <w:p>
+            <w:pPr>
+              <w:spacing w:after="0"/>
+              <w:jc w:val="center"/>
+            </w:pPr>
+            <w:r>
+              <w:rPr>
+                <w:rFonts w:ascii="Calibri" w:hAnsi="Calibri" w:eastAsia="微软雅黑"/>
+                <w:b/>
+                <w:color w:val="FB923C"/>
+                <w:sz w:val="26"/>
+              </w:rPr>
+              <w:t>fixture</w:t>
+            </w:r>
+          </w:p>
+        </w:tc>
+        <w:tc>
+          <w:tcPr>
+            <w:tcW w:type="dxa" w:w="2108"/>
+          </w:tcPr>
+          <w:p>
+            <w:pPr>
+              <w:spacing w:after="0"/>
+              <w:jc w:val="center"/>
+            </w:pPr>
+            <w:r>
+              <w:rPr>
+                <w:rFonts w:ascii="Calibri" w:hAnsi="Calibri" w:eastAsia="微软雅黑"/>
                 <w:b w:val="0"/>
                 <w:color w:val="F0F7F2"/>
                 <w:sz w:val="26"/>
@@ -5673,7 +5763,7 @@
       <w:tr>
         <w:tc>
           <w:tcPr>
-            <w:tcW w:type="dxa" w:w="3513"/>
+            <w:tcW w:type="dxa" w:w="2108"/>
           </w:tcPr>
           <w:p>
             <w:pPr>
@@ -5693,7 +5783,7 @@
         </w:tc>
         <w:tc>
           <w:tcPr>
-            <w:tcW w:type="dxa" w:w="3513"/>
+            <w:tcW w:type="dxa" w:w="2108"/>
           </w:tcPr>
           <w:p>
             <w:pPr>
@@ -5709,65 +5799,69 @@
               </w:rPr>
               <w:t>一项</w:t>
             </w:r>
-            <w:r>
-              <w:rPr>
-                <w:rFonts w:ascii="Calibri" w:hAnsi="Calibri" w:eastAsia="微软雅黑"/>
-                <w:b w:val="0"/>
-                <w:color w:val="AAC4B6"/>
-                <w:sz w:val="21"/>
-              </w:rPr>
-              <w:t xml:space="preserve"> </w:t>
-            </w:r>
-            <w:r>
-              <w:rPr>
-                <w:rFonts w:ascii="Calibri" w:hAnsi="Calibri" w:eastAsia="微软雅黑"/>
-                <w:b/>
-                <w:color w:val="C4B5FD"/>
-                <w:sz w:val="21"/>
-              </w:rPr>
-              <w:t>永久性的</w:t>
-            </w:r>
-            <w:r>
-              <w:rPr>
-                <w:rFonts w:ascii="Calibri" w:hAnsi="Calibri" w:eastAsia="微软雅黑"/>
-                <w:b w:val="0"/>
-                <w:color w:val="AAC4B6"/>
-                <w:sz w:val="21"/>
-              </w:rPr>
-              <w:t xml:space="preserve"> </w:t>
-            </w:r>
-            <w:r>
-              <w:rPr>
-                <w:rFonts w:ascii="Calibri" w:hAnsi="Calibri" w:eastAsia="微软雅黑"/>
-                <w:b/>
-                <w:color w:val="FB923C"/>
-                <w:sz w:val="21"/>
-              </w:rPr>
-              <w:t>固定装置</w:t>
-            </w:r>
-            <w:r>
-              <w:rPr>
-                <w:rFonts w:ascii="Calibri" w:hAnsi="Calibri" w:eastAsia="微软雅黑"/>
-                <w:b w:val="0"/>
-                <w:color w:val="AAC4B6"/>
-                <w:sz w:val="21"/>
-              </w:rPr>
-              <w:t xml:space="preserve"> </w:t>
-            </w:r>
-            <w:r>
-              <w:rPr>
-                <w:rFonts w:ascii="Calibri" w:hAnsi="Calibri" w:eastAsia="微软雅黑"/>
-                <w:b w:val="0"/>
-                <w:color w:val="AAC4B6"/>
-                <w:sz w:val="21"/>
-              </w:rPr>
-              <w:t>方案</w:t>
-            </w:r>
           </w:p>
         </w:tc>
         <w:tc>
           <w:tcPr>
-            <w:tcW w:type="dxa" w:w="3513"/>
+            <w:tcW w:type="dxa" w:w="2108"/>
+          </w:tcPr>
+          <w:p>
+            <w:pPr>
+              <w:spacing w:after="0"/>
+              <w:jc w:val="center"/>
+            </w:pPr>
+            <w:r>
+              <w:rPr>
+                <w:rFonts w:ascii="Calibri" w:hAnsi="Calibri" w:eastAsia="微软雅黑"/>
+                <w:b/>
+                <w:color w:val="C4B5FD"/>
+                <w:sz w:val="21"/>
+              </w:rPr>
+              <w:t>永久性的</w:t>
+            </w:r>
+          </w:p>
+        </w:tc>
+        <w:tc>
+          <w:tcPr>
+            <w:tcW w:type="dxa" w:w="2108"/>
+          </w:tcPr>
+          <w:p>
+            <w:pPr>
+              <w:spacing w:after="0"/>
+              <w:jc w:val="center"/>
+            </w:pPr>
+            <w:r>
+              <w:rPr>
+                <w:rFonts w:ascii="Calibri" w:hAnsi="Calibri" w:eastAsia="微软雅黑"/>
+                <w:b/>
+                <w:color w:val="FB923C"/>
+                <w:sz w:val="21"/>
+              </w:rPr>
+              <w:t>固定装置</w:t>
+            </w:r>
+            <w:r>
+              <w:rPr>
+                <w:rFonts w:ascii="Calibri" w:hAnsi="Calibri" w:eastAsia="微软雅黑"/>
+                <w:b w:val="0"/>
+                <w:color w:val="AAC4B6"/>
+                <w:sz w:val="21"/>
+              </w:rPr>
+              <w:t xml:space="preserve"> </w:t>
+            </w:r>
+            <w:r>
+              <w:rPr>
+                <w:rFonts w:ascii="Calibri" w:hAnsi="Calibri" w:eastAsia="微软雅黑"/>
+                <w:b w:val="0"/>
+                <w:color w:val="AAC4B6"/>
+                <w:sz w:val="21"/>
+              </w:rPr>
+              <w:t>方案</w:t>
+            </w:r>
+          </w:p>
+        </w:tc>
+        <w:tc>
+          <w:tcPr>
+            <w:tcW w:type="dxa" w:w="2108"/>
           </w:tcPr>
           <w:p>
             <w:pPr>
@@ -5817,16 +5911,20 @@
         </w:tblBorders>
       </w:tblPr>
       <w:tblGrid>
-        <w:gridCol w:w="2108"/>
-        <w:gridCol w:w="2108"/>
-        <w:gridCol w:w="2108"/>
-        <w:gridCol w:w="2108"/>
-        <w:gridCol w:w="2108"/>
+        <w:gridCol w:w="1171"/>
+        <w:gridCol w:w="1171"/>
+        <w:gridCol w:w="1171"/>
+        <w:gridCol w:w="1171"/>
+        <w:gridCol w:w="1171"/>
+        <w:gridCol w:w="1171"/>
+        <w:gridCol w:w="1171"/>
+        <w:gridCol w:w="1171"/>
+        <w:gridCol w:w="1171"/>
       </w:tblGrid>
       <w:tr>
         <w:tc>
           <w:tcPr>
-            <w:tcW w:type="dxa" w:w="2108"/>
+            <w:tcW w:type="dxa" w:w="1171"/>
           </w:tcPr>
           <w:p>
             <w:pPr>
@@ -5842,47 +5940,11 @@
               </w:rPr>
               <w:t>horizontal</w:t>
             </w:r>
-            <w:r>
-              <w:rPr>
-                <w:rFonts w:ascii="Calibri" w:hAnsi="Calibri" w:eastAsia="微软雅黑"/>
-                <w:b w:val="0"/>
-                <w:color w:val="F0F7F2"/>
-                <w:sz w:val="26"/>
-              </w:rPr>
-              <w:t xml:space="preserve"> </w:t>
-            </w:r>
-            <w:r>
-              <w:rPr>
-                <w:rFonts w:ascii="Calibri" w:hAnsi="Calibri" w:eastAsia="微软雅黑"/>
-                <w:b/>
-                <w:color w:val="FCA5A5"/>
-                <w:sz w:val="26"/>
-              </w:rPr>
-              <w:t>aluminium</w:t>
-            </w:r>
-            <w:r>
-              <w:rPr>
-                <w:rFonts w:ascii="Calibri" w:hAnsi="Calibri" w:eastAsia="微软雅黑"/>
-                <w:b w:val="0"/>
-                <w:color w:val="F0F7F2"/>
-                <w:sz w:val="26"/>
-              </w:rPr>
-              <w:t xml:space="preserve"> </w:t>
-            </w:r>
-            <w:r>
-              <w:rPr>
-                <w:rFonts w:ascii="Calibri" w:hAnsi="Calibri" w:eastAsia="微软雅黑"/>
-                <w:b/>
-                <w:color w:val="FBBF24"/>
-                <w:sz w:val="26"/>
-              </w:rPr>
-              <w:t>fins</w:t>
-            </w:r>
           </w:p>
         </w:tc>
         <w:tc>
           <w:tcPr>
-            <w:tcW w:type="dxa" w:w="2108"/>
+            <w:tcW w:type="dxa" w:w="1171"/>
           </w:tcPr>
           <w:p>
             <w:pPr>
@@ -5892,53 +5954,17 @@
             <w:r>
               <w:rPr>
                 <w:rFonts w:ascii="Calibri" w:hAnsi="Calibri" w:eastAsia="微软雅黑"/>
-                <w:b w:val="0"/>
-                <w:color w:val="F0F7F2"/>
+                <w:b/>
+                <w:color w:val="FCA5A5"/>
                 <w:sz w:val="26"/>
               </w:rPr>
-              <w:t xml:space="preserve">to </w:t>
-            </w:r>
-            <w:r>
-              <w:rPr>
-                <w:rFonts w:ascii="Calibri" w:hAnsi="Calibri" w:eastAsia="微软雅黑"/>
-                <w:b/>
-                <w:color w:val="38BDF8"/>
-                <w:sz w:val="26"/>
-              </w:rPr>
-              <w:t>diffuse</w:t>
-            </w:r>
-            <w:r>
-              <w:rPr>
-                <w:rFonts w:ascii="Calibri" w:hAnsi="Calibri" w:eastAsia="微软雅黑"/>
-                <w:b w:val="0"/>
-                <w:color w:val="F0F7F2"/>
-                <w:sz w:val="26"/>
-              </w:rPr>
-              <w:t xml:space="preserve"> the </w:t>
-            </w:r>
-            <w:r>
-              <w:rPr>
-                <w:rFonts w:ascii="Calibri" w:hAnsi="Calibri" w:eastAsia="微软雅黑"/>
-                <w:b/>
-                <w:color w:val="F472B6"/>
-                <w:sz w:val="26"/>
-              </w:rPr>
-              <w:t>brightness</w:t>
-            </w:r>
-            <w:r>
-              <w:rPr>
-                <w:rFonts w:ascii="Calibri" w:hAnsi="Calibri" w:eastAsia="微软雅黑"/>
-                <w:b w:val="0"/>
-                <w:color w:val="F0F7F2"/>
-                <w:sz w:val="26"/>
-              </w:rPr>
-              <w:t>,</w:t>
+              <w:t>aluminium</w:t>
             </w:r>
           </w:p>
         </w:tc>
         <w:tc>
           <w:tcPr>
-            <w:tcW w:type="dxa" w:w="2108"/>
+            <w:tcW w:type="dxa" w:w="1171"/>
           </w:tcPr>
           <w:p>
             <w:pPr>
@@ -5948,17 +5974,17 @@
             <w:r>
               <w:rPr>
                 <w:rFonts w:ascii="Calibri" w:hAnsi="Calibri" w:eastAsia="微软雅黑"/>
-                <w:b w:val="0"/>
-                <w:color w:val="F0F7F2"/>
+                <w:b/>
+                <w:color w:val="FBBF24"/>
                 <w:sz w:val="26"/>
               </w:rPr>
-              <w:t>reportedly</w:t>
+              <w:t>fins</w:t>
             </w:r>
           </w:p>
         </w:tc>
         <w:tc>
           <w:tcPr>
-            <w:tcW w:type="dxa" w:w="2108"/>
+            <w:tcW w:type="dxa" w:w="1171"/>
           </w:tcPr>
           <w:p>
             <w:pPr>
@@ -5972,13 +5998,13 @@
                 <w:color w:val="F0F7F2"/>
                 <w:sz w:val="26"/>
               </w:rPr>
-              <w:t>costing</w:t>
+              <w:t>to</w:t>
             </w:r>
           </w:p>
         </w:tc>
         <w:tc>
           <w:tcPr>
-            <w:tcW w:type="dxa" w:w="2108"/>
+            <w:tcW w:type="dxa" w:w="1171"/>
           </w:tcPr>
           <w:p>
             <w:pPr>
@@ -5988,6 +6014,104 @@
             <w:r>
               <w:rPr>
                 <w:rFonts w:ascii="Calibri" w:hAnsi="Calibri" w:eastAsia="微软雅黑"/>
+                <w:b/>
+                <w:color w:val="38BDF8"/>
+                <w:sz w:val="26"/>
+              </w:rPr>
+              <w:t>diffuse</w:t>
+            </w:r>
+          </w:p>
+        </w:tc>
+        <w:tc>
+          <w:tcPr>
+            <w:tcW w:type="dxa" w:w="1171"/>
+          </w:tcPr>
+          <w:p>
+            <w:pPr>
+              <w:spacing w:after="0"/>
+              <w:jc w:val="center"/>
+            </w:pPr>
+            <w:r>
+              <w:rPr>
+                <w:rFonts w:ascii="Calibri" w:hAnsi="Calibri" w:eastAsia="微软雅黑"/>
+                <w:b w:val="0"/>
+                <w:color w:val="F0F7F2"/>
+                <w:sz w:val="26"/>
+              </w:rPr>
+              <w:t xml:space="preserve">the </w:t>
+            </w:r>
+            <w:r>
+              <w:rPr>
+                <w:rFonts w:ascii="Calibri" w:hAnsi="Calibri" w:eastAsia="微软雅黑"/>
+                <w:b/>
+                <w:color w:val="F472B6"/>
+                <w:sz w:val="26"/>
+              </w:rPr>
+              <w:t>brightness</w:t>
+            </w:r>
+            <w:r>
+              <w:rPr>
+                <w:rFonts w:ascii="Calibri" w:hAnsi="Calibri" w:eastAsia="微软雅黑"/>
+                <w:b w:val="0"/>
+                <w:color w:val="F0F7F2"/>
+                <w:sz w:val="26"/>
+              </w:rPr>
+              <w:t>,</w:t>
+            </w:r>
+          </w:p>
+        </w:tc>
+        <w:tc>
+          <w:tcPr>
+            <w:tcW w:type="dxa" w:w="1171"/>
+          </w:tcPr>
+          <w:p>
+            <w:pPr>
+              <w:spacing w:after="0"/>
+              <w:jc w:val="center"/>
+            </w:pPr>
+            <w:r>
+              <w:rPr>
+                <w:rFonts w:ascii="Calibri" w:hAnsi="Calibri" w:eastAsia="微软雅黑"/>
+                <w:b w:val="0"/>
+                <w:color w:val="F0F7F2"/>
+                <w:sz w:val="26"/>
+              </w:rPr>
+              <w:t>reportedly</w:t>
+            </w:r>
+          </w:p>
+        </w:tc>
+        <w:tc>
+          <w:tcPr>
+            <w:tcW w:type="dxa" w:w="1171"/>
+          </w:tcPr>
+          <w:p>
+            <w:pPr>
+              <w:spacing w:after="0"/>
+              <w:jc w:val="center"/>
+            </w:pPr>
+            <w:r>
+              <w:rPr>
+                <w:rFonts w:ascii="Calibri" w:hAnsi="Calibri" w:eastAsia="微软雅黑"/>
+                <w:b w:val="0"/>
+                <w:color w:val="F0F7F2"/>
+                <w:sz w:val="26"/>
+              </w:rPr>
+              <w:t>costing</w:t>
+            </w:r>
+          </w:p>
+        </w:tc>
+        <w:tc>
+          <w:tcPr>
+            <w:tcW w:type="dxa" w:w="1171"/>
+          </w:tcPr>
+          <w:p>
+            <w:pPr>
+              <w:spacing w:after="0"/>
+              <w:jc w:val="center"/>
+            </w:pPr>
+            <w:r>
+              <w:rPr>
+                <w:rFonts w:ascii="Calibri" w:hAnsi="Calibri" w:eastAsia="微软雅黑"/>
                 <w:b w:val="0"/>
                 <w:color w:val="F0F7F2"/>
                 <w:sz w:val="26"/>
@@ -6000,7 +6124,7 @@
       <w:tr>
         <w:tc>
           <w:tcPr>
-            <w:tcW w:type="dxa" w:w="2108"/>
+            <w:tcW w:type="dxa" w:w="1171"/>
           </w:tcPr>
           <w:p>
             <w:pPr>
@@ -6034,74 +6158,11 @@
               </w:rPr>
               <w:t>水平的</w:t>
             </w:r>
-            <w:r>
-              <w:rPr>
-                <w:rFonts w:ascii="Calibri" w:hAnsi="Calibri" w:eastAsia="微软雅黑"/>
-                <w:b w:val="0"/>
-                <w:color w:val="AAC4B6"/>
-                <w:sz w:val="21"/>
-              </w:rPr>
-              <w:t xml:space="preserve"> </w:t>
-            </w:r>
-            <w:r>
-              <w:rPr>
-                <w:rFonts w:ascii="Calibri" w:hAnsi="Calibri" w:eastAsia="微软雅黑"/>
-                <w:b/>
-                <w:color w:val="FCA5A5"/>
-                <w:sz w:val="21"/>
-              </w:rPr>
-              <w:t>铝制</w:t>
-            </w:r>
-            <w:r>
-              <w:rPr>
-                <w:rFonts w:ascii="Calibri" w:hAnsi="Calibri" w:eastAsia="微软雅黑"/>
-                <w:b w:val="0"/>
-                <w:color w:val="AAC4B6"/>
-                <w:sz w:val="21"/>
-              </w:rPr>
-              <w:t xml:space="preserve"> </w:t>
-            </w:r>
-            <w:r>
-              <w:rPr>
-                <w:rFonts w:ascii="Calibri" w:hAnsi="Calibri" w:eastAsia="微软雅黑"/>
-                <w:b w:val="0"/>
-                <w:color w:val="AAC4B6"/>
-                <w:sz w:val="21"/>
-              </w:rPr>
-              <w:t>散光</w:t>
-            </w:r>
-            <w:r>
-              <w:rPr>
-                <w:rFonts w:ascii="Calibri" w:hAnsi="Calibri" w:eastAsia="微软雅黑"/>
-                <w:b w:val="0"/>
-                <w:color w:val="AAC4B6"/>
-                <w:sz w:val="21"/>
-              </w:rPr>
-              <w:t xml:space="preserve"> </w:t>
-            </w:r>
-            <w:r>
-              <w:rPr>
-                <w:rFonts w:ascii="Calibri" w:hAnsi="Calibri" w:eastAsia="微软雅黑"/>
-                <w:b/>
-                <w:color w:val="FBBF24"/>
-                <w:sz w:val="21"/>
-              </w:rPr>
-              <w:t>鳍片</w:t>
-            </w:r>
-            <w:r>
-              <w:rPr>
-                <w:rFonts w:ascii="Calibri" w:hAnsi="Calibri" w:eastAsia="微软雅黑"/>
-                <w:b w:val="0"/>
-                <w:color w:val="AAC4B6"/>
-                <w:sz w:val="21"/>
-              </w:rPr>
-              <w:t>，</w:t>
-            </w:r>
           </w:p>
         </w:tc>
         <w:tc>
           <w:tcPr>
-            <w:tcW w:type="dxa" w:w="2108"/>
+            <w:tcW w:type="dxa" w:w="1171"/>
           </w:tcPr>
           <w:p>
             <w:pPr>
@@ -6111,11 +6172,20 @@
             <w:r>
               <w:rPr>
                 <w:rFonts w:ascii="Calibri" w:hAnsi="Calibri" w:eastAsia="微软雅黑"/>
+                <w:b/>
+                <w:color w:val="FCA5A5"/>
+                <w:sz w:val="21"/>
+              </w:rPr>
+              <w:t>铝制</w:t>
+            </w:r>
+            <w:r>
+              <w:rPr>
+                <w:rFonts w:ascii="Calibri" w:hAnsi="Calibri" w:eastAsia="微软雅黑"/>
                 <w:b w:val="0"/>
                 <w:color w:val="AAC4B6"/>
                 <w:sz w:val="21"/>
               </w:rPr>
-              <w:t>来</w:t>
+              <w:t xml:space="preserve"> </w:t>
             </w:r>
             <w:r>
               <w:rPr>
@@ -6124,67 +6194,13 @@
                 <w:color w:val="AAC4B6"/>
                 <w:sz w:val="21"/>
               </w:rPr>
-              <w:t xml:space="preserve"> </w:t>
-            </w:r>
-            <w:r>
-              <w:rPr>
-                <w:rFonts w:ascii="Calibri" w:hAnsi="Calibri" w:eastAsia="微软雅黑"/>
-                <w:b/>
-                <w:color w:val="38BDF8"/>
-                <w:sz w:val="21"/>
-              </w:rPr>
-              <w:t>散射</w:t>
-            </w:r>
-            <w:r>
-              <w:rPr>
-                <w:rFonts w:ascii="Calibri" w:hAnsi="Calibri" w:eastAsia="微软雅黑"/>
-                <w:b w:val="0"/>
-                <w:color w:val="AAC4B6"/>
-                <w:sz w:val="21"/>
-              </w:rPr>
-              <w:t xml:space="preserve"> </w:t>
-            </w:r>
-            <w:r>
-              <w:rPr>
-                <w:rFonts w:ascii="Calibri" w:hAnsi="Calibri" w:eastAsia="微软雅黑"/>
-                <w:b w:val="0"/>
-                <w:color w:val="AAC4B6"/>
-                <w:sz w:val="21"/>
-              </w:rPr>
-              <w:t>光线、减弱</w:t>
-            </w:r>
-            <w:r>
-              <w:rPr>
-                <w:rFonts w:ascii="Calibri" w:hAnsi="Calibri" w:eastAsia="微软雅黑"/>
-                <w:b w:val="0"/>
-                <w:color w:val="AAC4B6"/>
-                <w:sz w:val="21"/>
-              </w:rPr>
-              <w:t xml:space="preserve"> </w:t>
-            </w:r>
-            <w:r>
-              <w:rPr>
-                <w:rFonts w:ascii="Calibri" w:hAnsi="Calibri" w:eastAsia="微软雅黑"/>
-                <w:b/>
-                <w:color w:val="F472B6"/>
-                <w:sz w:val="21"/>
-              </w:rPr>
-              <w:t>亮度</w:t>
-            </w:r>
-            <w:r>
-              <w:rPr>
-                <w:rFonts w:ascii="Calibri" w:hAnsi="Calibri" w:eastAsia="微软雅黑"/>
-                <w:b w:val="0"/>
-                <w:color w:val="AAC4B6"/>
-                <w:sz w:val="21"/>
-              </w:rPr>
-              <w:t>，</w:t>
+              <w:t>散光</w:t>
             </w:r>
           </w:p>
         </w:tc>
         <w:tc>
           <w:tcPr>
-            <w:tcW w:type="dxa" w:w="2108"/>
+            <w:tcW w:type="dxa" w:w="1171"/>
           </w:tcPr>
           <w:p>
             <w:pPr>
@@ -6194,17 +6210,26 @@
             <w:r>
               <w:rPr>
                 <w:rFonts w:ascii="Calibri" w:hAnsi="Calibri" w:eastAsia="微软雅黑"/>
+                <w:b/>
+                <w:color w:val="FBBF24"/>
+                <w:sz w:val="21"/>
+              </w:rPr>
+              <w:t>鳍片</w:t>
+            </w:r>
+            <w:r>
+              <w:rPr>
+                <w:rFonts w:ascii="Calibri" w:hAnsi="Calibri" w:eastAsia="微软雅黑"/>
                 <w:b w:val="0"/>
                 <w:color w:val="AAC4B6"/>
                 <w:sz w:val="21"/>
               </w:rPr>
-              <w:t>据报道</w:t>
+              <w:t>，</w:t>
             </w:r>
           </w:p>
         </w:tc>
         <w:tc>
           <w:tcPr>
-            <w:tcW w:type="dxa" w:w="2108"/>
+            <w:tcW w:type="dxa" w:w="1171"/>
           </w:tcPr>
           <w:p>
             <w:pPr>
@@ -6218,13 +6243,120 @@
                 <w:color w:val="AAC4B6"/>
                 <w:sz w:val="21"/>
               </w:rPr>
-              <w:t>花费达</w:t>
+              <w:t>来</w:t>
             </w:r>
           </w:p>
         </w:tc>
         <w:tc>
           <w:tcPr>
-            <w:tcW w:type="dxa" w:w="2108"/>
+            <w:tcW w:type="dxa" w:w="1171"/>
+          </w:tcPr>
+          <w:p>
+            <w:pPr>
+              <w:spacing w:after="0"/>
+              <w:jc w:val="center"/>
+            </w:pPr>
+            <w:r>
+              <w:rPr>
+                <w:rFonts w:ascii="Calibri" w:hAnsi="Calibri" w:eastAsia="微软雅黑"/>
+                <w:b/>
+                <w:color w:val="38BDF8"/>
+                <w:sz w:val="21"/>
+              </w:rPr>
+              <w:t>散射</w:t>
+            </w:r>
+            <w:r>
+              <w:rPr>
+                <w:rFonts w:ascii="Calibri" w:hAnsi="Calibri" w:eastAsia="微软雅黑"/>
+                <w:b w:val="0"/>
+                <w:color w:val="AAC4B6"/>
+                <w:sz w:val="21"/>
+              </w:rPr>
+              <w:t xml:space="preserve"> </w:t>
+            </w:r>
+            <w:r>
+              <w:rPr>
+                <w:rFonts w:ascii="Calibri" w:hAnsi="Calibri" w:eastAsia="微软雅黑"/>
+                <w:b w:val="0"/>
+                <w:color w:val="AAC4B6"/>
+                <w:sz w:val="21"/>
+              </w:rPr>
+              <w:t>光线、减弱</w:t>
+            </w:r>
+          </w:p>
+        </w:tc>
+        <w:tc>
+          <w:tcPr>
+            <w:tcW w:type="dxa" w:w="1171"/>
+          </w:tcPr>
+          <w:p>
+            <w:pPr>
+              <w:spacing w:after="0"/>
+              <w:jc w:val="center"/>
+            </w:pPr>
+            <w:r>
+              <w:rPr>
+                <w:rFonts w:ascii="Calibri" w:hAnsi="Calibri" w:eastAsia="微软雅黑"/>
+                <w:b/>
+                <w:color w:val="F472B6"/>
+                <w:sz w:val="21"/>
+              </w:rPr>
+              <w:t>亮度</w:t>
+            </w:r>
+            <w:r>
+              <w:rPr>
+                <w:rFonts w:ascii="Calibri" w:hAnsi="Calibri" w:eastAsia="微软雅黑"/>
+                <w:b w:val="0"/>
+                <w:color w:val="AAC4B6"/>
+                <w:sz w:val="21"/>
+              </w:rPr>
+              <w:t>，</w:t>
+            </w:r>
+          </w:p>
+        </w:tc>
+        <w:tc>
+          <w:tcPr>
+            <w:tcW w:type="dxa" w:w="1171"/>
+          </w:tcPr>
+          <w:p>
+            <w:pPr>
+              <w:spacing w:after="0"/>
+              <w:jc w:val="center"/>
+            </w:pPr>
+            <w:r>
+              <w:rPr>
+                <w:rFonts w:ascii="Calibri" w:hAnsi="Calibri" w:eastAsia="微软雅黑"/>
+                <w:b w:val="0"/>
+                <w:color w:val="AAC4B6"/>
+                <w:sz w:val="21"/>
+              </w:rPr>
+              <w:t>据报道</w:t>
+            </w:r>
+          </w:p>
+        </w:tc>
+        <w:tc>
+          <w:tcPr>
+            <w:tcW w:type="dxa" w:w="1171"/>
+          </w:tcPr>
+          <w:p>
+            <w:pPr>
+              <w:spacing w:after="0"/>
+              <w:jc w:val="center"/>
+            </w:pPr>
+            <w:r>
+              <w:rPr>
+                <w:rFonts w:ascii="Calibri" w:hAnsi="Calibri" w:eastAsia="微软雅黑"/>
+                <w:b w:val="0"/>
+                <w:color w:val="AAC4B6"/>
+                <w:sz w:val="21"/>
+              </w:rPr>
+              <w:t>花费达</w:t>
+            </w:r>
+          </w:p>
+        </w:tc>
+        <w:tc>
+          <w:tcPr>
+            <w:tcW w:type="dxa" w:w="1171"/>
           </w:tcPr>
           <w:p>
             <w:pPr>
